--- a/2026491_CA1_Strategic_Thinking_Proposal_v1.docx
+++ b/2026491_CA1_Strategic_Thinking_Proposal_v1.docx
@@ -598,6 +598,10 @@
     <w:sdt>
       <w:sdtPr>
         <w:rPr>
+          <w:rFonts w:ascii="Calibri" w:eastAsia="Calibri" w:hAnsi="Calibri" w:cs="Calibri"/>
+          <w:color w:val="auto"/>
+          <w:sz w:val="22"/>
+          <w:szCs w:val="22"/>
           <w:lang w:val="es-ES"/>
         </w:rPr>
         <w:id w:val="-1541195105"/>
@@ -608,12 +612,8 @@
       </w:sdtPr>
       <w:sdtEndPr>
         <w:rPr>
-          <w:rFonts w:ascii="Calibri" w:eastAsia="Calibri" w:hAnsi="Calibri" w:cs="Calibri"/>
-          <w:b/>
-          <w:bCs/>
-          <w:color w:val="auto"/>
-          <w:sz w:val="22"/>
-          <w:szCs w:val="22"/>
+          <w:b/>
+          <w:bCs/>
         </w:rPr>
       </w:sdtEndPr>
       <w:sdtContent>
@@ -2435,11 +2435,50 @@
     <w:p>
       <w:pPr>
         <w:pStyle w:val="Ttulo1"/>
+        <w:jc w:val="center"/>
+        <w:rPr>
+          <w:rFonts w:ascii="Calibri" w:hAnsi="Calibri" w:cs="Calibri"/>
+          <w:b/>
+          <w:bCs/>
+          <w:color w:val="000000" w:themeColor="text1"/>
+          <w:sz w:val="24"/>
+          <w:szCs w:val="24"/>
+        </w:rPr>
       </w:pPr>
       <w:bookmarkStart w:id="1" w:name="_Toc243571237"/>
       <w:r>
+        <w:rPr>
+          <w:rFonts w:ascii="Calibri" w:hAnsi="Calibri" w:cs="Calibri"/>
+          <w:b/>
+          <w:bCs/>
+          <w:color w:val="000000" w:themeColor="text1"/>
+          <w:sz w:val="24"/>
+          <w:szCs w:val="24"/>
+        </w:rPr>
         <w:lastRenderedPageBreak/>
-        <w:t>Predictive Analytics of Pedestrian Footfall to Support Retail and   Hospitality Business Planning in Dublin City Centre</w:t>
+        <w:t xml:space="preserve">Predictive Analytics of Pedestrian Footfall to Support Retail and   Hospitality Business </w:t>
+      </w:r>
+      <w:r>
+        <w:rPr>
+          <w:rFonts w:ascii="Calibri" w:hAnsi="Calibri" w:cs="Calibri"/>
+          <w:b/>
+          <w:bCs/>
+          <w:color w:val="000000" w:themeColor="text1"/>
+          <w:sz w:val="24"/>
+          <w:szCs w:val="24"/>
+        </w:rPr>
+        <w:t xml:space="preserve">        </w:t>
+      </w:r>
+      <w:r>
+        <w:rPr>
+          <w:rFonts w:ascii="Calibri" w:hAnsi="Calibri" w:cs="Calibri"/>
+          <w:b/>
+          <w:bCs/>
+          <w:color w:val="000000" w:themeColor="text1"/>
+          <w:sz w:val="24"/>
+          <w:szCs w:val="24"/>
+        </w:rPr>
+        <w:t>Planning in Dublin City Centre</w:t>
       </w:r>
       <w:bookmarkEnd w:id="1"/>
     </w:p>
@@ -2447,6 +2486,14 @@
       <w:pPr>
         <w:pStyle w:val="Ttulo2"/>
         <w:rPr>
+          <w:sz w:val="24"/>
+          <w:szCs w:val="24"/>
+          <w:lang w:val="es-CL"/>
+        </w:rPr>
+      </w:pPr>
+      <w:bookmarkStart w:id="2" w:name="_Toc243571238"/>
+      <w:r>
+        <w:rPr>
           <w:rFonts w:ascii="Calibri" w:hAnsi="Calibri" w:cs="Calibri"/>
           <w:b/>
           <w:bCs/>
@@ -2454,8 +2501,9 @@
           <w:sz w:val="24"/>
           <w:szCs w:val="24"/>
         </w:rPr>
-      </w:pPr>
-      <w:bookmarkStart w:id="2" w:name="_Toc243571238"/>
+        <w:t xml:space="preserve">2. </w:t>
+      </w:r>
+      <w:bookmarkEnd w:id="2"/>
       <w:r>
         <w:rPr>
           <w:rFonts w:ascii="Calibri" w:hAnsi="Calibri" w:cs="Calibri"/>
@@ -2465,9 +2513,8 @@
           <w:sz w:val="24"/>
           <w:szCs w:val="24"/>
         </w:rPr>
-        <w:t>2. Introduction</w:t>
-      </w:r>
-      <w:bookmarkEnd w:id="2"/>
+        <w:t>Introduction</w:t>
+      </w:r>
     </w:p>
     <w:p>
       <w:pPr>
@@ -2475,14 +2522,42 @@
         <w:rPr>
           <w:sz w:val="24"/>
           <w:szCs w:val="24"/>
-        </w:rPr>
-      </w:pPr>
-      <w:r>
-        <w:rPr>
-          <w:sz w:val="24"/>
-          <w:szCs w:val="24"/>
-        </w:rPr>
-        <w:t>Pedestrian activity in Dublin City Centre varies by location, day and time, creating challenges for retail and hospitality planning. This project proposes analysing historical pedestrian counts and developing a predictive model to estimate future footfall. The findings could help local businesses plan staffing, stock levels and promotional activities according to expected pedestrian activity.</w:t>
+          <w:lang w:val="en-US"/>
+        </w:rPr>
+      </w:pPr>
+      <w:r>
+        <w:rPr>
+          <w:sz w:val="24"/>
+          <w:szCs w:val="24"/>
+          <w:lang w:val="en-US"/>
+        </w:rPr>
+        <w:t xml:space="preserve">Pedestrian activity in the city center varies in location, day, and time, thereby creating challenges for retail and hospitality planning. This project proposes to </w:t>
+      </w:r>
+      <w:proofErr w:type="spellStart"/>
+      <w:r>
+        <w:rPr>
+          <w:sz w:val="24"/>
+          <w:szCs w:val="24"/>
+          <w:lang w:val="en-US"/>
+        </w:rPr>
+        <w:t>analyse</w:t>
+      </w:r>
+      <w:proofErr w:type="spellEnd"/>
+      <w:r>
+        <w:rPr>
+          <w:sz w:val="24"/>
+          <w:szCs w:val="24"/>
+          <w:lang w:val="en-US"/>
+        </w:rPr>
+        <w:t xml:space="preserve"> the historical pedestrian flows and to develop a predictive model to predict the future. In this way, the local businesses could plan their staffing, their inventories and their promotions.</w:t>
+      </w:r>
+      <w:r>
+        <w:rPr>
+          <w:sz w:val="24"/>
+          <w:szCs w:val="24"/>
+          <w:lang w:val="en-US"/>
+        </w:rPr>
+        <w:br/>
       </w:r>
     </w:p>
     <w:p>
@@ -2495,6 +2570,7 @@
           <w:color w:val="000000" w:themeColor="text1"/>
           <w:sz w:val="24"/>
           <w:szCs w:val="24"/>
+          <w:lang w:val="en-US"/>
         </w:rPr>
       </w:pPr>
       <w:bookmarkStart w:id="3" w:name="_Toc243571239"/>
@@ -2510,44 +2586,88 @@
         <w:t>3. Problem Definition</w:t>
       </w:r>
       <w:bookmarkEnd w:id="3"/>
-    </w:p>
-    <w:p>
-      <w:pPr>
-        <w:pBdr>
-          <w:top w:val="nil"/>
-          <w:left w:val="nil"/>
-          <w:bottom w:val="nil"/>
-          <w:right w:val="nil"/>
-          <w:between w:val="nil"/>
-        </w:pBdr>
-        <w:spacing w:line="240" w:lineRule="auto"/>
-        <w:rPr>
-          <w:color w:val="000000"/>
-          <w:sz w:val="24"/>
-          <w:szCs w:val="24"/>
-        </w:rPr>
-      </w:pPr>
-      <w:r>
-        <w:rPr>
-          <w:sz w:val="24"/>
-          <w:szCs w:val="24"/>
-        </w:rPr>
-        <w:t>Retail and hospitality businesses in Dublin City Centre may lack reliable footfall forecasts, making staffing, stock and promotion planning more difficult. This project will investigate whether historical pedestrian counts can identify patterns and predict busy and quiet periods at selected locations, providing information to support these operational decisions.</w:t>
-      </w:r>
-      <w:r>
-        <w:rPr>
-          <w:sz w:val="24"/>
-          <w:szCs w:val="24"/>
-        </w:rPr>
-        <w:br/>
-      </w:r>
-      <w:r>
-        <w:rPr>
-          <w:color w:val="000000"/>
-          <w:sz w:val="24"/>
-          <w:szCs w:val="24"/>
-        </w:rPr>
-        <w:t>For example, making too much stock during slow times could lead to more waste, while not having enough staff when it's busy could hurt customer service. But pedestrian counts don’t tell you how many people actually go into a store or buy something. So, the project is meant to give helpful info for planning, not to directly predict customer demand or sales.</w:t>
+      <w:r>
+        <w:rPr>
+          <w:rFonts w:ascii="Calibri" w:hAnsi="Calibri" w:cs="Calibri"/>
+          <w:b/>
+          <w:bCs/>
+          <w:color w:val="000000" w:themeColor="text1"/>
+          <w:sz w:val="24"/>
+          <w:szCs w:val="24"/>
+        </w:rPr>
+        <w:br/>
+      </w:r>
+      <w:r>
+        <w:rPr>
+          <w:rFonts w:ascii="Calibri" w:hAnsi="Calibri" w:cs="Calibri"/>
+          <w:color w:val="000000" w:themeColor="text1"/>
+          <w:sz w:val="24"/>
+          <w:szCs w:val="24"/>
+          <w:lang w:val="en-US"/>
+        </w:rPr>
+        <w:t xml:space="preserve">The business sector in the city </w:t>
+      </w:r>
+      <w:proofErr w:type="spellStart"/>
+      <w:r>
+        <w:rPr>
+          <w:rFonts w:ascii="Calibri" w:hAnsi="Calibri" w:cs="Calibri"/>
+          <w:color w:val="000000" w:themeColor="text1"/>
+          <w:sz w:val="24"/>
+          <w:szCs w:val="24"/>
+          <w:lang w:val="en-US"/>
+        </w:rPr>
+        <w:t>centre</w:t>
+      </w:r>
+      <w:proofErr w:type="spellEnd"/>
+      <w:r>
+        <w:rPr>
+          <w:rFonts w:ascii="Calibri" w:hAnsi="Calibri" w:cs="Calibri"/>
+          <w:color w:val="000000" w:themeColor="text1"/>
+          <w:sz w:val="24"/>
+          <w:szCs w:val="24"/>
+          <w:lang w:val="en-US"/>
+        </w:rPr>
+        <w:t xml:space="preserve">, which includes many retail and food service businesses, </w:t>
+      </w:r>
+      <w:r>
+        <w:rPr>
+          <w:rFonts w:ascii="Calibri" w:hAnsi="Calibri" w:cs="Calibri"/>
+          <w:color w:val="000000" w:themeColor="text1"/>
+          <w:sz w:val="24"/>
+          <w:szCs w:val="24"/>
+          <w:lang w:val="en-US"/>
+        </w:rPr>
+        <w:t>could have</w:t>
+      </w:r>
+      <w:r>
+        <w:rPr>
+          <w:rFonts w:ascii="Calibri" w:hAnsi="Calibri" w:cs="Calibri"/>
+          <w:color w:val="000000" w:themeColor="text1"/>
+          <w:sz w:val="24"/>
+          <w:szCs w:val="24"/>
+          <w:lang w:val="en-US"/>
+        </w:rPr>
+        <w:t xml:space="preserve"> difficulties </w:t>
+      </w:r>
+      <w:r>
+        <w:rPr>
+          <w:rFonts w:ascii="Calibri" w:hAnsi="Calibri" w:cs="Calibri"/>
+          <w:color w:val="000000" w:themeColor="text1"/>
+          <w:sz w:val="24"/>
+          <w:szCs w:val="24"/>
+          <w:lang w:val="en-US"/>
+        </w:rPr>
+        <w:t>managing</w:t>
+      </w:r>
+      <w:r>
+        <w:rPr>
+          <w:rFonts w:ascii="Calibri" w:hAnsi="Calibri" w:cs="Calibri"/>
+          <w:color w:val="000000" w:themeColor="text1"/>
+          <w:sz w:val="24"/>
+          <w:szCs w:val="24"/>
+          <w:lang w:val="en-US"/>
+        </w:rPr>
+        <w:t xml:space="preserve"> staff, stock and promotions, which are critical to their operational planning. The project will investigate whether historical pedestrian counts can identify patterns and predict busy and quiet periods at selected locations. But a footfall count does not tell you how many people enter the shop or buy anything, so this project is intended to provide useful information for planning, not to predict demand or sales. Consequently, if you have too much stock during a quiet time, it could lead to more waste, and if there isn't enough staff at a busy time, you might be in trouble with your customers.</w:t>
       </w:r>
     </w:p>
     <w:p>
@@ -2562,6 +2682,19 @@
           <w:szCs w:val="24"/>
         </w:rPr>
       </w:pPr>
+    </w:p>
+    <w:p>
+      <w:pPr>
+        <w:pStyle w:val="Ttulo2"/>
+        <w:rPr>
+          <w:rFonts w:ascii="Calibri" w:hAnsi="Calibri" w:cs="Calibri"/>
+          <w:b/>
+          <w:bCs/>
+          <w:color w:val="000000" w:themeColor="text1"/>
+          <w:sz w:val="24"/>
+          <w:szCs w:val="24"/>
+        </w:rPr>
+      </w:pPr>
       <w:bookmarkStart w:id="4" w:name="_Toc243571240"/>
       <w:r>
         <w:rPr>
@@ -2589,21 +2722,30 @@
           <w:sz w:val="24"/>
           <w:szCs w:val="24"/>
         </w:rPr>
-        <w:t>To analyse and predict pedestrian footfall at selected Dublin City Centre locations to support operational planning for retail and hospitality businesses.</w:t>
+        <w:t xml:space="preserve">To analyse and predict pedestrian footfall </w:t>
+      </w:r>
+      <w:r>
+        <w:rPr>
+          <w:sz w:val="24"/>
+          <w:szCs w:val="24"/>
+        </w:rPr>
+        <w:t xml:space="preserve">in certain areas of the city centre, to aid the operational planning of retail and hospitality businesses  </w:t>
       </w:r>
     </w:p>
     <w:p>
       <w:pPr>
         <w:pStyle w:val="Subttulo"/>
         <w:rPr>
-          <w:b/>
-          <w:bCs/>
-          <w:sz w:val="24"/>
-          <w:szCs w:val="24"/>
-        </w:rPr>
-      </w:pPr>
-      <w:r>
-        <w:rPr>
+          <w:rFonts w:cs="Calibri"/>
+          <w:b/>
+          <w:bCs/>
+          <w:sz w:val="24"/>
+          <w:szCs w:val="24"/>
+        </w:rPr>
+      </w:pPr>
+      <w:r>
+        <w:rPr>
+          <w:rFonts w:cs="Calibri"/>
           <w:b/>
           <w:bCs/>
           <w:color w:val="000000" w:themeColor="text1"/>
@@ -2615,82 +2757,123 @@
     </w:p>
     <w:p>
       <w:pPr>
+        <w:pStyle w:val="Prrafodelista"/>
         <w:numPr>
           <w:ilvl w:val="0"/>
           <w:numId w:val="1"/>
         </w:numPr>
-        <w:spacing w:before="240" w:after="0" w:line="240" w:lineRule="auto"/>
-        <w:rPr>
-          <w:sz w:val="24"/>
-          <w:szCs w:val="24"/>
-        </w:rPr>
-      </w:pPr>
-      <w:r>
-        <w:rPr>
-          <w:sz w:val="24"/>
-          <w:szCs w:val="24"/>
+        <w:spacing w:before="100" w:beforeAutospacing="1" w:after="100" w:afterAutospacing="1" w:line="240" w:lineRule="auto"/>
+        <w:rPr>
+          <w:rFonts w:eastAsia="Times New Roman"/>
+          <w:sz w:val="24"/>
+          <w:szCs w:val="24"/>
+          <w:lang w:val="en-US"/>
+        </w:rPr>
+      </w:pPr>
+      <w:r>
+        <w:rPr>
+          <w:rFonts w:eastAsia="Times New Roman"/>
+          <w:sz w:val="24"/>
+          <w:szCs w:val="24"/>
+          <w:lang w:val="en-US"/>
         </w:rPr>
         <w:t>Assess data quality and prepare historical pedestrian counts for analysis.</w:t>
       </w:r>
     </w:p>
     <w:p>
       <w:pPr>
+        <w:pStyle w:val="Prrafodelista"/>
         <w:numPr>
           <w:ilvl w:val="0"/>
           <w:numId w:val="1"/>
         </w:numPr>
-        <w:spacing w:after="0" w:line="240" w:lineRule="auto"/>
-        <w:rPr>
-          <w:sz w:val="24"/>
-          <w:szCs w:val="24"/>
-        </w:rPr>
-      </w:pPr>
-      <w:r>
-        <w:rPr>
-          <w:sz w:val="24"/>
-          <w:szCs w:val="24"/>
+        <w:spacing w:before="100" w:beforeAutospacing="1" w:after="100" w:afterAutospacing="1" w:line="240" w:lineRule="auto"/>
+        <w:rPr>
+          <w:rFonts w:eastAsia="Times New Roman"/>
+          <w:sz w:val="24"/>
+          <w:szCs w:val="24"/>
+          <w:lang w:val="en-US"/>
+        </w:rPr>
+      </w:pPr>
+      <w:r>
+        <w:rPr>
+          <w:rFonts w:eastAsia="Times New Roman"/>
+          <w:sz w:val="24"/>
+          <w:szCs w:val="24"/>
+          <w:lang w:val="en-US"/>
         </w:rPr>
         <w:t>Identify hourly, weekly and seasonal footfall patterns at selected locations.</w:t>
       </w:r>
     </w:p>
     <w:p>
       <w:pPr>
+        <w:pStyle w:val="Prrafodelista"/>
         <w:numPr>
           <w:ilvl w:val="0"/>
           <w:numId w:val="1"/>
         </w:numPr>
-        <w:spacing w:after="0" w:line="240" w:lineRule="auto"/>
-        <w:rPr>
-          <w:sz w:val="24"/>
-          <w:szCs w:val="24"/>
-        </w:rPr>
-      </w:pPr>
-      <w:r>
-        <w:rPr>
-          <w:sz w:val="24"/>
-          <w:szCs w:val="24"/>
+        <w:spacing w:before="100" w:beforeAutospacing="1" w:after="100" w:afterAutospacing="1" w:line="240" w:lineRule="auto"/>
+        <w:rPr>
+          <w:rFonts w:eastAsia="Times New Roman"/>
+          <w:sz w:val="24"/>
+          <w:szCs w:val="24"/>
+          <w:lang w:val="en-US"/>
+        </w:rPr>
+      </w:pPr>
+      <w:r>
+        <w:rPr>
+          <w:rFonts w:eastAsia="Times New Roman"/>
+          <w:sz w:val="24"/>
+          <w:szCs w:val="24"/>
+          <w:lang w:val="en-US"/>
         </w:rPr>
         <w:t>Develop and evaluate a predictive model against a simple baseline.</w:t>
       </w:r>
     </w:p>
     <w:p>
       <w:pPr>
+        <w:pStyle w:val="Prrafodelista"/>
         <w:numPr>
           <w:ilvl w:val="0"/>
           <w:numId w:val="1"/>
         </w:numPr>
-        <w:spacing w:after="240" w:line="240" w:lineRule="auto"/>
-        <w:rPr>
-          <w:sz w:val="24"/>
-          <w:szCs w:val="24"/>
-        </w:rPr>
-      </w:pPr>
-      <w:r>
-        <w:rPr>
-          <w:sz w:val="24"/>
-          <w:szCs w:val="24"/>
-        </w:rPr>
-        <w:t>Present findings through clear visualisations and discuss their implications for staffing, stock and promotion planning.</w:t>
+        <w:spacing w:before="100" w:beforeAutospacing="1" w:after="100" w:afterAutospacing="1" w:line="240" w:lineRule="auto"/>
+        <w:rPr>
+          <w:rFonts w:eastAsia="Times New Roman"/>
+          <w:sz w:val="24"/>
+          <w:szCs w:val="24"/>
+          <w:lang w:val="en-US"/>
+        </w:rPr>
+      </w:pPr>
+      <w:bookmarkStart w:id="5" w:name="_Toc243571241"/>
+      <w:r>
+        <w:rPr>
+          <w:rFonts w:eastAsia="Times New Roman"/>
+          <w:sz w:val="24"/>
+          <w:szCs w:val="24"/>
+          <w:lang w:val="en-US"/>
+        </w:rPr>
+        <w:t xml:space="preserve">Present findings through clear </w:t>
+      </w:r>
+      <w:proofErr w:type="spellStart"/>
+      <w:r>
+        <w:rPr>
+          <w:rFonts w:eastAsia="Times New Roman"/>
+          <w:sz w:val="24"/>
+          <w:szCs w:val="24"/>
+          <w:lang w:val="en-US"/>
+        </w:rPr>
+        <w:t>visualisations</w:t>
+      </w:r>
+      <w:proofErr w:type="spellEnd"/>
+      <w:r>
+        <w:rPr>
+          <w:rFonts w:eastAsia="Times New Roman"/>
+          <w:sz w:val="24"/>
+          <w:szCs w:val="24"/>
+          <w:lang w:val="en-US"/>
+        </w:rPr>
+        <w:t xml:space="preserve"> and discuss their implications for staffing, stock and promotion planning.</w:t>
       </w:r>
     </w:p>
     <w:p>
@@ -2705,7 +2888,6 @@
           <w:szCs w:val="24"/>
         </w:rPr>
       </w:pPr>
-      <w:bookmarkStart w:id="5" w:name="_Toc243571241"/>
       <w:r>
         <w:rPr>
           <w:rFonts w:ascii="Calibri" w:hAnsi="Calibri" w:cs="Calibri"/>
@@ -2721,58 +2903,100 @@
     </w:p>
     <w:p>
       <w:pPr>
-        <w:spacing w:before="240" w:after="240" w:line="240" w:lineRule="auto"/>
-        <w:rPr>
-          <w:sz w:val="24"/>
-          <w:szCs w:val="24"/>
-        </w:rPr>
-      </w:pPr>
-      <w:r>
-        <w:rPr>
-          <w:sz w:val="24"/>
-          <w:szCs w:val="24"/>
-        </w:rPr>
-        <w:t xml:space="preserve">This project will analyse hourly pedestrian footfall data from 2025 at selected Dublin City Centre locations with sufficient data quality. It will include data cleaning, exploratory analysis, visualisation and predictive modelling. Findings will be interpreted to support staffing, promotions and stock planning. The scope excludes direct sales forecasting, </w:t>
-      </w:r>
-      <w:r>
-        <w:rPr>
-          <w:sz w:val="24"/>
-          <w:szCs w:val="24"/>
-        </w:rPr>
-        <w:lastRenderedPageBreak/>
-        <w:t>individual customer behaviour analysis and tracking. Footfall will indicate potential customer traffic rather than directly measure business performance.</w:t>
-      </w:r>
-      <w:r>
-        <w:rPr>
-          <w:sz w:val="24"/>
-          <w:szCs w:val="24"/>
-        </w:rPr>
-        <w:br/>
-      </w:r>
-      <w:r>
-        <w:rPr>
-          <w:sz w:val="24"/>
-          <w:szCs w:val="24"/>
-        </w:rPr>
-        <w:t>Selecting a small number of reliable counters will keep the project manageable and allow clearer comparisons between locations. The analysis will focus on patterns within 2025. As only one year is included, any seasonal findings will be interpreted cautiously and will not establish whether the same patterns repeat across different years.</w:t>
-      </w:r>
-    </w:p>
-    <w:p>
-      <w:pPr>
-        <w:pStyle w:val="Ttulo2"/>
-        <w:rPr>
-          <w:rFonts w:ascii="Calibri" w:hAnsi="Calibri" w:cs="Calibri"/>
-          <w:b/>
-          <w:bCs/>
-          <w:color w:val="000000" w:themeColor="text1"/>
-          <w:sz w:val="24"/>
-          <w:szCs w:val="24"/>
+        <w:rPr>
+          <w:lang w:val="en-US"/>
         </w:rPr>
       </w:pPr>
       <w:bookmarkStart w:id="6" w:name="_Toc243570954"/>
       <w:bookmarkStart w:id="7" w:name="_Toc243571242"/>
       <w:r>
         <w:rPr>
+          <w:lang w:val="en-US"/>
+        </w:rPr>
+        <w:t xml:space="preserve">This study will </w:t>
+      </w:r>
+      <w:proofErr w:type="spellStart"/>
+      <w:r>
+        <w:rPr>
+          <w:lang w:val="en-US"/>
+        </w:rPr>
+        <w:t>analyse</w:t>
+      </w:r>
+      <w:proofErr w:type="spellEnd"/>
+      <w:r>
+        <w:rPr>
+          <w:lang w:val="en-US"/>
+        </w:rPr>
+        <w:t xml:space="preserve"> hourly pedestrian traffic data from the year 2025, at selected sites in the city </w:t>
+      </w:r>
+      <w:proofErr w:type="spellStart"/>
+      <w:r>
+        <w:rPr>
+          <w:lang w:val="en-US"/>
+        </w:rPr>
+        <w:t>centre</w:t>
+      </w:r>
+      <w:proofErr w:type="spellEnd"/>
+      <w:r>
+        <w:rPr>
+          <w:lang w:val="en-US"/>
+        </w:rPr>
+        <w:t xml:space="preserve"> with the necessary data quality. This includes data cleaning, exploration, </w:t>
+      </w:r>
+      <w:proofErr w:type="spellStart"/>
+      <w:r>
+        <w:rPr>
+          <w:lang w:val="en-US"/>
+        </w:rPr>
+        <w:t>visualisation</w:t>
+      </w:r>
+      <w:proofErr w:type="spellEnd"/>
+      <w:r>
+        <w:rPr>
+          <w:lang w:val="en-US"/>
+        </w:rPr>
+        <w:t xml:space="preserve"> and statistical modelling of the data. The study does not involve direct sales forecasting, customer </w:t>
+      </w:r>
+      <w:proofErr w:type="spellStart"/>
+      <w:r>
+        <w:rPr>
+          <w:lang w:val="en-US"/>
+        </w:rPr>
+        <w:t>behaviour</w:t>
+      </w:r>
+      <w:proofErr w:type="spellEnd"/>
+      <w:r>
+        <w:rPr>
+          <w:lang w:val="en-US"/>
+        </w:rPr>
+        <w:t xml:space="preserve"> analysis or tracking. The result will be used to assist with the planning of staffing, promotions and stock. This study is based on selected reliable data from 2025. By selecting </w:t>
+      </w:r>
+      <w:proofErr w:type="gramStart"/>
+      <w:r>
+        <w:rPr>
+          <w:lang w:val="en-US"/>
+        </w:rPr>
+        <w:t>just</w:t>
+      </w:r>
+      <w:proofErr w:type="gramEnd"/>
+      <w:r>
+        <w:rPr>
+          <w:lang w:val="en-US"/>
+        </w:rPr>
+        <w:t xml:space="preserve"> a small number of reliable counters, the project will be manageable and comparisons between locations will be more meaningful. As only one year is used, any findings on the seasonal patterns </w:t>
+      </w:r>
+      <w:r>
+        <w:rPr>
+          <w:lang w:val="en-US"/>
+        </w:rPr>
+        <w:lastRenderedPageBreak/>
+        <w:t>will be interpreted cautiously and will not be able to determine whether the same pattern repeats year after year.</w:t>
+      </w:r>
+    </w:p>
+    <w:p>
+      <w:pPr>
+        <w:pStyle w:val="Ttulo2"/>
+        <w:rPr>
           <w:rFonts w:ascii="Calibri" w:hAnsi="Calibri" w:cs="Calibri"/>
           <w:b/>
           <w:bCs/>
@@ -2781,10 +3005,88 @@
           <w:szCs w:val="24"/>
           <w:lang w:val="en-US"/>
         </w:rPr>
-        <w:t>6. Methodology</w:t>
+      </w:pPr>
+      <w:r>
+        <w:rPr>
+          <w:rFonts w:ascii="Calibri" w:hAnsi="Calibri" w:cs="Calibri"/>
+          <w:b/>
+          <w:bCs/>
+          <w:color w:val="000000" w:themeColor="text1"/>
+          <w:sz w:val="24"/>
+          <w:szCs w:val="24"/>
+          <w:lang w:val="en-US"/>
+        </w:rPr>
+        <w:t xml:space="preserve">6. </w:t>
       </w:r>
       <w:bookmarkEnd w:id="6"/>
       <w:bookmarkEnd w:id="7"/>
+      <w:r>
+        <w:rPr>
+          <w:rFonts w:ascii="Calibri" w:hAnsi="Calibri" w:cs="Calibri"/>
+          <w:b/>
+          <w:bCs/>
+          <w:color w:val="000000" w:themeColor="text1"/>
+          <w:sz w:val="24"/>
+          <w:szCs w:val="24"/>
+          <w:lang w:val="en-US"/>
+        </w:rPr>
+        <w:t>Methodology</w:t>
+      </w:r>
+    </w:p>
+    <w:p>
+      <w:pPr>
+        <w:rPr>
+          <w:b/>
+          <w:bCs/>
+          <w:color w:val="000000" w:themeColor="text1"/>
+          <w:sz w:val="24"/>
+          <w:szCs w:val="24"/>
+        </w:rPr>
+      </w:pPr>
+      <w:r>
+        <w:rPr>
+          <w:sz w:val="24"/>
+          <w:szCs w:val="24"/>
+          <w:lang w:val="en-US"/>
+        </w:rPr>
+        <w:t xml:space="preserve">In the upcoming steps, preparation of data, exploratory analysis and prediction will be supported by the notebook in the python environment in </w:t>
+      </w:r>
+      <w:proofErr w:type="spellStart"/>
+      <w:r>
+        <w:rPr>
+          <w:sz w:val="24"/>
+          <w:szCs w:val="24"/>
+          <w:lang w:val="en-US"/>
+        </w:rPr>
+        <w:t>Jupyter</w:t>
+      </w:r>
+      <w:proofErr w:type="spellEnd"/>
+      <w:r>
+        <w:rPr>
+          <w:sz w:val="24"/>
+          <w:szCs w:val="24"/>
+          <w:lang w:val="en-US"/>
+        </w:rPr>
+        <w:t xml:space="preserve">. For organizing the data, we will use the </w:t>
+      </w:r>
+      <w:proofErr w:type="gramStart"/>
+      <w:r>
+        <w:rPr>
+          <w:sz w:val="24"/>
+          <w:szCs w:val="24"/>
+          <w:lang w:val="en-US"/>
+        </w:rPr>
+        <w:t>pandas</w:t>
+      </w:r>
+      <w:proofErr w:type="gramEnd"/>
+      <w:r>
+        <w:rPr>
+          <w:sz w:val="24"/>
+          <w:szCs w:val="24"/>
+          <w:lang w:val="en-US"/>
+        </w:rPr>
+        <w:t xml:space="preserve"> library, for visualizing Matplotlib, and for learning, we use scikit-learn.</w:t>
+      </w:r>
     </w:p>
     <w:p>
       <w:pPr>
@@ -2801,109 +3103,7 @@
           <w:szCs w:val="24"/>
           <w:lang w:val="en-US"/>
         </w:rPr>
-        <w:t xml:space="preserve">Python in </w:t>
-      </w:r>
-      <w:proofErr w:type="spellStart"/>
-      <w:r>
-        <w:rPr>
-          <w:sz w:val="24"/>
-          <w:szCs w:val="24"/>
-          <w:lang w:val="en-US"/>
-        </w:rPr>
-        <w:t>Jup</w:t>
-      </w:r>
-      <w:r>
-        <w:rPr>
-          <w:sz w:val="24"/>
-          <w:szCs w:val="24"/>
-          <w:lang w:val="en-US"/>
-        </w:rPr>
-        <w:t>y</w:t>
-      </w:r>
-      <w:r>
-        <w:rPr>
-          <w:sz w:val="24"/>
-          <w:szCs w:val="24"/>
-          <w:lang w:val="en-US"/>
-        </w:rPr>
-        <w:t>ter</w:t>
-      </w:r>
-      <w:proofErr w:type="spellEnd"/>
-      <w:r>
-        <w:rPr>
-          <w:sz w:val="24"/>
-          <w:szCs w:val="24"/>
-          <w:lang w:val="en-US"/>
-        </w:rPr>
-        <w:t xml:space="preserve"> Notebook will support data preparation, exploratory analysis and predictive modelling. pandas will be used to </w:t>
-      </w:r>
-      <w:proofErr w:type="spellStart"/>
-      <w:r>
-        <w:rPr>
-          <w:sz w:val="24"/>
-          <w:szCs w:val="24"/>
-          <w:lang w:val="en-US"/>
-        </w:rPr>
-        <w:t>organi</w:t>
-      </w:r>
-      <w:r>
-        <w:rPr>
-          <w:sz w:val="24"/>
-          <w:szCs w:val="24"/>
-          <w:lang w:val="en-US"/>
-        </w:rPr>
-        <w:t>s</w:t>
-      </w:r>
-      <w:r>
-        <w:rPr>
-          <w:sz w:val="24"/>
-          <w:szCs w:val="24"/>
-          <w:lang w:val="en-US"/>
-        </w:rPr>
-        <w:t>e</w:t>
-      </w:r>
-      <w:proofErr w:type="spellEnd"/>
-      <w:r>
-        <w:rPr>
-          <w:sz w:val="24"/>
-          <w:szCs w:val="24"/>
-          <w:lang w:val="en-US"/>
-        </w:rPr>
-        <w:t xml:space="preserve"> the data, Matplotlib to produce </w:t>
-      </w:r>
-      <w:proofErr w:type="spellStart"/>
-      <w:r>
-        <w:rPr>
-          <w:sz w:val="24"/>
-          <w:szCs w:val="24"/>
-          <w:lang w:val="en-US"/>
-        </w:rPr>
-        <w:t>visuali</w:t>
-      </w:r>
-      <w:r>
-        <w:rPr>
-          <w:sz w:val="24"/>
-          <w:szCs w:val="24"/>
-          <w:lang w:val="en-US"/>
-        </w:rPr>
-        <w:t>s</w:t>
-      </w:r>
-      <w:r>
-        <w:rPr>
-          <w:sz w:val="24"/>
-          <w:szCs w:val="24"/>
-          <w:lang w:val="en-US"/>
-        </w:rPr>
-        <w:t>ations</w:t>
-      </w:r>
-      <w:proofErr w:type="spellEnd"/>
-      <w:r>
-        <w:rPr>
-          <w:sz w:val="24"/>
-          <w:szCs w:val="24"/>
-          <w:lang w:val="en-US"/>
-        </w:rPr>
-        <w:t>, and scikit-learn to implement and evaluate the model.</w:t>
+        <w:t>Data preparation will address missing observations, duplicate timestamps, inactive counters, and suspected measurement irregularities. A small number of data-collection points will be selected based on their sufficiently complete and consistent records. Lost data will not be automatically set to zero, and all data preparation decisions will be accounted for.</w:t>
       </w:r>
     </w:p>
     <w:p>
@@ -2921,7 +3121,7 @@
           <w:szCs w:val="24"/>
           <w:lang w:val="en-US"/>
         </w:rPr>
-        <w:t>Data preparation will assess missing observations, duplicate timestamps, inactive counters and suspected measurement anomalies. A small number of locations with sufficiently complete and consistent records will be selected. Missing observations will not automatically be treated as zero, and preparation decisions will be documented.</w:t>
+        <w:t>The exploratory examination of the data will compare the hourly, weekday, and monthly patterns by means of line graphs, bar graphs and heat maps. These graphic results will reveal recurrent busy and quiet times.</w:t>
       </w:r>
     </w:p>
     <w:p>
@@ -2939,41 +3139,7 @@
           <w:szCs w:val="24"/>
           <w:lang w:val="en-US"/>
         </w:rPr>
-        <w:t xml:space="preserve">Exploratory analysis will compare hourly, weekday and monthly patterns using line charts, bar charts and heatmaps. These </w:t>
-      </w:r>
-      <w:proofErr w:type="spellStart"/>
-      <w:r>
-        <w:rPr>
-          <w:sz w:val="24"/>
-          <w:szCs w:val="24"/>
-          <w:lang w:val="en-US"/>
-        </w:rPr>
-        <w:t>visuali</w:t>
-      </w:r>
-      <w:r>
-        <w:rPr>
-          <w:sz w:val="24"/>
-          <w:szCs w:val="24"/>
-          <w:lang w:val="en-US"/>
-        </w:rPr>
-        <w:t>s</w:t>
-      </w:r>
-      <w:r>
-        <w:rPr>
-          <w:sz w:val="24"/>
-          <w:szCs w:val="24"/>
-          <w:lang w:val="en-US"/>
-        </w:rPr>
-        <w:t>ations</w:t>
-      </w:r>
-      <w:proofErr w:type="spellEnd"/>
-      <w:r>
-        <w:rPr>
-          <w:sz w:val="24"/>
-          <w:szCs w:val="24"/>
-          <w:lang w:val="en-US"/>
-        </w:rPr>
-        <w:t xml:space="preserve"> will help identify recurring busy and quiet periods.</w:t>
+        <w:t>Random Forests will be investigated because they can find nonlinear relationships between calendar features, previous counts, and future footfall. (scikit-learn developers, n.d.-b)</w:t>
       </w:r>
     </w:p>
     <w:p>
@@ -2991,7 +3157,7 @@
           <w:szCs w:val="24"/>
           <w:lang w:val="en-US"/>
         </w:rPr>
-        <w:t>A Random Forest regression model will be investigated because it can capture nonlinear relationships between calendar features, previous counts and future footfall (scikit-learn developers, n.d.-b). The proposed task is to predict pedestrian counts one hour ahead using only information available at prediction time.</w:t>
+        <w:t>The task is to predict the pedestrian traffic at one hour from the current hour using only the information available at the current time. For the training, we use the earlier observations, for the evaluation, the later observations (scikit-learn developers, n.d.-c)</w:t>
       </w:r>
     </w:p>
     <w:p>
@@ -3009,30 +3175,7 @@
           <w:szCs w:val="24"/>
           <w:lang w:val="en-US"/>
         </w:rPr>
-        <w:t xml:space="preserve">Earlier observations will be used for training and later observations for evaluation (scikit-learn developers, n.d.-c). The model will be compared with a seasonal baseline that predicts the count observed at the same hour one week earlier. MAE will express the average absolute prediction error in pedestrian counts (scikit-learn developers, n.d.-a). </w:t>
-      </w:r>
-      <w:r>
-        <w:rPr>
-          <w:sz w:val="24"/>
-          <w:szCs w:val="24"/>
-          <w:lang w:val="en-US"/>
-        </w:rPr>
-        <w:br/>
-      </w:r>
-      <w:r>
-        <w:rPr>
-          <w:sz w:val="24"/>
-          <w:szCs w:val="24"/>
-          <w:lang w:val="en-US"/>
-        </w:rPr>
-        <w:br/>
-      </w:r>
-      <w:r>
-        <w:rPr>
-          <w:sz w:val="24"/>
-          <w:szCs w:val="24"/>
-        </w:rPr>
-        <w:t>The seasonal baseline will provide a simple reference for deciding whether Random Forest adds predictive value. A lower MAE on the same test observations would indicate more accurate predictions. If the model does not improve on the baseline, this will still be reported and discussed as a useful finding.</w:t>
+        <w:t>The model is compared with a seasonal base line which predicts the count observed at the same time, a week earlier. An average absolute prediction error for pedestrian counts will be calculated from the data and expressed as the average absolute deviation from pedestrian count (scikit-learn developers, n.d.-a). The seasonal baseline will give a simple reference for judging whether Random Forest adds predictive value, and a lower MAE on the same test observations would indicate more accurate predictions. In other words, if Random Forest fails to improve the average prediction error on the baseline, this will be reported and discussed as a useful result</w:t>
       </w:r>
     </w:p>
     <w:p>
@@ -3176,9 +3319,6 @@
           <w:szCs w:val="24"/>
         </w:rPr>
       </w:pPr>
-      <w:r>
-        <w:br/>
-      </w:r>
       <w:bookmarkStart w:id="8" w:name="_Toc243570955"/>
       <w:bookmarkStart w:id="9" w:name="_Toc243571243"/>
       <w:r>
@@ -3197,30 +3337,8 @@
     </w:p>
     <w:p>
       <w:pPr>
-        <w:spacing w:before="240" w:after="240"/>
-        <w:rPr>
-          <w:sz w:val="24"/>
-          <w:szCs w:val="24"/>
-        </w:rPr>
-      </w:pPr>
-      <w:r>
-        <w:rPr>
-          <w:sz w:val="24"/>
-          <w:szCs w:val="24"/>
-        </w:rPr>
-        <w:t>The project will use the 2025 Pedestrian Footfall DCC dataset published by Dublin City Council and accessed through data.gov.ie. It contains 8,760 hourly records collected by a network of counters across central Dublin, with timestamps and pedestrian counts suitable for pattern analysis and predictive modelling. The dataset is published under a Creative Commons Attribution licence, whose conditions will be followed, including acknowledgement of the source (Dublin City Council, n.d.).</w:t>
-      </w:r>
-    </w:p>
-    <w:p>
-      <w:pPr>
-        <w:pStyle w:val="Ttulo2"/>
-        <w:rPr>
-          <w:rFonts w:ascii="Calibri" w:hAnsi="Calibri" w:cs="Calibri"/>
-          <w:b/>
-          <w:bCs/>
-          <w:color w:val="000000" w:themeColor="text1"/>
-          <w:sz w:val="24"/>
-          <w:szCs w:val="24"/>
+        <w:rPr>
+          <w:lang w:val="en-US"/>
         </w:rPr>
       </w:pPr>
       <w:bookmarkStart w:id="10" w:name="_heading=h.td0f3b6j11go" w:colFirst="0" w:colLast="0"/>
@@ -3229,7 +3347,24 @@
       <w:bookmarkEnd w:id="10"/>
       <w:r>
         <w:rPr>
-          <w:rFonts w:ascii="Calibri" w:hAnsi="Calibri" w:cs="Calibri"/>
+          <w:lang w:val="en-US"/>
+        </w:rPr>
+        <w:t>In this project, we will use a Dublin City Council Pedestrian Footfall Dataset that is published on data.gov.ie. This contains 8,760 hourly data records from a network of counters across central Dublin, with timestamps and counts of pedestrians, suitable for pattern analysis and prediction modelling. The set is available under a Creative Commons license and will be used in conformity with that license, including acknowledgment of its source (Dublin City Council, n.d.).</w:t>
+      </w:r>
+      <w:r>
+        <w:rPr>
+          <w:lang w:val="en-US"/>
+        </w:rPr>
+        <w:br/>
+      </w:r>
+      <w:r>
+        <w:rPr>
+          <w:lang w:val="en-US"/>
+        </w:rPr>
+        <w:br/>
+      </w:r>
+      <w:r>
+        <w:rPr>
           <w:b/>
           <w:bCs/>
           <w:color w:val="000000" w:themeColor="text1"/>
@@ -3240,26 +3375,31 @@
       </w:r>
       <w:bookmarkEnd w:id="11"/>
       <w:bookmarkEnd w:id="12"/>
-    </w:p>
-    <w:p>
-      <w:pPr>
-        <w:rPr>
-          <w:sz w:val="24"/>
-          <w:szCs w:val="24"/>
-          <w:lang w:val="en-US"/>
-        </w:rPr>
-      </w:pPr>
-      <w:r>
-        <w:rPr>
-          <w:sz w:val="24"/>
-          <w:szCs w:val="24"/>
-          <w:lang w:val="en-US"/>
-        </w:rPr>
-        <w:t xml:space="preserve">By the end of Semester 2, the project will deliver a cleaned dataset with documented preparation decisions, a </w:t>
+      <w:r>
+        <w:rPr>
+          <w:b/>
+          <w:bCs/>
+          <w:color w:val="000000" w:themeColor="text1"/>
+          <w:sz w:val="24"/>
+          <w:szCs w:val="24"/>
+        </w:rPr>
+        <w:br/>
+      </w:r>
+      <w:r>
+        <w:rPr>
+          <w:rFonts w:eastAsiaTheme="majorEastAsia"/>
+          <w:color w:val="000000" w:themeColor="text1"/>
+          <w:sz w:val="24"/>
+          <w:szCs w:val="24"/>
+          <w:lang w:val="en-US"/>
+        </w:rPr>
+        <w:t xml:space="preserve">This project will end with a cleansed and described data set, a </w:t>
       </w:r>
       <w:proofErr w:type="spellStart"/>
       <w:r>
         <w:rPr>
+          <w:rFonts w:eastAsiaTheme="majorEastAsia"/>
+          <w:color w:val="000000" w:themeColor="text1"/>
           <w:sz w:val="24"/>
           <w:szCs w:val="24"/>
           <w:lang w:val="en-US"/>
@@ -3269,39 +3409,44 @@
       <w:proofErr w:type="spellEnd"/>
       <w:r>
         <w:rPr>
-          <w:sz w:val="24"/>
-          <w:szCs w:val="24"/>
-          <w:lang w:val="en-US"/>
-        </w:rPr>
-        <w:t xml:space="preserve"> Notebook containing the analysis and predictive model, and an evaluation against a seasonal baseline using MAE. Clear </w:t>
-      </w:r>
-      <w:proofErr w:type="spellStart"/>
-      <w:r>
-        <w:rPr>
-          <w:sz w:val="24"/>
-          <w:szCs w:val="24"/>
-          <w:lang w:val="en-US"/>
-        </w:rPr>
-        <w:t>visualisations</w:t>
-      </w:r>
-      <w:proofErr w:type="spellEnd"/>
-      <w:r>
-        <w:rPr>
-          <w:sz w:val="24"/>
-          <w:szCs w:val="24"/>
-          <w:lang w:val="en-US"/>
-        </w:rPr>
-        <w:t xml:space="preserve"> will compare selected locations, show observed footfall patterns and present model predictions for busier and quieter periods. A final report will explain the findings, model errors and limitations, and discuss potential applications for staffing, stock and promotion planning. It will also explain where caution is needed when using the results.</w:t>
+          <w:rFonts w:eastAsiaTheme="majorEastAsia"/>
+          <w:color w:val="000000" w:themeColor="text1"/>
+          <w:sz w:val="24"/>
+          <w:szCs w:val="24"/>
+          <w:lang w:val="en-US"/>
+        </w:rPr>
+        <w:t xml:space="preserve"> notebook containing the analysis and a predictive model, and an evaluation of the model against a </w:t>
+      </w:r>
+      <w:r>
+        <w:rPr>
+          <w:color w:val="000000" w:themeColor="text1"/>
+          <w:sz w:val="24"/>
+          <w:szCs w:val="24"/>
+          <w:lang w:val="en-US"/>
+        </w:rPr>
+        <w:t>seasonal base line by mean absolute error (MAE). Clear visualizations will compare</w:t>
+      </w:r>
+      <w:r>
+        <w:rPr>
+          <w:rFonts w:eastAsiaTheme="majorEastAsia"/>
+          <w:color w:val="000000" w:themeColor="text1"/>
+          <w:sz w:val="24"/>
+          <w:szCs w:val="24"/>
+          <w:lang w:val="en-US"/>
+        </w:rPr>
+        <w:t xml:space="preserve"> selected locations, illustrate observed foot traffic patterns and predict future numbers for peak and off-peak times. A final report will explain the findings, the errors and limitations of the models and discuss the possible use in the staffing, stock and promotions department and explain where caution is necessary.</w:t>
       </w:r>
     </w:p>
     <w:p>
       <w:pPr>
         <w:pStyle w:val="Ttulo2"/>
         <w:rPr>
+          <w:rStyle w:val="SubttuloCar"/>
           <w:rFonts w:ascii="Calibri" w:hAnsi="Calibri" w:cs="Calibri"/>
           <w:b/>
           <w:bCs/>
           <w:color w:val="000000" w:themeColor="text1"/>
+          <w:spacing w:val="0"/>
           <w:sz w:val="24"/>
           <w:szCs w:val="24"/>
         </w:rPr>
@@ -3320,75 +3465,55 @@
         <w:t>9. Project Timeline</w:t>
       </w:r>
       <w:bookmarkEnd w:id="13"/>
-    </w:p>
-    <w:p>
-      <w:pPr>
-        <w:spacing w:before="240" w:after="240"/>
-        <w:rPr>
-          <w:rStyle w:val="SubttuloCar"/>
-          <w:b/>
-          <w:bCs/>
-          <w:color w:val="000000" w:themeColor="text1"/>
-          <w:sz w:val="20"/>
-          <w:szCs w:val="20"/>
-        </w:rPr>
-      </w:pPr>
-      <w:r>
-        <w:rPr>
-          <w:sz w:val="24"/>
-          <w:szCs w:val="24"/>
-          <w:lang w:val="en-US"/>
-        </w:rPr>
-        <w:t xml:space="preserve">Semester 1, from October to February, will focus on defining the business problem, reviewing relevant sources, checking data quality and carrying out exploratory analysis. Semester 2, from February to July, will include developing the predictive model, comparing it with the seasonal baseline, creating final </w:t>
-      </w:r>
-      <w:proofErr w:type="spellStart"/>
-      <w:r>
-        <w:rPr>
-          <w:sz w:val="24"/>
-          <w:szCs w:val="24"/>
-          <w:lang w:val="en-US"/>
-        </w:rPr>
-        <w:t>visuali</w:t>
-      </w:r>
-      <w:r>
-        <w:rPr>
-          <w:sz w:val="24"/>
-          <w:szCs w:val="24"/>
-          <w:lang w:val="en-US"/>
-        </w:rPr>
-        <w:t>s</w:t>
-      </w:r>
-      <w:r>
-        <w:rPr>
-          <w:sz w:val="24"/>
-          <w:szCs w:val="24"/>
-          <w:lang w:val="en-US"/>
-        </w:rPr>
-        <w:t>ations</w:t>
-      </w:r>
-      <w:proofErr w:type="spellEnd"/>
-      <w:r>
-        <w:rPr>
-          <w:sz w:val="24"/>
-          <w:szCs w:val="24"/>
-          <w:lang w:val="en-US"/>
-        </w:rPr>
-        <w:t xml:space="preserve"> and interpreting the results for business use. The work will be documented throughout the project. The final report and deliverables will be completed by the Semester 2 submission dea</w:t>
-      </w:r>
-      <w:r>
-        <w:rPr>
-          <w:sz w:val="24"/>
-          <w:szCs w:val="24"/>
-          <w:lang w:val="en-US"/>
-        </w:rPr>
-        <w:t>dline.</w:t>
-      </w:r>
-      <w:r>
-        <w:rPr>
-          <w:sz w:val="24"/>
-          <w:szCs w:val="24"/>
-        </w:rPr>
-        <w:t xml:space="preserve">      </w:t>
+      <w:r>
+        <w:rPr>
+          <w:rFonts w:ascii="Calibri" w:hAnsi="Calibri" w:cs="Calibri"/>
+          <w:b/>
+          <w:bCs/>
+          <w:color w:val="000000" w:themeColor="text1"/>
+          <w:sz w:val="24"/>
+          <w:szCs w:val="24"/>
+        </w:rPr>
+        <w:br/>
+      </w:r>
+      <w:r>
+        <w:rPr>
+          <w:rFonts w:ascii="Calibri" w:hAnsi="Calibri" w:cs="Calibri"/>
+          <w:b/>
+          <w:bCs/>
+          <w:color w:val="000000" w:themeColor="text1"/>
+          <w:sz w:val="24"/>
+          <w:szCs w:val="24"/>
+        </w:rPr>
+        <w:br/>
+      </w:r>
+      <w:r>
+        <w:rPr>
+          <w:rFonts w:ascii="Calibri" w:hAnsi="Calibri" w:cs="Calibri"/>
+          <w:color w:val="000000" w:themeColor="text1"/>
+          <w:sz w:val="24"/>
+          <w:szCs w:val="24"/>
+          <w:lang w:val="en-US"/>
+        </w:rPr>
+        <w:t>This project will take place over the course of two semesters: the first semester, from October to February, will focus on defining the problem, locating data sources, checking the quality of the data and conducting an initial data exploration. The second semester, February to July, will involve building the forecasting model, comparing it to the seasonal baseline, generating the final visualizations and interpreting the results for business use. The work will be kept up to date throughout the project, with the final report and deliverables being completed by the deadline of semester 2</w:t>
+      </w:r>
+      <w:r>
+        <w:rPr>
+          <w:rFonts w:ascii="Calibri" w:hAnsi="Calibri" w:cs="Calibri"/>
+          <w:color w:val="000000" w:themeColor="text1"/>
+          <w:sz w:val="24"/>
+          <w:szCs w:val="24"/>
+          <w:lang w:val="en-US"/>
+        </w:rPr>
+        <w:t>.</w:t>
+      </w:r>
+      <w:r>
+        <w:rPr>
+          <w:color w:val="000000" w:themeColor="text1"/>
+          <w:sz w:val="24"/>
+          <w:szCs w:val="24"/>
+        </w:rPr>
+        <w:t xml:space="preserve">    </w:t>
       </w:r>
       <w:r>
         <w:rPr>
@@ -3411,9 +3536,9 @@
           <w:lang w:val="es-CL"/>
         </w:rPr>
         <w:drawing>
-          <wp:inline distT="0" distB="0" distL="0" distR="0" wp14:anchorId="14D1558F" wp14:editId="3DCC17A1">
-            <wp:extent cx="4157003" cy="3898982"/>
-            <wp:effectExtent l="0" t="0" r="0" b="6350"/>
+          <wp:inline distT="0" distB="0" distL="0" distR="0" wp14:anchorId="14D1558F" wp14:editId="4D277183">
+            <wp:extent cx="4174435" cy="3915332"/>
+            <wp:effectExtent l="0" t="0" r="0" b="9525"/>
             <wp:docPr id="8" name="Imagen 8"/>
             <wp:cNvGraphicFramePr>
               <a:graphicFrameLocks xmlns:a="http://schemas.openxmlformats.org/drawingml/2006/main" noChangeAspect="1"/>
@@ -3443,7 +3568,7 @@
                   <pic:spPr bwMode="auto">
                     <a:xfrm>
                       <a:off x="0" y="0"/>
-                      <a:ext cx="4270366" cy="4005309"/>
+                      <a:ext cx="4323997" cy="4055611"/>
                     </a:xfrm>
                     <a:prstGeom prst="rect">
                       <a:avLst/>
@@ -3540,14 +3665,53 @@
         <w:rPr>
           <w:sz w:val="24"/>
           <w:szCs w:val="24"/>
-        </w:rPr>
-      </w:pPr>
-      <w:r>
-        <w:rPr>
-          <w:sz w:val="24"/>
-          <w:szCs w:val="24"/>
-        </w:rPr>
-        <w:t>The project will use publicly available aggregated pedestrian counts, without identifying or tracking individuals. The dataset’s attribution licence will be respected, and external sources will be referenced. Project files will be backed up and protected against unauthorised changes. Missing data, counter reliability and differences in location coverage will be documented to avoid misleading comparisons. Predictions will be presented as estimates, and footfall will not be treated as evidence of purchases or increased sales. AI assistance will be declared, with relevant prompts, outputs and verification recorded.</w:t>
+          <w:lang w:val="en-US"/>
+        </w:rPr>
+      </w:pPr>
+      <w:bookmarkStart w:id="15" w:name="_Toc243571247"/>
+      <w:r>
+        <w:rPr>
+          <w:sz w:val="24"/>
+          <w:szCs w:val="24"/>
+          <w:lang w:val="en-US"/>
+        </w:rPr>
+        <w:t xml:space="preserve">The work is based on public information on the number of people. The project uses data that is publicly available, without identifying or recognizing individual persons. It will respect the attribution of the </w:t>
+      </w:r>
+      <w:proofErr w:type="spellStart"/>
+      <w:r>
+        <w:rPr>
+          <w:sz w:val="24"/>
+          <w:szCs w:val="24"/>
+          <w:lang w:val="en-US"/>
+        </w:rPr>
+        <w:t>licence</w:t>
+      </w:r>
+      <w:proofErr w:type="spellEnd"/>
+      <w:r>
+        <w:rPr>
+          <w:sz w:val="24"/>
+          <w:szCs w:val="24"/>
+          <w:lang w:val="en-US"/>
+        </w:rPr>
+        <w:t xml:space="preserve">, it will make references to external sources, it shall protect its own records against </w:t>
+      </w:r>
+      <w:proofErr w:type="spellStart"/>
+      <w:r>
+        <w:rPr>
+          <w:sz w:val="24"/>
+          <w:szCs w:val="24"/>
+          <w:lang w:val="en-US"/>
+        </w:rPr>
+        <w:t>unauthorised</w:t>
+      </w:r>
+      <w:proofErr w:type="spellEnd"/>
+      <w:r>
+        <w:rPr>
+          <w:sz w:val="24"/>
+          <w:szCs w:val="24"/>
+          <w:lang w:val="en-US"/>
+        </w:rPr>
+        <w:t xml:space="preserve"> alteration and it shall present figures as estimates only, and not as absolute data, and footfall will not be treated as evidence of purchases or increased sales. Missing figures, the accuracy of the counters, the difference in coverage will be duly taken into account in order not to deceive in comparisons. Artificial intelligence will be declared and recorded, as will the help rendered in the prompting, the extraction and the verification.</w:t>
       </w:r>
     </w:p>
     <w:p>
@@ -3561,14 +3725,25 @@
       <w:r>
         <w:rPr>
           <w:rStyle w:val="Ttulo1Car"/>
+          <w:rFonts w:ascii="Calibri" w:hAnsi="Calibri" w:cs="Calibri"/>
+          <w:b/>
+          <w:bCs/>
+          <w:color w:val="000000" w:themeColor="text1"/>
+          <w:sz w:val="24"/>
+          <w:szCs w:val="24"/>
         </w:rPr>
         <w:lastRenderedPageBreak/>
-        <w:t xml:space="preserve">                                             </w:t>
-      </w:r>
-      <w:bookmarkStart w:id="15" w:name="_Toc243571247"/>
+        <w:t xml:space="preserve">                                                             </w:t>
+      </w:r>
       <w:r>
         <w:rPr>
           <w:rStyle w:val="Ttulo1Car"/>
+          <w:rFonts w:ascii="Calibri" w:hAnsi="Calibri" w:cs="Calibri"/>
+          <w:b/>
+          <w:bCs/>
+          <w:color w:val="000000" w:themeColor="text1"/>
+          <w:sz w:val="24"/>
+          <w:szCs w:val="24"/>
         </w:rPr>
         <w:t>Use of AI Tools</w:t>
       </w:r>
@@ -3919,76 +4094,46 @@
       <w:bookmarkEnd w:id="16"/>
       <w:r>
         <w:rPr>
-          <w:sz w:val="24"/>
-          <w:szCs w:val="24"/>
-        </w:rPr>
-        <w:br/>
-      </w:r>
-      <w:r>
-        <w:rPr>
-          <w:sz w:val="24"/>
-          <w:szCs w:val="24"/>
-          <w:lang w:val="en-US"/>
-        </w:rPr>
-        <w:br/>
-      </w:r>
-      <w:r>
-        <w:rPr>
-          <w:sz w:val="24"/>
-          <w:szCs w:val="24"/>
-          <w:lang w:val="en-US"/>
-        </w:rPr>
-        <w:t xml:space="preserve">I used ChatGPT to help draft, shorten and revise proposal text, discuss dataset suitability, and create and format the architecture diagram and Gantt chart. I chose this support to make the proposal clearer and </w:t>
-      </w:r>
-      <w:proofErr w:type="spellStart"/>
-      <w:r>
-        <w:rPr>
-          <w:sz w:val="24"/>
-          <w:szCs w:val="24"/>
-          <w:lang w:val="en-US"/>
-        </w:rPr>
-        <w:t>organi</w:t>
-      </w:r>
-      <w:r>
-        <w:rPr>
-          <w:sz w:val="24"/>
-          <w:szCs w:val="24"/>
-          <w:lang w:val="en-US"/>
-        </w:rPr>
-        <w:t>s</w:t>
-      </w:r>
-      <w:r>
-        <w:rPr>
-          <w:sz w:val="24"/>
-          <w:szCs w:val="24"/>
-          <w:lang w:val="en-US"/>
-        </w:rPr>
-        <w:t>e</w:t>
-      </w:r>
-      <w:proofErr w:type="spellEnd"/>
-      <w:r>
-        <w:rPr>
-          <w:sz w:val="24"/>
-          <w:szCs w:val="24"/>
-          <w:lang w:val="en-US"/>
-        </w:rPr>
-        <w:t xml:space="preserve"> the planned work. I compared suggestions and</w:t>
-      </w:r>
-      <w:r>
-        <w:rPr>
-          <w:sz w:val="24"/>
-          <w:szCs w:val="24"/>
-          <w:lang w:val="en-US"/>
-        </w:rPr>
-        <w:br/>
-      </w:r>
-      <w:r>
-        <w:rPr>
-          <w:sz w:val="24"/>
-          <w:szCs w:val="24"/>
-          <w:lang w:val="en-US"/>
-        </w:rPr>
-        <w:t>kept responsibility for the project decisions and the content included in my submission</w:t>
+          <w:rStyle w:val="Ttulo2Car"/>
+          <w:rFonts w:ascii="Calibri" w:hAnsi="Calibri" w:cs="Calibri"/>
+          <w:b/>
+          <w:bCs/>
+          <w:color w:val="000000" w:themeColor="text1"/>
+          <w:sz w:val="24"/>
+          <w:szCs w:val="24"/>
+        </w:rPr>
+        <w:br/>
+      </w:r>
+      <w:r>
+        <w:rPr>
+          <w:sz w:val="24"/>
+          <w:szCs w:val="24"/>
+        </w:rPr>
+        <w:br/>
+      </w:r>
+      <w:r>
+        <w:rPr>
+          <w:lang w:val="en-US"/>
+        </w:rPr>
+        <w:t xml:space="preserve">I chose </w:t>
+      </w:r>
+      <w:r>
+        <w:rPr>
+          <w:lang w:val="en-US"/>
+        </w:rPr>
+        <w:t>ChatGPT</w:t>
+      </w:r>
+      <w:r>
+        <w:rPr>
+          <w:lang w:val="en-US"/>
+        </w:rPr>
+        <w:t xml:space="preserve"> to improve the clarity of my proposal and to assist in organizing my work. I used Chat GPT to formulate, shorten, and revise the proposal text, discuss the suitability of the dataset, and create and format the architecture diagram and the Gantt chart. I compared suggestions and maintained responsibility for the project decisions and the content of my own proposal.</w:t>
+      </w:r>
+      <w:r>
+        <w:rPr>
+          <w:lang w:val="en-US"/>
+        </w:rPr>
+        <w:br/>
       </w:r>
       <w:r>
         <w:rPr>
@@ -3997,8 +4142,100 @@
           <w:szCs w:val="36"/>
           <w:lang w:val="en-US"/>
         </w:rPr>
-        <w:t>.</w:t>
-      </w:r>
+        <w:br/>
+      </w:r>
+      <w:r>
+        <w:rPr>
+          <w:rStyle w:val="Ttulo2Car"/>
+          <w:rFonts w:ascii="Calibri" w:hAnsi="Calibri" w:cs="Calibri"/>
+          <w:b/>
+          <w:bCs/>
+          <w:color w:val="000000" w:themeColor="text1"/>
+          <w:sz w:val="24"/>
+          <w:szCs w:val="24"/>
+        </w:rPr>
+        <w:t>Description</w:t>
+      </w:r>
+      <w:r>
+        <w:rPr>
+          <w:b/>
+          <w:bCs/>
+          <w:sz w:val="24"/>
+          <w:szCs w:val="24"/>
+          <w:lang w:val="en-US"/>
+        </w:rPr>
+        <w:br/>
+      </w:r>
+      <w:r>
+        <w:rPr>
+          <w:b/>
+          <w:bCs/>
+          <w:sz w:val="24"/>
+          <w:szCs w:val="24"/>
+          <w:lang w:val="en-US"/>
+        </w:rPr>
+        <w:br/>
+      </w:r>
+      <w:r>
+        <w:rPr>
+          <w:lang w:val="en-US"/>
+        </w:rPr>
+        <w:t>I asked GPT for help with getting my proposal under the one-thousand-word limit and whether I should use a data set of 8,760 rows and 118 columns. In addition, I asked for an example of a Gantt chart, instructions for creating diagram boxes in a Google doc, and help with the graphical architecture. In response to GPT's prompts, I also requested a monthly Gant chart with month labels.</w:t>
+      </w:r>
+    </w:p>
+    <w:p>
+      <w:pPr>
+        <w:rPr>
+          <w:b/>
+          <w:bCs/>
+          <w:sz w:val="24"/>
+          <w:szCs w:val="24"/>
+          <w:lang w:val="en-US"/>
+        </w:rPr>
+      </w:pPr>
+      <w:r>
+        <w:rPr>
+          <w:b/>
+          <w:bCs/>
+          <w:sz w:val="24"/>
+          <w:szCs w:val="24"/>
+          <w:lang w:val="en-US"/>
+        </w:rPr>
+        <w:br/>
+      </w:r>
+    </w:p>
+    <w:p>
+      <w:pPr>
+        <w:rPr>
+          <w:b/>
+          <w:bCs/>
+          <w:sz w:val="24"/>
+          <w:szCs w:val="24"/>
+          <w:lang w:val="en-US"/>
+        </w:rPr>
+      </w:pPr>
+    </w:p>
+    <w:p>
+      <w:pPr>
+        <w:rPr>
+          <w:lang w:val="en-US"/>
+        </w:rPr>
+      </w:pPr>
+      <w:bookmarkStart w:id="17" w:name="_Toc243571249"/>
+      <w:r>
+        <w:rPr>
+          <w:rStyle w:val="Ttulo2Car"/>
+          <w:rFonts w:ascii="Calibri" w:hAnsi="Calibri" w:cs="Calibri"/>
+          <w:b/>
+          <w:bCs/>
+          <w:color w:val="000000" w:themeColor="text1"/>
+          <w:sz w:val="24"/>
+          <w:szCs w:val="24"/>
+        </w:rPr>
+        <w:lastRenderedPageBreak/>
+        <w:t>Discernment</w:t>
+      </w:r>
+      <w:bookmarkEnd w:id="17"/>
       <w:r>
         <w:rPr>
           <w:color w:val="156082"/>
@@ -4019,6 +4256,48 @@
       </w:r>
       <w:r>
         <w:rPr>
+          <w:sz w:val="24"/>
+          <w:szCs w:val="24"/>
+          <w:lang w:val="en-US"/>
+        </w:rPr>
+        <w:t xml:space="preserve">I accepted the guidance and help that Chat GPT give me </w:t>
+      </w:r>
+      <w:r>
+        <w:rPr>
+          <w:lang w:val="en-US"/>
+        </w:rPr>
+        <w:t xml:space="preserve">to keep within the thousand-word limit. </w:t>
+      </w:r>
+      <w:r>
+        <w:rPr>
+          <w:lang w:val="en-US"/>
+        </w:rPr>
+        <w:t>I accepted amendments to the scope of the project which made it more definite, examined the architecture diagram to make sure it conformed to the intended phases of development, and asked for a redrawn version to improve the presentation. I changed the Gantt chart to show the expected months and semesters, realizing that some dates could not be confirmed without further notice. I classified the evaluation of the data set as an initial recommendation, because its suitability depends on data quality, not only on the 8,760 rows and 118 columns.</w:t>
+      </w:r>
+    </w:p>
+    <w:p>
+      <w:pPr>
+        <w:rPr>
+          <w:sz w:val="24"/>
+          <w:szCs w:val="24"/>
+          <w:lang w:val="en-US"/>
+        </w:rPr>
+      </w:pPr>
+    </w:p>
+    <w:p>
+      <w:pPr>
+        <w:rPr>
+          <w:rFonts w:eastAsiaTheme="majorEastAsia"/>
+          <w:b/>
+          <w:bCs/>
+          <w:color w:val="000000" w:themeColor="text1"/>
+          <w:spacing w:val="15"/>
+          <w:lang w:val="en-US"/>
+        </w:rPr>
+      </w:pPr>
+      <w:bookmarkStart w:id="18" w:name="_Toc243571250"/>
+      <w:r>
+        <w:rPr>
           <w:rStyle w:val="Ttulo2Car"/>
           <w:rFonts w:ascii="Calibri" w:hAnsi="Calibri" w:cs="Calibri"/>
           <w:b/>
@@ -4027,68 +4306,66 @@
           <w:sz w:val="24"/>
           <w:szCs w:val="24"/>
         </w:rPr>
-        <w:t>Description</w:t>
-      </w:r>
-      <w:r>
-        <w:rPr>
-          <w:b/>
-          <w:bCs/>
-          <w:sz w:val="24"/>
-          <w:szCs w:val="24"/>
-          <w:lang w:val="en-US"/>
-        </w:rPr>
-        <w:br/>
-      </w:r>
-      <w:r>
-        <w:rPr>
-          <w:b/>
-          <w:bCs/>
-          <w:sz w:val="24"/>
-          <w:szCs w:val="24"/>
-          <w:lang w:val="en-US"/>
-        </w:rPr>
-        <w:br/>
-      </w:r>
-      <w:r>
-        <w:rPr>
-          <w:sz w:val="24"/>
-          <w:szCs w:val="24"/>
-          <w:lang w:val="en-US"/>
-        </w:rPr>
-        <w:t>I asked ChatGPT to shorten proposal paragraphs to help meet the 1,000-word limit and explain whether a dataset with 8,760 rows and 118 columns was suitable for my project. I also requested Gantt chart examples, instructions for creating diagram boxes in Google Docs, and help formatting my architecture diagram. Through follow-up prompts, I requested an editable diagram and a monthly Gantt chart with semester labels.</w:t>
-      </w:r>
-    </w:p>
-    <w:p>
-      <w:pPr>
-        <w:rPr>
-          <w:b/>
-          <w:bCs/>
-          <w:sz w:val="24"/>
-          <w:szCs w:val="24"/>
-          <w:lang w:val="en-US"/>
-        </w:rPr>
-      </w:pPr>
-    </w:p>
-    <w:p>
-      <w:pPr>
-        <w:rPr>
-          <w:b/>
-          <w:bCs/>
-          <w:sz w:val="24"/>
-          <w:szCs w:val="24"/>
-          <w:lang w:val="en-US"/>
-        </w:rPr>
-      </w:pPr>
-    </w:p>
-    <w:p>
-      <w:pPr>
-        <w:rPr>
-          <w:sz w:val="24"/>
-          <w:szCs w:val="24"/>
-          <w:lang w:val="en-US"/>
-        </w:rPr>
-      </w:pPr>
-      <w:bookmarkStart w:id="17" w:name="_Toc243571249"/>
+        <w:t>Diligence</w:t>
+      </w:r>
+      <w:bookmarkEnd w:id="18"/>
+      <w:r>
+        <w:rPr>
+          <w:b/>
+          <w:bCs/>
+          <w:sz w:val="24"/>
+          <w:szCs w:val="24"/>
+          <w:lang w:val="en-US"/>
+        </w:rPr>
+        <w:t xml:space="preserve"> </w:t>
+      </w:r>
+      <w:r>
+        <w:rPr>
+          <w:b/>
+          <w:bCs/>
+          <w:sz w:val="24"/>
+          <w:szCs w:val="24"/>
+          <w:lang w:val="en-US"/>
+        </w:rPr>
+        <w:br/>
+      </w:r>
+      <w:r>
+        <w:rPr>
+          <w:b/>
+          <w:bCs/>
+          <w:sz w:val="24"/>
+          <w:szCs w:val="24"/>
+          <w:lang w:val="en-US"/>
+        </w:rPr>
+        <w:br/>
+      </w:r>
+      <w:r>
+        <w:rPr>
+          <w:sz w:val="24"/>
+          <w:szCs w:val="24"/>
+          <w:lang w:val="en-US"/>
+        </w:rPr>
+        <w:t>For help with text editing, I acknowledge ChatGPT, which helped me review the data set, review the scope and create and format a system architecture diagram and Gantt chart. I have provided a log of relevant inputs, outputs and screens in the appendix. Before submitting, I shall check the word count, references, diagram stages and chronology. I shall make a distinction between the conclusions reached by the AI and those arrived at by me. Respect the data license and refrain from revealing anything further confidential or personal. I will take full responsibility for understanding and verifying the content.</w:t>
+      </w:r>
+      <w:r>
+        <w:rPr>
+          <w:sz w:val="24"/>
+          <w:szCs w:val="24"/>
+          <w:lang w:val="en-US"/>
+        </w:rPr>
+        <w:br/>
+      </w:r>
+      <w:r>
+        <w:rPr>
+          <w:b/>
+          <w:bCs/>
+          <w:sz w:val="24"/>
+          <w:szCs w:val="24"/>
+          <w:lang w:val="en-US"/>
+        </w:rPr>
+        <w:br/>
+      </w:r>
+      <w:bookmarkStart w:id="19" w:name="_Toc243571251"/>
       <w:r>
         <w:rPr>
           <w:rStyle w:val="Ttulo2Car"/>
@@ -4099,125 +4376,6 @@
           <w:sz w:val="24"/>
           <w:szCs w:val="24"/>
         </w:rPr>
-        <w:lastRenderedPageBreak/>
-        <w:t>Discernment</w:t>
-      </w:r>
-      <w:bookmarkEnd w:id="17"/>
-      <w:r>
-        <w:rPr>
-          <w:color w:val="156082"/>
-          <w:sz w:val="36"/>
-          <w:szCs w:val="36"/>
-          <w:lang w:val="en-US"/>
-        </w:rPr>
-        <w:br/>
-      </w:r>
-      <w:r>
-        <w:rPr>
-          <w:color w:val="156082"/>
-          <w:sz w:val="36"/>
-          <w:szCs w:val="36"/>
-          <w:lang w:val="en-US"/>
-        </w:rPr>
-        <w:br/>
-      </w:r>
-      <w:r>
-        <w:rPr>
-          <w:sz w:val="24"/>
-          <w:szCs w:val="24"/>
-          <w:lang w:val="en-US"/>
-        </w:rPr>
-        <w:t>I accepted the shorter introduction because it kept my main ideas and helped meet the 1,000-word limit. I accepted changes to the Scope that made the project boundaries clearer. I reviewed the architecture diagram to check that it kept the proposed stages and requested an editable version to improve its presentation. I adjusted the Gantt chart to show the planned months and semesters, while recognizing that some dates still need confirmation. I treated the dataset assessment as initial advice because its suitability depends on data quality, not only its 8,760 rows and 118 columns.</w:t>
-      </w:r>
-    </w:p>
-    <w:p>
-      <w:pPr>
-        <w:rPr>
-          <w:sz w:val="24"/>
-          <w:szCs w:val="24"/>
-          <w:lang w:val="en-US"/>
-        </w:rPr>
-      </w:pPr>
-      <w:bookmarkStart w:id="18" w:name="_Toc243571250"/>
-      <w:r>
-        <w:rPr>
-          <w:rStyle w:val="Ttulo2Car"/>
-          <w:rFonts w:ascii="Calibri" w:hAnsi="Calibri" w:cs="Calibri"/>
-          <w:b/>
-          <w:bCs/>
-          <w:color w:val="000000" w:themeColor="text1"/>
-          <w:sz w:val="24"/>
-          <w:szCs w:val="24"/>
-        </w:rPr>
-        <w:t>Diligence</w:t>
-      </w:r>
-      <w:bookmarkEnd w:id="18"/>
-      <w:r>
-        <w:rPr>
-          <w:b/>
-          <w:bCs/>
-          <w:sz w:val="24"/>
-          <w:szCs w:val="24"/>
-          <w:lang w:val="en-US"/>
-        </w:rPr>
-        <w:t xml:space="preserve"> </w:t>
-      </w:r>
-      <w:r>
-        <w:rPr>
-          <w:b/>
-          <w:bCs/>
-          <w:sz w:val="24"/>
-          <w:szCs w:val="24"/>
-          <w:lang w:val="en-US"/>
-        </w:rPr>
-        <w:br/>
-      </w:r>
-      <w:r>
-        <w:rPr>
-          <w:b/>
-          <w:bCs/>
-          <w:sz w:val="24"/>
-          <w:szCs w:val="24"/>
-          <w:lang w:val="en-US"/>
-        </w:rPr>
-        <w:br/>
-      </w:r>
-      <w:r>
-        <w:rPr>
-          <w:sz w:val="24"/>
-          <w:szCs w:val="24"/>
-          <w:lang w:val="en-US"/>
-        </w:rPr>
-        <w:t>I acknowledge ChatGPT’s help with drafting and shortening text, discussing the dataset, reviewing the Scope, and creating and formatting the architecture diagram and Gantt chart. I document relevant prompts, outputs and screenshots in the appendix. Before submission, I will check the word count, references, diagram stages and timeline. I will distinguish AI suggestions from verified findings and proposed dates from confirmed deadlines. I will acknowledge external sources, respect the dataset license and avoid sharing further personal or confidential information. I remain responsible for understanding and checking the submitted content.</w:t>
-      </w:r>
-    </w:p>
-    <w:p>
-      <w:pPr>
-        <w:rPr>
-          <w:lang w:val="en-US"/>
-        </w:rPr>
-      </w:pPr>
-      <w:r>
-        <w:rPr>
-          <w:b/>
-          <w:bCs/>
-          <w:sz w:val="24"/>
-          <w:szCs w:val="24"/>
-          <w:lang w:val="en-US"/>
-        </w:rPr>
-        <w:br/>
-      </w:r>
-      <w:bookmarkStart w:id="19" w:name="_Toc243571251"/>
-      <w:r>
-        <w:rPr>
-          <w:rStyle w:val="Ttulo2Car"/>
-          <w:rFonts w:ascii="Calibri" w:hAnsi="Calibri" w:cs="Calibri"/>
-          <w:b/>
-          <w:bCs/>
-          <w:color w:val="000000" w:themeColor="text1"/>
-          <w:sz w:val="24"/>
-          <w:szCs w:val="24"/>
-        </w:rPr>
         <w:t>References</w:t>
       </w:r>
       <w:bookmarkEnd w:id="19"/>
@@ -4231,211 +4389,185 @@
       </w:r>
       <w:r>
         <w:rPr>
-          <w:rStyle w:val="SubttuloCar"/>
-          <w:rFonts w:cs="Calibri"/>
-          <w:b/>
-          <w:bCs/>
-          <w:color w:val="000000" w:themeColor="text1"/>
-          <w:sz w:val="24"/>
-          <w:szCs w:val="24"/>
-        </w:rPr>
-        <w:t>Dublin City Council (n.d.) 2025 Pedestrian Footfall DCC. Available at:</w:t>
-      </w:r>
-      <w:r>
-        <w:rPr>
-          <w:sz w:val="24"/>
-          <w:szCs w:val="24"/>
-        </w:rPr>
-        <w:t xml:space="preserve"> </w:t>
-      </w:r>
-      <w:hyperlink r:id="rId8">
-        <w:r>
-          <w:rPr>
-            <w:color w:val="1155CC"/>
-            <w:sz w:val="24"/>
-            <w:szCs w:val="24"/>
-            <w:u w:val="single"/>
-          </w:rPr>
-          <w:t>https://data.gov.ie/en_GB/dataset/dublin-city-centre-footfall-counters/resource/ca145381-cedf-475a-9b96-6e43b76c8a98</w:t>
-        </w:r>
-      </w:hyperlink>
-      <w:r>
-        <w:rPr>
-          <w:sz w:val="24"/>
-          <w:szCs w:val="24"/>
-        </w:rPr>
-        <w:t xml:space="preserve"> (Accessed: 14 October 2026)</w:t>
-      </w:r>
-      <w:r>
-        <w:rPr>
-          <w:sz w:val="24"/>
-          <w:szCs w:val="24"/>
-        </w:rPr>
-        <w:br/>
-      </w:r>
-      <w:r>
-        <w:rPr>
-          <w:rStyle w:val="SubttuloCar"/>
-          <w:b/>
-          <w:bCs/>
-          <w:color w:val="000000" w:themeColor="text1"/>
-          <w:sz w:val="24"/>
-          <w:szCs w:val="24"/>
-        </w:rPr>
-        <w:t>Dublin City Council (n.d.) Pedestrian Footfall DCC. Available at</w:t>
-      </w:r>
-      <w:r>
-        <w:rPr>
-          <w:sz w:val="24"/>
-          <w:szCs w:val="24"/>
-        </w:rPr>
-        <w:t xml:space="preserve">: </w:t>
-      </w:r>
-      <w:hyperlink r:id="rId9">
-        <w:r>
-          <w:rPr>
-            <w:color w:val="1155CC"/>
-            <w:sz w:val="24"/>
-            <w:szCs w:val="24"/>
-            <w:u w:val="single"/>
-          </w:rPr>
-          <w:t>https://data.smartdublin.ie/dataset/dublin-city-centre-footfall-counters</w:t>
-        </w:r>
-      </w:hyperlink>
-      <w:r>
-        <w:rPr>
-          <w:sz w:val="24"/>
-          <w:szCs w:val="24"/>
-        </w:rPr>
-        <w:t xml:space="preserve"> (Accessed: 14 October 2026).</w:t>
-      </w:r>
-      <w:r>
-        <w:rPr>
-          <w:sz w:val="24"/>
-          <w:szCs w:val="24"/>
-        </w:rPr>
-        <w:br/>
-      </w:r>
-      <w:r>
-        <w:rPr>
-          <w:rStyle w:val="SubttuloCar"/>
-          <w:b/>
-          <w:bCs/>
-          <w:color w:val="000000" w:themeColor="text1"/>
-          <w:sz w:val="24"/>
-          <w:szCs w:val="24"/>
-          <w:lang w:val="en-US"/>
-        </w:rPr>
-        <w:t xml:space="preserve">scikit-learn developers (n.d.-a) </w:t>
-      </w:r>
-      <w:proofErr w:type="spellStart"/>
-      <w:r>
-        <w:rPr>
-          <w:rStyle w:val="SubttuloCar"/>
-          <w:b/>
-          <w:bCs/>
-          <w:color w:val="000000" w:themeColor="text1"/>
-          <w:sz w:val="24"/>
-          <w:szCs w:val="24"/>
-          <w:lang w:val="en-US"/>
-        </w:rPr>
-        <w:t>mean_absolute_error</w:t>
-      </w:r>
-      <w:proofErr w:type="spellEnd"/>
-      <w:r>
-        <w:rPr>
-          <w:rStyle w:val="SubttuloCar"/>
-          <w:b/>
-          <w:bCs/>
-          <w:color w:val="000000" w:themeColor="text1"/>
-          <w:sz w:val="24"/>
-          <w:szCs w:val="24"/>
-          <w:lang w:val="en-US"/>
-        </w:rPr>
-        <w:t>. Available at:</w:t>
-      </w:r>
-      <w:r>
-        <w:rPr>
-          <w:color w:val="000000" w:themeColor="text1"/>
-          <w:lang w:val="en-US"/>
-        </w:rPr>
-        <w:t xml:space="preserve"> </w:t>
-      </w:r>
-      <w:hyperlink r:id="rId10" w:history="1">
+          <w:rFonts w:eastAsiaTheme="majorEastAsia"/>
+          <w:b/>
+          <w:bCs/>
+          <w:color w:val="000000" w:themeColor="text1"/>
+          <w:spacing w:val="15"/>
+          <w:lang w:val="en-US"/>
+        </w:rPr>
+        <w:t xml:space="preserve">Dublin City Council (n.d.) 2025 Pedestrian Footfall DCC. Available at: </w:t>
+      </w:r>
+      <w:hyperlink r:id="rId8" w:tgtFrame="_blank" w:history="1">
         <w:r>
           <w:rPr>
             <w:rStyle w:val="Hipervnculo"/>
+            <w:rFonts w:eastAsiaTheme="majorEastAsia"/>
+            <w:b/>
+            <w:bCs/>
+            <w:spacing w:val="15"/>
             <w:lang w:val="en-US"/>
           </w:rPr>
-          <w:t>https://scikit-learn.org/stable/modules/generated/sklearn.metrics.mean_absolute_error.html</w:t>
+          <w:t>https://data.gov.ie/en\_GB/dataset/dublin-city-centre-footfall-counters/resource/ca145381-cedf-475a-9b96-6e43b76c8a98</w:t>
         </w:r>
       </w:hyperlink>
       <w:r>
         <w:rPr>
-          <w:lang w:val="en-US"/>
-        </w:rPr>
-        <w:t xml:space="preserve"> (Accessed: 21 October 2026).</w:t>
-      </w:r>
-    </w:p>
-    <w:p>
-      <w:pPr>
-        <w:rPr>
-          <w:sz w:val="24"/>
-          <w:szCs w:val="24"/>
-          <w:lang w:val="en-US"/>
-        </w:rPr>
-      </w:pPr>
-      <w:r>
-        <w:rPr>
-          <w:rStyle w:val="SubttuloCar"/>
-          <w:b/>
-          <w:bCs/>
-          <w:color w:val="000000" w:themeColor="text1"/>
-          <w:sz w:val="24"/>
-          <w:szCs w:val="24"/>
-          <w:lang w:val="en-US"/>
-        </w:rPr>
-        <w:t xml:space="preserve">scikit-learn developers (n.d.-b) </w:t>
+          <w:rFonts w:eastAsiaTheme="majorEastAsia"/>
+          <w:b/>
+          <w:bCs/>
+          <w:color w:val="000000" w:themeColor="text1"/>
+          <w:spacing w:val="15"/>
+          <w:lang w:val="en-US"/>
+        </w:rPr>
+        <w:t xml:space="preserve"> (Accessed: 14 October 2026)</w:t>
+      </w:r>
+    </w:p>
+    <w:p>
+      <w:pPr>
+        <w:rPr>
+          <w:rFonts w:eastAsiaTheme="majorEastAsia" w:cstheme="majorBidi"/>
+          <w:b/>
+          <w:bCs/>
+          <w:color w:val="000000" w:themeColor="text1"/>
+          <w:spacing w:val="15"/>
+          <w:sz w:val="24"/>
+          <w:szCs w:val="24"/>
+          <w:lang w:val="en-US"/>
+        </w:rPr>
+      </w:pPr>
+      <w:r>
+        <w:rPr>
+          <w:rFonts w:eastAsiaTheme="majorEastAsia" w:cstheme="majorBidi"/>
+          <w:b/>
+          <w:bCs/>
+          <w:color w:val="000000" w:themeColor="text1"/>
+          <w:spacing w:val="15"/>
+          <w:sz w:val="24"/>
+          <w:szCs w:val="24"/>
+          <w:lang w:val="en-US"/>
+        </w:rPr>
+        <w:t xml:space="preserve">scikit-learn developers (n.d.-a) </w:t>
       </w:r>
       <w:proofErr w:type="spellStart"/>
       <w:r>
         <w:rPr>
-          <w:rStyle w:val="SubttuloCar"/>
-          <w:b/>
-          <w:bCs/>
-          <w:color w:val="000000" w:themeColor="text1"/>
-          <w:sz w:val="24"/>
-          <w:szCs w:val="24"/>
-          <w:lang w:val="en-US"/>
-        </w:rPr>
-        <w:t>RandomForestRegressor</w:t>
+          <w:rFonts w:eastAsiaTheme="majorEastAsia" w:cstheme="majorBidi"/>
+          <w:b/>
+          <w:bCs/>
+          <w:color w:val="000000" w:themeColor="text1"/>
+          <w:spacing w:val="15"/>
+          <w:sz w:val="24"/>
+          <w:szCs w:val="24"/>
+          <w:lang w:val="en-US"/>
+        </w:rPr>
+        <w:t>mean_absolute_error</w:t>
       </w:r>
       <w:proofErr w:type="spellEnd"/>
       <w:r>
         <w:rPr>
-          <w:rStyle w:val="SubttuloCar"/>
-          <w:b/>
-          <w:bCs/>
-          <w:color w:val="000000" w:themeColor="text1"/>
-          <w:sz w:val="24"/>
-          <w:szCs w:val="24"/>
-          <w:lang w:val="en-US"/>
-        </w:rPr>
-        <w:t>. Available at:</w:t>
-      </w:r>
-      <w:r>
-        <w:rPr>
-          <w:color w:val="000000" w:themeColor="text1"/>
-          <w:sz w:val="24"/>
-          <w:szCs w:val="24"/>
-          <w:lang w:val="en-US"/>
-        </w:rPr>
-        <w:t xml:space="preserve"> </w:t>
-      </w:r>
-      <w:hyperlink r:id="rId11" w:history="1">
+          <w:rFonts w:eastAsiaTheme="majorEastAsia" w:cstheme="majorBidi"/>
+          <w:b/>
+          <w:bCs/>
+          <w:color w:val="000000" w:themeColor="text1"/>
+          <w:spacing w:val="15"/>
+          <w:sz w:val="24"/>
+          <w:szCs w:val="24"/>
+          <w:lang w:val="en-US"/>
+        </w:rPr>
+        <w:t xml:space="preserve">. Available at: </w:t>
+      </w:r>
+      <w:hyperlink r:id="rId9" w:tgtFrame="_blank" w:history="1">
         <w:r>
           <w:rPr>
             <w:rStyle w:val="Hipervnculo"/>
+            <w:rFonts w:eastAsiaTheme="majorEastAsia" w:cstheme="majorBidi"/>
+            <w:b/>
+            <w:bCs/>
+            <w:spacing w:val="15"/>
+            <w:sz w:val="24"/>
+            <w:szCs w:val="24"/>
+            <w:lang w:val="en-US"/>
+          </w:rPr>
+          <w:t>https://scikit-learn.org/stable/modules/generated/sklearn.metrics.mean\_absolute\_error.html</w:t>
+        </w:r>
+      </w:hyperlink>
+      <w:r>
+        <w:rPr>
+          <w:rFonts w:eastAsiaTheme="majorEastAsia" w:cstheme="majorBidi"/>
+          <w:b/>
+          <w:bCs/>
+          <w:color w:val="000000" w:themeColor="text1"/>
+          <w:spacing w:val="15"/>
+          <w:sz w:val="24"/>
+          <w:szCs w:val="24"/>
+          <w:lang w:val="en-US"/>
+        </w:rPr>
+        <w:t xml:space="preserve"> (Accessed: 21 October 2026).</w:t>
+      </w:r>
+    </w:p>
+    <w:p>
+      <w:pPr>
+        <w:rPr>
+          <w:rFonts w:eastAsiaTheme="majorEastAsia" w:cstheme="majorBidi"/>
+          <w:b/>
+          <w:bCs/>
+          <w:color w:val="000000" w:themeColor="text1"/>
+          <w:spacing w:val="15"/>
+          <w:sz w:val="24"/>
+          <w:szCs w:val="24"/>
+          <w:lang w:val="en-US"/>
+        </w:rPr>
+      </w:pPr>
+      <w:r>
+        <w:rPr>
+          <w:rFonts w:eastAsiaTheme="majorEastAsia" w:cstheme="majorBidi"/>
+          <w:b/>
+          <w:bCs/>
+          <w:color w:val="000000" w:themeColor="text1"/>
+          <w:spacing w:val="15"/>
+          <w:sz w:val="24"/>
+          <w:szCs w:val="24"/>
+          <w:lang w:val="en-US"/>
+        </w:rPr>
+        <w:t xml:space="preserve">scikit-learn developers (n.d.-b) </w:t>
+      </w:r>
+      <w:proofErr w:type="spellStart"/>
+      <w:r>
+        <w:rPr>
+          <w:rFonts w:eastAsiaTheme="majorEastAsia" w:cstheme="majorBidi"/>
+          <w:b/>
+          <w:bCs/>
+          <w:color w:val="000000" w:themeColor="text1"/>
+          <w:spacing w:val="15"/>
+          <w:sz w:val="24"/>
+          <w:szCs w:val="24"/>
+          <w:lang w:val="en-US"/>
+        </w:rPr>
+        <w:t>RandomForestRegressor</w:t>
+      </w:r>
+      <w:proofErr w:type="spellEnd"/>
+      <w:r>
+        <w:rPr>
+          <w:rFonts w:eastAsiaTheme="majorEastAsia" w:cstheme="majorBidi"/>
+          <w:b/>
+          <w:bCs/>
+          <w:color w:val="000000" w:themeColor="text1"/>
+          <w:spacing w:val="15"/>
+          <w:sz w:val="24"/>
+          <w:szCs w:val="24"/>
+          <w:lang w:val="en-US"/>
+        </w:rPr>
+        <w:t xml:space="preserve">. Available at: </w:t>
+      </w:r>
+      <w:hyperlink r:id="rId10" w:tgtFrame="_blank" w:history="1">
+        <w:r>
+          <w:rPr>
+            <w:rStyle w:val="Hipervnculo"/>
+            <w:rFonts w:eastAsiaTheme="majorEastAsia" w:cstheme="majorBidi"/>
+            <w:b/>
+            <w:bCs/>
+            <w:spacing w:val="15"/>
             <w:sz w:val="24"/>
             <w:szCs w:val="24"/>
             <w:lang w:val="en-US"/>
@@ -4445,6 +4577,11 @@
       </w:hyperlink>
       <w:r>
         <w:rPr>
+          <w:rFonts w:eastAsiaTheme="majorEastAsia" w:cstheme="majorBidi"/>
+          <w:b/>
+          <w:bCs/>
+          <w:color w:val="000000" w:themeColor="text1"/>
+          <w:spacing w:val="15"/>
           <w:sz w:val="24"/>
           <w:szCs w:val="24"/>
           <w:lang w:val="en-US"/>
@@ -4455,22 +4592,23 @@
     <w:p>
       <w:pPr>
         <w:rPr>
-          <w:rStyle w:val="Ttulo1Car"/>
-          <w:rFonts w:ascii="Calibri" w:hAnsi="Calibri" w:cs="Calibri"/>
-          <w:b/>
-          <w:bCs/>
-          <w:color w:val="000000" w:themeColor="text1"/>
-          <w:sz w:val="32"/>
-          <w:szCs w:val="32"/>
-        </w:rPr>
-      </w:pPr>
-      <w:r>
-        <w:rPr>
-          <w:rStyle w:val="SubttuloCar"/>
-          <w:rFonts w:cs="Calibri"/>
-          <w:b/>
-          <w:bCs/>
-          <w:color w:val="000000" w:themeColor="text1"/>
+          <w:rFonts w:eastAsiaTheme="majorEastAsia"/>
+          <w:b/>
+          <w:bCs/>
+          <w:color w:val="000000" w:themeColor="text1"/>
+          <w:spacing w:val="15"/>
+          <w:sz w:val="24"/>
+          <w:szCs w:val="24"/>
+          <w:lang w:val="en-US"/>
+        </w:rPr>
+      </w:pPr>
+      <w:r>
+        <w:rPr>
+          <w:rFonts w:eastAsiaTheme="majorEastAsia"/>
+          <w:b/>
+          <w:bCs/>
+          <w:color w:val="000000" w:themeColor="text1"/>
+          <w:spacing w:val="15"/>
           <w:sz w:val="24"/>
           <w:szCs w:val="24"/>
           <w:lang w:val="en-US"/>
@@ -4480,11 +4618,11 @@
       <w:proofErr w:type="spellStart"/>
       <w:r>
         <w:rPr>
-          <w:rStyle w:val="SubttuloCar"/>
-          <w:rFonts w:cs="Calibri"/>
-          <w:b/>
-          <w:bCs/>
-          <w:color w:val="000000" w:themeColor="text1"/>
+          <w:rFonts w:eastAsiaTheme="majorEastAsia"/>
+          <w:b/>
+          <w:bCs/>
+          <w:color w:val="000000" w:themeColor="text1"/>
+          <w:spacing w:val="15"/>
           <w:sz w:val="24"/>
           <w:szCs w:val="24"/>
           <w:lang w:val="en-US"/>
@@ -4494,52 +4632,48 @@
       <w:proofErr w:type="spellEnd"/>
       <w:r>
         <w:rPr>
-          <w:rStyle w:val="SubttuloCar"/>
-          <w:rFonts w:cs="Calibri"/>
-          <w:b/>
-          <w:bCs/>
-          <w:color w:val="000000" w:themeColor="text1"/>
-          <w:sz w:val="24"/>
-          <w:szCs w:val="24"/>
-          <w:lang w:val="en-US"/>
-        </w:rPr>
-        <w:t>. Available at</w:t>
-      </w:r>
-      <w:r>
-        <w:rPr>
-          <w:sz w:val="24"/>
-          <w:szCs w:val="24"/>
-          <w:lang w:val="en-US"/>
-        </w:rPr>
-        <w:t xml:space="preserve">: </w:t>
-      </w:r>
-      <w:hyperlink r:id="rId12" w:history="1">
+          <w:rFonts w:eastAsiaTheme="majorEastAsia"/>
+          <w:b/>
+          <w:bCs/>
+          <w:color w:val="000000" w:themeColor="text1"/>
+          <w:spacing w:val="15"/>
+          <w:sz w:val="24"/>
+          <w:szCs w:val="24"/>
+          <w:lang w:val="en-US"/>
+        </w:rPr>
+        <w:t xml:space="preserve">. Available at: </w:t>
+      </w:r>
+      <w:hyperlink r:id="rId11" w:tgtFrame="_blank" w:history="1">
         <w:r>
           <w:rPr>
             <w:rStyle w:val="Hipervnculo"/>
+            <w:rFonts w:eastAsiaTheme="majorEastAsia"/>
+            <w:b/>
+            <w:bCs/>
+            <w:spacing w:val="15"/>
             <w:sz w:val="24"/>
             <w:szCs w:val="24"/>
             <w:lang w:val="en-US"/>
           </w:rPr>
-          <w:t>https://scikit-learn.org/stable/modules/generated/sklearn.model_selection.TimeSeriesSplit.html</w:t>
+          <w:t>https://scikit-learn.org/stable/modules/generated/sklearn.model\_selection.TimeSeriesSplit.html</w:t>
         </w:r>
       </w:hyperlink>
       <w:r>
         <w:rPr>
+          <w:rFonts w:eastAsiaTheme="majorEastAsia"/>
+          <w:b/>
+          <w:bCs/>
+          <w:color w:val="000000" w:themeColor="text1"/>
+          <w:spacing w:val="15"/>
           <w:sz w:val="24"/>
           <w:szCs w:val="24"/>
           <w:lang w:val="en-US"/>
         </w:rPr>
         <w:t>(Accessed: 21 October 2026).</w:t>
       </w:r>
-      <w:r>
-        <w:rPr>
-          <w:sz w:val="24"/>
-          <w:szCs w:val="24"/>
-        </w:rPr>
-        <w:br/>
-      </w:r>
-      <w:r>
+    </w:p>
+    <w:p>
+      <w:pPr>
         <w:rPr>
           <w:rStyle w:val="Ttulo1Car"/>
           <w:rFonts w:ascii="Calibri" w:hAnsi="Calibri" w:cs="Calibri"/>
@@ -4549,8 +4683,7 @@
           <w:sz w:val="32"/>
           <w:szCs w:val="32"/>
         </w:rPr>
-        <w:t xml:space="preserve">                           </w:t>
-      </w:r>
+      </w:pPr>
       <w:r>
         <w:rPr>
           <w:rStyle w:val="Ttulo1Car"/>
@@ -4561,7 +4694,7 @@
           <w:sz w:val="32"/>
           <w:szCs w:val="32"/>
         </w:rPr>
-        <w:t xml:space="preserve"> </w:t>
+        <w:t xml:space="preserve">                           </w:t>
       </w:r>
       <w:r>
         <w:rPr>
@@ -4575,6 +4708,18 @@
         </w:rPr>
         <w:t xml:space="preserve"> </w:t>
       </w:r>
+      <w:r>
+        <w:rPr>
+          <w:rStyle w:val="Ttulo1Car"/>
+          <w:rFonts w:ascii="Calibri" w:hAnsi="Calibri" w:cs="Calibri"/>
+          <w:b/>
+          <w:bCs/>
+          <w:color w:val="000000" w:themeColor="text1"/>
+          <w:sz w:val="32"/>
+          <w:szCs w:val="32"/>
+        </w:rPr>
+        <w:t xml:space="preserve"> </w:t>
+      </w:r>
     </w:p>
     <w:p>
       <w:pPr>
@@ -4651,7 +4796,7 @@
           <w:sz w:val="24"/>
           <w:szCs w:val="24"/>
         </w:rPr>
-        <w:t>AI tool</w:t>
+        <w:t>AI Tool</w:t>
       </w:r>
       <w:r>
         <w:rPr>
@@ -4693,6 +4838,7 @@
         <w:rPr>
           <w:sz w:val="24"/>
           <w:szCs w:val="24"/>
+          <w:lang w:val="en-US"/>
         </w:rPr>
       </w:pPr>
       <w:r>
@@ -4709,15 +4855,22 @@
           <w:sz w:val="24"/>
           <w:szCs w:val="24"/>
         </w:rPr>
-        <w:t>: To understand how to create a Gantt chart for the project timeline.</w:t>
+        <w:t xml:space="preserve">: </w:t>
+      </w:r>
+      <w:r>
+        <w:rPr>
+          <w:sz w:val="24"/>
+          <w:szCs w:val="24"/>
+          <w:lang w:val="en-US"/>
+        </w:rPr>
+        <w:t>To understand how to create a Gantt chart for the project timeline.</w:t>
       </w:r>
     </w:p>
     <w:p>
       <w:pPr>
         <w:spacing w:before="240" w:after="240"/>
         <w:rPr>
-          <w:sz w:val="24"/>
-          <w:szCs w:val="24"/>
+          <w:lang w:val="en-US"/>
         </w:rPr>
       </w:pPr>
       <w:r>
@@ -4742,47 +4895,53 @@
           <w:szCs w:val="24"/>
         </w:rPr>
         <w:br/>
-        <w:t xml:space="preserve">“could you show me some Gantt chart examples so I can </w:t>
+      </w:r>
+      <w:r>
+        <w:rPr>
+          <w:lang w:val="en-US"/>
+        </w:rPr>
+        <w:t xml:space="preserve">could you show me some Gantt chart examples so I can </w:t>
       </w:r>
       <w:proofErr w:type="spellStart"/>
       <w:r>
         <w:rPr>
-          <w:sz w:val="24"/>
-          <w:szCs w:val="24"/>
+          <w:lang w:val="en-US"/>
         </w:rPr>
         <w:t>lear</w:t>
       </w:r>
       <w:proofErr w:type="spellEnd"/>
       <w:r>
         <w:rPr>
-          <w:sz w:val="24"/>
-          <w:szCs w:val="24"/>
+          <w:lang w:val="en-US"/>
         </w:rPr>
         <w:t xml:space="preserve"> how to make </w:t>
       </w:r>
       <w:proofErr w:type="gramStart"/>
       <w:r>
         <w:rPr>
-          <w:sz w:val="24"/>
-          <w:szCs w:val="24"/>
-        </w:rPr>
-        <w:t>one ?</w:t>
+          <w:lang w:val="en-US"/>
+        </w:rPr>
+        <w:t>one</w:t>
+      </w:r>
+      <w:r>
+        <w:rPr>
+          <w:lang w:val="en-US"/>
+        </w:rPr>
+        <w:t xml:space="preserve"> </w:t>
+      </w:r>
+      <w:r>
+        <w:rPr>
+          <w:lang w:val="en-US"/>
+        </w:rPr>
+        <w:t>?</w:t>
       </w:r>
       <w:proofErr w:type="gramEnd"/>
-      <w:r>
-        <w:rPr>
-          <w:sz w:val="24"/>
-          <w:szCs w:val="24"/>
-        </w:rPr>
-        <w:t>”</w:t>
-      </w:r>
     </w:p>
     <w:p>
       <w:pPr>
         <w:spacing w:before="240" w:after="240"/>
         <w:rPr>
-          <w:sz w:val="24"/>
-          <w:szCs w:val="24"/>
+          <w:lang w:val="en-US"/>
         </w:rPr>
       </w:pPr>
       <w:r>
@@ -4807,6 +4966,11 @@
           <w:szCs w:val="24"/>
         </w:rPr>
         <w:br/>
+      </w:r>
+      <w:r>
+        <w:rPr>
+          <w:lang w:val="en-US"/>
+        </w:rPr>
         <w:t>The explanation and examples helped me understand activity durations, overlapping tasks and milestones. I will use them as guidance for creating my project timeline. The example dates were illustrative and will not be treated as confirmed academic deadlines.</w:t>
       </w:r>
     </w:p>
@@ -4846,7 +5010,7 @@
                     <pic:cNvPicPr preferRelativeResize="0"/>
                   </pic:nvPicPr>
                   <pic:blipFill>
-                    <a:blip r:embed="rId13"/>
+                    <a:blip r:embed="rId12"/>
                     <a:srcRect l="11130" t="14894" r="28174" b="32855"/>
                     <a:stretch>
                       <a:fillRect/>
@@ -4955,7 +5119,7 @@
                     <pic:cNvPicPr preferRelativeResize="0"/>
                   </pic:nvPicPr>
                   <pic:blipFill>
-                    <a:blip r:embed="rId14" cstate="print">
+                    <a:blip r:embed="rId13" cstate="print">
                       <a:extLst>
                         <a:ext uri="{28A0092B-C50C-407E-A947-70E740481C1C}">
                           <a14:useLocalDpi xmlns:a14="http://schemas.microsoft.com/office/drawing/2010/main" val="0"/>
@@ -5107,7 +5271,7 @@
                     <pic:cNvPicPr preferRelativeResize="0"/>
                   </pic:nvPicPr>
                   <pic:blipFill>
-                    <a:blip r:embed="rId15" cstate="print">
+                    <a:blip r:embed="rId14" cstate="print">
                       <a:extLst>
                         <a:ext uri="{28A0092B-C50C-407E-A947-70E740481C1C}">
                           <a14:useLocalDpi xmlns:a14="http://schemas.microsoft.com/office/drawing/2010/main" val="0"/>
@@ -5259,6 +5423,7 @@
         <w:rPr>
           <w:sz w:val="24"/>
           <w:szCs w:val="24"/>
+          <w:lang w:val="en-US"/>
         </w:rPr>
       </w:pPr>
       <w:r>
@@ -5272,10 +5437,20 @@
       </w:r>
       <w:r>
         <w:rPr>
-          <w:sz w:val="24"/>
-          <w:szCs w:val="24"/>
-        </w:rPr>
-        <w:t>: To assess whether the dataset is suitable for a project spanning two semesters.</w:t>
+          <w:rFonts w:ascii="Times New Roman" w:eastAsia="Times New Roman" w:hAnsi="Times New Roman" w:cs="Times New Roman"/>
+          <w:sz w:val="24"/>
+          <w:szCs w:val="24"/>
+          <w:lang w:val="en-US"/>
+        </w:rPr>
+        <w:t xml:space="preserve"> </w:t>
+      </w:r>
+      <w:r>
+        <w:rPr>
+          <w:sz w:val="24"/>
+          <w:szCs w:val="24"/>
+          <w:lang w:val="en-US"/>
+        </w:rPr>
+        <w:t>To assess whether the dataset is suitable for a project spanning two semesters.</w:t>
       </w:r>
     </w:p>
     <w:p>
@@ -5284,6 +5459,7 @@
         <w:rPr>
           <w:sz w:val="24"/>
           <w:szCs w:val="24"/>
+          <w:lang w:val="en-US"/>
         </w:rPr>
       </w:pPr>
       <w:r>
@@ -5308,31 +5484,39 @@
           <w:szCs w:val="24"/>
         </w:rPr>
         <w:br/>
-        <w:t xml:space="preserve">“I’ve checked the rows and columns (8760, 118) in the data I shared. do you think it's a good dataset for a one year </w:t>
+      </w:r>
+      <w:r>
+        <w:rPr>
+          <w:sz w:val="24"/>
+          <w:szCs w:val="24"/>
+          <w:lang w:val="en-US"/>
+        </w:rPr>
+        <w:t xml:space="preserve">I've checked the rows and columns (8760, 118) in the data I shared. do you think it's a good dataset for a </w:t>
       </w:r>
       <w:proofErr w:type="gramStart"/>
       <w:r>
         <w:rPr>
           <w:sz w:val="24"/>
           <w:szCs w:val="24"/>
-        </w:rPr>
-        <w:t>project ?</w:t>
+          <w:lang w:val="en-US"/>
+        </w:rPr>
+        <w:t>one year</w:t>
       </w:r>
       <w:proofErr w:type="gramEnd"/>
       <w:r>
         <w:rPr>
           <w:sz w:val="24"/>
           <w:szCs w:val="24"/>
-        </w:rPr>
-        <w:t>”</w:t>
+          <w:lang w:val="en-US"/>
+        </w:rPr>
+        <w:t xml:space="preserve"> project?</w:t>
       </w:r>
     </w:p>
     <w:p>
       <w:pPr>
         <w:spacing w:before="240" w:after="240"/>
         <w:rPr>
-          <w:sz w:val="24"/>
-          <w:szCs w:val="24"/>
+          <w:lang w:val="en-US"/>
         </w:rPr>
       </w:pPr>
       <w:r>
@@ -5357,7 +5541,38 @@
           <w:szCs w:val="24"/>
         </w:rPr>
         <w:br/>
-        <w:t>The response explained that dataset dimensions alone do not establish suitability. It highlighted data quality, selecting reliable counters and the limitations of having only one year of observations. This helped me understand what must be assessed before finalising the selected locations.</w:t>
+      </w:r>
+      <w:r>
+        <w:rPr>
+          <w:sz w:val="24"/>
+          <w:szCs w:val="24"/>
+          <w:lang w:val="en-US"/>
+        </w:rPr>
+        <w:t xml:space="preserve">The response explained that dataset dimensions alone do not establish suitability. It highlighted data quality, selecting reliable counters and the limitations of having only one year of observations. This helped me understand what must be assessed before </w:t>
+      </w:r>
+      <w:proofErr w:type="spellStart"/>
+      <w:r>
+        <w:rPr>
+          <w:sz w:val="24"/>
+          <w:szCs w:val="24"/>
+          <w:lang w:val="en-US"/>
+        </w:rPr>
+        <w:t>finalising</w:t>
+      </w:r>
+      <w:proofErr w:type="spellEnd"/>
+      <w:r>
+        <w:rPr>
+          <w:sz w:val="24"/>
+          <w:szCs w:val="24"/>
+          <w:lang w:val="en-US"/>
+        </w:rPr>
+        <w:t xml:space="preserve"> the selected locations</w:t>
+      </w:r>
+      <w:r>
+        <w:rPr>
+          <w:lang w:val="en-US"/>
+        </w:rPr>
+        <w:t>.</w:t>
       </w:r>
     </w:p>
     <w:p>
@@ -5395,7 +5610,7 @@
                     <pic:cNvPicPr preferRelativeResize="0"/>
                   </pic:nvPicPr>
                   <pic:blipFill>
-                    <a:blip r:embed="rId16"/>
+                    <a:blip r:embed="rId15"/>
                     <a:srcRect l="11130" t="14894" r="27575" b="10638"/>
                     <a:stretch>
                       <a:fillRect/>
@@ -5438,22 +5653,23 @@
     </w:p>
     <w:p>
       <w:pPr>
-        <w:rPr>
-          <w:sz w:val="24"/>
-          <w:szCs w:val="24"/>
-          <w:lang w:val="en-US"/>
-        </w:rPr>
-      </w:pPr>
-    </w:p>
-    <w:p>
-      <w:pPr>
         <w:spacing w:before="240" w:after="240"/>
         <w:rPr>
           <w:sz w:val="24"/>
           <w:szCs w:val="24"/>
         </w:rPr>
       </w:pPr>
-      <w:bookmarkStart w:id="23" w:name="_Toc243571255"/>
+    </w:p>
+    <w:p>
+      <w:pPr>
+        <w:spacing w:before="240" w:after="240"/>
+        <w:rPr>
+          <w:color w:val="000000" w:themeColor="text1"/>
+          <w:sz w:val="24"/>
+          <w:szCs w:val="24"/>
+        </w:rPr>
+      </w:pPr>
+      <w:bookmarkStart w:id="23" w:name="_Toc243571256"/>
       <w:r>
         <w:rPr>
           <w:rStyle w:val="Ttulo2Car"/>
@@ -5465,417 +5681,9 @@
           <w:szCs w:val="24"/>
         </w:rPr>
         <w:lastRenderedPageBreak/>
-        <w:t>A3</w:t>
+        <w:t>A</w:t>
       </w:r>
       <w:bookmarkEnd w:id="23"/>
-      <w:r>
-        <w:rPr>
-          <w:b/>
-          <w:bCs/>
-          <w:sz w:val="24"/>
-          <w:szCs w:val="24"/>
-        </w:rPr>
-        <w:br/>
-        <w:t xml:space="preserve">AI tool: </w:t>
-      </w:r>
-      <w:r>
-        <w:rPr>
-          <w:sz w:val="24"/>
-          <w:szCs w:val="24"/>
-        </w:rPr>
-        <w:t>ChatGPT</w:t>
-      </w:r>
-      <w:r>
-        <w:rPr>
-          <w:b/>
-          <w:bCs/>
-          <w:sz w:val="24"/>
-          <w:szCs w:val="24"/>
-        </w:rPr>
-        <w:br/>
-      </w:r>
-      <w:r>
-        <w:rPr>
-          <w:b/>
-          <w:bCs/>
-          <w:sz w:val="24"/>
-          <w:szCs w:val="24"/>
-        </w:rPr>
-        <w:t>Date</w:t>
-      </w:r>
-      <w:r>
-        <w:rPr>
-          <w:sz w:val="24"/>
-          <w:szCs w:val="24"/>
-        </w:rPr>
-        <w:t>: 14 October 2026</w:t>
-      </w:r>
-    </w:p>
-    <w:p>
-      <w:pPr>
-        <w:spacing w:before="240" w:after="240"/>
-        <w:rPr>
-          <w:sz w:val="24"/>
-          <w:szCs w:val="24"/>
-        </w:rPr>
-      </w:pPr>
-      <w:r>
-        <w:rPr>
-          <w:b/>
-          <w:bCs/>
-          <w:sz w:val="24"/>
-          <w:szCs w:val="24"/>
-        </w:rPr>
-        <w:t>Purpose</w:t>
-      </w:r>
-      <w:r>
-        <w:rPr>
-          <w:sz w:val="24"/>
-          <w:szCs w:val="24"/>
-        </w:rPr>
-        <w:t>: To review and refine the project scope.</w:t>
-      </w:r>
-    </w:p>
-    <w:p>
-      <w:pPr>
-        <w:spacing w:before="240" w:after="240"/>
-        <w:rPr>
-          <w:sz w:val="24"/>
-          <w:szCs w:val="24"/>
-        </w:rPr>
-      </w:pPr>
-      <w:r>
-        <w:rPr>
-          <w:noProof/>
-          <w:sz w:val="24"/>
-          <w:szCs w:val="24"/>
-        </w:rPr>
-        <w:drawing>
-          <wp:anchor distT="0" distB="0" distL="114300" distR="114300" simplePos="0" relativeHeight="251666432" behindDoc="1" locked="0" layoutInCell="1" allowOverlap="1" wp14:anchorId="18B818E5" wp14:editId="699FC595">
-            <wp:simplePos x="0" y="0"/>
-            <wp:positionH relativeFrom="margin">
-              <wp:align>center</wp:align>
-            </wp:positionH>
-            <wp:positionV relativeFrom="paragraph">
-              <wp:posOffset>362585</wp:posOffset>
-            </wp:positionV>
-            <wp:extent cx="3714750" cy="2325370"/>
-            <wp:effectExtent l="0" t="0" r="0" b="0"/>
-            <wp:wrapNone/>
-            <wp:docPr id="1728545894" name="image8.png"/>
-            <wp:cNvGraphicFramePr/>
-            <a:graphic xmlns:a="http://schemas.openxmlformats.org/drawingml/2006/main">
-              <a:graphicData uri="http://schemas.openxmlformats.org/drawingml/2006/picture">
-                <pic:pic xmlns:pic="http://schemas.openxmlformats.org/drawingml/2006/picture">
-                  <pic:nvPicPr>
-                    <pic:cNvPr id="0" name="image8.png"/>
-                    <pic:cNvPicPr preferRelativeResize="0"/>
-                  </pic:nvPicPr>
-                  <pic:blipFill>
-                    <a:blip r:embed="rId17" cstate="print">
-                      <a:extLst>
-                        <a:ext uri="{28A0092B-C50C-407E-A947-70E740481C1C}">
-                          <a14:useLocalDpi xmlns:a14="http://schemas.microsoft.com/office/drawing/2010/main" val="0"/>
-                        </a:ext>
-                      </a:extLst>
-                    </a:blip>
-                    <a:srcRect l="6811" t="13610" r="28915" b="21919"/>
-                    <a:stretch>
-                      <a:fillRect/>
-                    </a:stretch>
-                  </pic:blipFill>
-                  <pic:spPr>
-                    <a:xfrm>
-                      <a:off x="0" y="0"/>
-                      <a:ext cx="3714750" cy="2325370"/>
-                    </a:xfrm>
-                    <a:prstGeom prst="rect">
-                      <a:avLst/>
-                    </a:prstGeom>
-                    <a:ln/>
-                  </pic:spPr>
-                </pic:pic>
-              </a:graphicData>
-            </a:graphic>
-          </wp:anchor>
-        </w:drawing>
-      </w:r>
-      <w:r>
-        <w:rPr>
-          <w:b/>
-          <w:bCs/>
-          <w:sz w:val="24"/>
-          <w:szCs w:val="24"/>
-        </w:rPr>
-        <w:t>Exact prompt</w:t>
-      </w:r>
-      <w:r>
-        <w:rPr>
-          <w:sz w:val="24"/>
-          <w:szCs w:val="24"/>
-        </w:rPr>
-        <w:t>:</w:t>
-      </w:r>
-      <w:r>
-        <w:rPr>
-          <w:sz w:val="24"/>
-          <w:szCs w:val="24"/>
-        </w:rPr>
-        <w:br/>
-      </w:r>
-    </w:p>
-    <w:p>
-      <w:pPr>
-        <w:spacing w:before="240" w:after="240"/>
-        <w:rPr>
-          <w:b/>
-          <w:bCs/>
-          <w:sz w:val="24"/>
-          <w:szCs w:val="24"/>
-        </w:rPr>
-      </w:pPr>
-      <w:r>
-        <w:rPr>
-          <w:sz w:val="24"/>
-          <w:szCs w:val="24"/>
-        </w:rPr>
-        <w:br/>
-      </w:r>
-    </w:p>
-    <w:p>
-      <w:pPr>
-        <w:spacing w:before="240" w:after="240"/>
-        <w:rPr>
-          <w:b/>
-          <w:bCs/>
-          <w:sz w:val="24"/>
-          <w:szCs w:val="24"/>
-        </w:rPr>
-      </w:pPr>
-    </w:p>
-    <w:p>
-      <w:pPr>
-        <w:spacing w:before="240" w:after="240"/>
-        <w:rPr>
-          <w:b/>
-          <w:bCs/>
-          <w:sz w:val="24"/>
-          <w:szCs w:val="24"/>
-        </w:rPr>
-      </w:pPr>
-    </w:p>
-    <w:p>
-      <w:pPr>
-        <w:spacing w:before="240" w:after="240"/>
-        <w:rPr>
-          <w:b/>
-          <w:bCs/>
-          <w:sz w:val="24"/>
-          <w:szCs w:val="24"/>
-        </w:rPr>
-      </w:pPr>
-    </w:p>
-    <w:p>
-      <w:pPr>
-        <w:spacing w:before="240" w:after="240"/>
-        <w:rPr>
-          <w:b/>
-          <w:bCs/>
-          <w:sz w:val="24"/>
-          <w:szCs w:val="24"/>
-        </w:rPr>
-      </w:pPr>
-    </w:p>
-    <w:p>
-      <w:pPr>
-        <w:spacing w:before="240" w:after="240"/>
-        <w:rPr>
-          <w:b/>
-          <w:bCs/>
-          <w:sz w:val="24"/>
-          <w:szCs w:val="24"/>
-        </w:rPr>
-      </w:pPr>
-    </w:p>
-    <w:p>
-      <w:pPr>
-        <w:spacing w:before="240" w:after="240"/>
-        <w:rPr>
-          <w:sz w:val="24"/>
-          <w:szCs w:val="24"/>
-          <w:highlight w:val="white"/>
-        </w:rPr>
-      </w:pPr>
-      <w:r>
-        <w:rPr>
-          <w:noProof/>
-          <w:sz w:val="24"/>
-          <w:szCs w:val="24"/>
-        </w:rPr>
-        <w:drawing>
-          <wp:anchor distT="114300" distB="114300" distL="114300" distR="114300" simplePos="0" relativeHeight="251665408" behindDoc="1" locked="0" layoutInCell="1" hidden="0" allowOverlap="1" wp14:anchorId="316BCE68" wp14:editId="0FDA2721">
-            <wp:simplePos x="0" y="0"/>
-            <wp:positionH relativeFrom="margin">
-              <wp:align>center</wp:align>
-            </wp:positionH>
-            <wp:positionV relativeFrom="paragraph">
-              <wp:posOffset>1117600</wp:posOffset>
-            </wp:positionV>
-            <wp:extent cx="3752850" cy="2475230"/>
-            <wp:effectExtent l="0" t="0" r="0" b="1270"/>
-            <wp:wrapNone/>
-            <wp:docPr id="1728545889" name="image6.png"/>
-            <wp:cNvGraphicFramePr/>
-            <a:graphic xmlns:a="http://schemas.openxmlformats.org/drawingml/2006/main">
-              <a:graphicData uri="http://schemas.openxmlformats.org/drawingml/2006/picture">
-                <pic:pic xmlns:pic="http://schemas.openxmlformats.org/drawingml/2006/picture">
-                  <pic:nvPicPr>
-                    <pic:cNvPr id="0" name="image6.png"/>
-                    <pic:cNvPicPr preferRelativeResize="0"/>
-                  </pic:nvPicPr>
-                  <pic:blipFill>
-                    <a:blip r:embed="rId18"/>
-                    <a:srcRect l="4983" t="27946" r="29560"/>
-                    <a:stretch>
-                      <a:fillRect/>
-                    </a:stretch>
-                  </pic:blipFill>
-                  <pic:spPr>
-                    <a:xfrm>
-                      <a:off x="0" y="0"/>
-                      <a:ext cx="3752850" cy="2475230"/>
-                    </a:xfrm>
-                    <a:prstGeom prst="rect">
-                      <a:avLst/>
-                    </a:prstGeom>
-                    <a:ln/>
-                  </pic:spPr>
-                </pic:pic>
-              </a:graphicData>
-            </a:graphic>
-            <wp14:sizeRelH relativeFrom="margin">
-              <wp14:pctWidth>0</wp14:pctWidth>
-            </wp14:sizeRelH>
-            <wp14:sizeRelV relativeFrom="margin">
-              <wp14:pctHeight>0</wp14:pctHeight>
-            </wp14:sizeRelV>
-          </wp:anchor>
-        </w:drawing>
-      </w:r>
-      <w:r>
-        <w:rPr>
-          <w:b/>
-          <w:bCs/>
-          <w:sz w:val="24"/>
-          <w:szCs w:val="24"/>
-        </w:rPr>
-        <w:t>My evaluation and use</w:t>
-      </w:r>
-      <w:r>
-        <w:rPr>
-          <w:sz w:val="24"/>
-          <w:szCs w:val="24"/>
-        </w:rPr>
-        <w:t>:</w:t>
-      </w:r>
-      <w:r>
-        <w:rPr>
-          <w:sz w:val="24"/>
-          <w:szCs w:val="24"/>
-        </w:rPr>
-        <w:br/>
-        <w:t>I accepted the revised Scope because it specified the dataset year, limited the analysis to selected locations with sufficient data quality and clarified the exclusions. The revision preserved the potential business applications while distinguishing pedestrian footfall from actual business performance.</w:t>
-      </w:r>
-      <w:r>
-        <w:rPr>
-          <w:sz w:val="24"/>
-          <w:szCs w:val="24"/>
-        </w:rPr>
-        <w:br/>
-      </w:r>
-    </w:p>
-    <w:p>
-      <w:pPr>
-        <w:spacing w:before="240" w:after="240"/>
-        <w:rPr>
-          <w:sz w:val="24"/>
-          <w:szCs w:val="24"/>
-        </w:rPr>
-      </w:pPr>
-    </w:p>
-    <w:p>
-      <w:pPr>
-        <w:spacing w:before="240" w:after="240"/>
-        <w:rPr>
-          <w:sz w:val="24"/>
-          <w:szCs w:val="24"/>
-        </w:rPr>
-      </w:pPr>
-    </w:p>
-    <w:p>
-      <w:pPr>
-        <w:spacing w:before="240" w:after="240"/>
-        <w:rPr>
-          <w:sz w:val="24"/>
-          <w:szCs w:val="24"/>
-        </w:rPr>
-      </w:pPr>
-    </w:p>
-    <w:p>
-      <w:pPr>
-        <w:spacing w:before="240" w:after="240"/>
-        <w:rPr>
-          <w:sz w:val="24"/>
-          <w:szCs w:val="24"/>
-        </w:rPr>
-      </w:pPr>
-    </w:p>
-    <w:p>
-      <w:pPr>
-        <w:spacing w:before="240" w:after="240"/>
-        <w:rPr>
-          <w:sz w:val="24"/>
-          <w:szCs w:val="24"/>
-        </w:rPr>
-      </w:pPr>
-    </w:p>
-    <w:p>
-      <w:pPr>
-        <w:spacing w:before="240" w:after="240"/>
-        <w:rPr>
-          <w:sz w:val="24"/>
-          <w:szCs w:val="24"/>
-        </w:rPr>
-      </w:pPr>
-    </w:p>
-    <w:p>
-      <w:pPr>
-        <w:spacing w:before="240" w:after="240"/>
-        <w:rPr>
-          <w:sz w:val="24"/>
-          <w:szCs w:val="24"/>
-        </w:rPr>
-      </w:pPr>
-    </w:p>
-    <w:p>
-      <w:pPr>
-        <w:spacing w:before="240" w:after="240"/>
-        <w:rPr>
-          <w:sz w:val="24"/>
-          <w:szCs w:val="24"/>
-        </w:rPr>
-      </w:pPr>
-    </w:p>
-    <w:p>
-      <w:pPr>
-        <w:spacing w:before="240" w:after="240"/>
-        <w:rPr>
-          <w:color w:val="000000" w:themeColor="text1"/>
-          <w:sz w:val="24"/>
-          <w:szCs w:val="24"/>
-        </w:rPr>
-      </w:pPr>
-      <w:bookmarkStart w:id="24" w:name="_Toc243571256"/>
       <w:r>
         <w:rPr>
           <w:rStyle w:val="Ttulo2Car"/>
@@ -5886,10 +5694,8 @@
           <w:sz w:val="24"/>
           <w:szCs w:val="24"/>
         </w:rPr>
-        <w:lastRenderedPageBreak/>
-        <w:t>A4</w:t>
-      </w:r>
-      <w:bookmarkEnd w:id="24"/>
+        <w:t>3</w:t>
+      </w:r>
       <w:r>
         <w:rPr>
           <w:color w:val="000000" w:themeColor="text1"/>
@@ -5950,6 +5756,7 @@
           <w:color w:val="000000" w:themeColor="text1"/>
           <w:sz w:val="24"/>
           <w:szCs w:val="24"/>
+          <w:lang w:val="es-CL"/>
         </w:rPr>
       </w:pPr>
       <w:r>
@@ -5968,17 +5775,28 @@
           <w:sz w:val="24"/>
           <w:szCs w:val="24"/>
         </w:rPr>
-        <w:t>: To learn how to create boxes and connectors for the project architecture diagram in Google Docs.</w:t>
+        <w:t xml:space="preserve">: </w:t>
+      </w:r>
+      <w:r>
+        <w:rPr>
+          <w:color w:val="000000" w:themeColor="text1"/>
+          <w:sz w:val="24"/>
+          <w:szCs w:val="24"/>
+          <w:lang w:val="en-US"/>
+        </w:rPr>
+        <w:t>To learn how to create boxes and connectors for the project architecture diagram in Google Docs.</w:t>
       </w:r>
     </w:p>
     <w:p>
       <w:pPr>
         <w:spacing w:before="240" w:after="240"/>
         <w:rPr>
+          <w:rFonts w:eastAsia="Arial"/>
           <w:color w:val="000000" w:themeColor="text1"/>
           <w:sz w:val="24"/>
           <w:szCs w:val="24"/>
           <w:highlight w:val="white"/>
+          <w:lang w:val="en-US"/>
         </w:rPr>
       </w:pPr>
       <w:r>
@@ -6006,6 +5824,7 @@
           <w:sz w:val="24"/>
           <w:szCs w:val="24"/>
           <w:highlight w:val="white"/>
+          <w:lang w:val="en-US"/>
         </w:rPr>
         <w:t>I am making the architecture diagram for my project, but I don't know how to create the boxes to generate the diagram. I am working from google drive</w:t>
       </w:r>
@@ -6059,7 +5878,7 @@
                     <pic:cNvPicPr preferRelativeResize="0"/>
                   </pic:nvPicPr>
                   <pic:blipFill>
-                    <a:blip r:embed="rId19"/>
+                    <a:blip r:embed="rId16"/>
                     <a:srcRect l="26246" t="15093" r="4651" b="8850"/>
                     <a:stretch>
                       <a:fillRect/>
@@ -6279,7 +6098,7 @@
           <w:szCs w:val="24"/>
           <w:lang w:val="en-US"/>
         </w:rPr>
-        <w:t>I followed ChatGPT’s instructions to create the boxes and connectors for my architecture diagram in Google Docs. However, I had difficulty fitting the diagram onto a Word page, so I asked ChatGPT to adjust its layout and provide an image version. I checked that the revised diagram kept my project’s stages and connections.</w:t>
+        <w:t>I followed ChatGPT's instructions to create the boxes and connectors for my architecture diagram in Google Docs. However, I had difficulty fitting the diagram onto a Word page, so I asked ChatGPT to adjust its layout and provide an image version. I checked that the revised diagram kept my project's stages and connections</w:t>
       </w:r>
     </w:p>
     <w:p>
@@ -6329,7 +6148,7 @@
           <w:lang w:val="en-US"/>
         </w:rPr>
       </w:pPr>
-      <w:bookmarkStart w:id="25" w:name="_Toc243571257"/>
+      <w:bookmarkStart w:id="24" w:name="_Toc243571257"/>
       <w:r>
         <w:rPr>
           <w:rStyle w:val="Ttulo2Car"/>
@@ -6341,9 +6160,9 @@
           <w:szCs w:val="24"/>
         </w:rPr>
         <w:lastRenderedPageBreak/>
-        <w:t>A5</w:t>
-      </w:r>
-      <w:bookmarkEnd w:id="25"/>
+        <w:t>A</w:t>
+      </w:r>
+      <w:bookmarkEnd w:id="24"/>
       <w:r>
         <w:rPr>
           <w:rStyle w:val="Ttulo2Car"/>
@@ -6354,6 +6173,18 @@
           <w:sz w:val="24"/>
           <w:szCs w:val="24"/>
         </w:rPr>
+        <w:t>4</w:t>
+      </w:r>
+      <w:r>
+        <w:rPr>
+          <w:rStyle w:val="Ttulo2Car"/>
+          <w:rFonts w:ascii="Calibri" w:hAnsi="Calibri" w:cs="Calibri"/>
+          <w:b/>
+          <w:bCs/>
+          <w:color w:val="000000" w:themeColor="text1"/>
+          <w:sz w:val="24"/>
+          <w:szCs w:val="24"/>
+        </w:rPr>
         <w:br/>
       </w:r>
       <w:r>
@@ -6404,8 +6235,6 @@
     <w:p>
       <w:pPr>
         <w:rPr>
-          <w:sz w:val="24"/>
-          <w:szCs w:val="24"/>
           <w:lang w:val="en-US"/>
         </w:rPr>
       </w:pPr>
@@ -6421,18 +6250,24 @@
       </w:r>
       <w:r>
         <w:rPr>
-          <w:sz w:val="24"/>
-          <w:szCs w:val="24"/>
-          <w:lang w:val="en-US"/>
-        </w:rPr>
-        <w:t>: To improve the layout of my architecture diagram while keeping the project stages.</w:t>
-      </w:r>
-    </w:p>
-    <w:p>
-      <w:pPr>
-        <w:rPr>
-          <w:sz w:val="24"/>
-          <w:szCs w:val="24"/>
+          <w:sz w:val="28"/>
+          <w:szCs w:val="28"/>
+          <w:lang w:val="en-US"/>
+        </w:rPr>
+        <w:t xml:space="preserve">: </w:t>
+      </w:r>
+      <w:r>
+        <w:rPr>
+          <w:sz w:val="24"/>
+          <w:szCs w:val="24"/>
+          <w:lang w:val="en-US"/>
+        </w:rPr>
+        <w:t>To improve the layout of my architecture diagram while keeping the project stages</w:t>
+      </w:r>
+    </w:p>
+    <w:p>
+      <w:pPr>
+        <w:rPr>
           <w:lang w:val="en-US"/>
         </w:rPr>
       </w:pPr>
@@ -6461,8 +6296,24 @@
           <w:lang w:val="en-US"/>
         </w:rPr>
         <w:br/>
-        <w:t>“I will send you my architecture diagram for you to modify only its format while maintaining my project's stages. Send it to me as an image since mine has issues fitting into Word because it's too big.”</w:t>
-      </w:r>
+      </w:r>
+      <w:r>
+        <w:rPr>
+          <w:sz w:val="24"/>
+          <w:szCs w:val="24"/>
+          <w:lang w:val="en-US"/>
+        </w:rPr>
+        <w:t>I will send you my architecture diagram for you to modify only its format while maintaining my project's stages. Send it to me as an image since mine has issues fitting into Word because it's too big.</w:t>
+      </w:r>
+    </w:p>
+    <w:p>
+      <w:pPr>
+        <w:rPr>
+          <w:sz w:val="24"/>
+          <w:szCs w:val="24"/>
+          <w:lang w:val="en-US"/>
+        </w:rPr>
+      </w:pPr>
     </w:p>
     <w:p>
       <w:pPr>
@@ -6533,6 +6384,468 @@
             <wp:extent cx="4050704" cy="4677507"/>
             <wp:effectExtent l="0" t="0" r="6985" b="8890"/>
             <wp:docPr id="13" name="Imagen 13"/>
+            <wp:cNvGraphicFramePr>
+              <a:graphicFrameLocks xmlns:a="http://schemas.openxmlformats.org/drawingml/2006/main" noChangeAspect="1"/>
+            </wp:cNvGraphicFramePr>
+            <a:graphic xmlns:a="http://schemas.openxmlformats.org/drawingml/2006/main">
+              <a:graphicData uri="http://schemas.openxmlformats.org/drawingml/2006/picture">
+                <pic:pic xmlns:pic="http://schemas.openxmlformats.org/drawingml/2006/picture">
+                  <pic:nvPicPr>
+                    <pic:cNvPr id="1" name=""/>
+                    <pic:cNvPicPr/>
+                  </pic:nvPicPr>
+                  <pic:blipFill>
+                    <a:blip r:embed="rId17"/>
+                    <a:stretch>
+                      <a:fillRect/>
+                    </a:stretch>
+                  </pic:blipFill>
+                  <pic:spPr>
+                    <a:xfrm>
+                      <a:off x="0" y="0"/>
+                      <a:ext cx="4072167" cy="4702292"/>
+                    </a:xfrm>
+                    <a:prstGeom prst="rect">
+                      <a:avLst/>
+                    </a:prstGeom>
+                  </pic:spPr>
+                </pic:pic>
+              </a:graphicData>
+            </a:graphic>
+          </wp:inline>
+        </w:drawing>
+      </w:r>
+      <w:r>
+        <w:rPr>
+          <w:sz w:val="24"/>
+          <w:szCs w:val="24"/>
+          <w:lang w:val="en-US"/>
+        </w:rPr>
+        <w:br/>
+      </w:r>
+      <w:r>
+        <w:rPr>
+          <w:sz w:val="24"/>
+          <w:szCs w:val="24"/>
+          <w:lang w:val="en-US"/>
+        </w:rPr>
+        <w:br/>
+      </w:r>
+    </w:p>
+    <w:p>
+      <w:pPr>
+        <w:rPr>
+          <w:sz w:val="24"/>
+          <w:szCs w:val="24"/>
+          <w:lang w:val="en-US"/>
+        </w:rPr>
+      </w:pPr>
+      <w:r>
+        <w:rPr>
+          <w:b/>
+          <w:bCs/>
+          <w:sz w:val="24"/>
+          <w:szCs w:val="24"/>
+          <w:lang w:val="en-US"/>
+        </w:rPr>
+        <w:lastRenderedPageBreak/>
+        <w:t>Relevant AI output</w:t>
+      </w:r>
+      <w:r>
+        <w:rPr>
+          <w:sz w:val="24"/>
+          <w:szCs w:val="24"/>
+          <w:lang w:val="en-US"/>
+        </w:rPr>
+        <w:t>:</w:t>
+      </w:r>
+      <w:r>
+        <w:rPr>
+          <w:sz w:val="24"/>
+          <w:szCs w:val="24"/>
+          <w:lang w:val="en-US"/>
+        </w:rPr>
+        <w:br/>
+      </w:r>
+      <w:r>
+        <w:rPr>
+          <w:noProof/>
+          <w:sz w:val="24"/>
+          <w:szCs w:val="24"/>
+          <w:lang w:val="en-US"/>
+        </w:rPr>
+        <w:t xml:space="preserve">                        </w:t>
+      </w:r>
+      <w:r>
+        <w:rPr>
+          <w:noProof/>
+          <w:sz w:val="24"/>
+          <w:szCs w:val="24"/>
+          <w:lang w:val="en-US"/>
+        </w:rPr>
+        <w:drawing>
+          <wp:inline distT="0" distB="0" distL="0" distR="0" wp14:anchorId="6C0CCE48" wp14:editId="425285E9">
+            <wp:extent cx="4055531" cy="2321169"/>
+            <wp:effectExtent l="0" t="0" r="2540" b="3175"/>
+            <wp:docPr id="9" name="Imagen 9"/>
+            <wp:cNvGraphicFramePr>
+              <a:graphicFrameLocks xmlns:a="http://schemas.openxmlformats.org/drawingml/2006/main" noChangeAspect="1"/>
+            </wp:cNvGraphicFramePr>
+            <a:graphic xmlns:a="http://schemas.openxmlformats.org/drawingml/2006/main">
+              <a:graphicData uri="http://schemas.openxmlformats.org/drawingml/2006/picture">
+                <pic:pic xmlns:pic="http://schemas.openxmlformats.org/drawingml/2006/picture">
+                  <pic:nvPicPr>
+                    <pic:cNvPr id="1" name=""/>
+                    <pic:cNvPicPr/>
+                  </pic:nvPicPr>
+                  <pic:blipFill>
+                    <a:blip r:embed="rId18"/>
+                    <a:stretch>
+                      <a:fillRect/>
+                    </a:stretch>
+                  </pic:blipFill>
+                  <pic:spPr>
+                    <a:xfrm>
+                      <a:off x="0" y="0"/>
+                      <a:ext cx="4075891" cy="2332822"/>
+                    </a:xfrm>
+                    <a:prstGeom prst="rect">
+                      <a:avLst/>
+                    </a:prstGeom>
+                  </pic:spPr>
+                </pic:pic>
+              </a:graphicData>
+            </a:graphic>
+          </wp:inline>
+        </w:drawing>
+      </w:r>
+      <w:r>
+        <w:rPr>
+          <w:sz w:val="24"/>
+          <w:szCs w:val="24"/>
+          <w:lang w:val="en-US"/>
+        </w:rPr>
+        <w:br/>
+      </w:r>
+      <w:r>
+        <w:rPr>
+          <w:sz w:val="24"/>
+          <w:szCs w:val="24"/>
+          <w:lang w:val="en-US"/>
+        </w:rPr>
+        <w:t xml:space="preserve">                                 </w:t>
+      </w:r>
+      <w:r>
+        <w:rPr>
+          <w:noProof/>
+          <w:sz w:val="24"/>
+          <w:szCs w:val="24"/>
+          <w:lang w:val="es-CL"/>
+        </w:rPr>
+        <w:drawing>
+          <wp:inline distT="0" distB="0" distL="0" distR="0" wp14:anchorId="72E808E5" wp14:editId="7BB96C89">
+            <wp:extent cx="3770113" cy="4524292"/>
+            <wp:effectExtent l="0" t="0" r="1905" b="0"/>
+            <wp:docPr id="27" name="Imagen 27"/>
+            <wp:cNvGraphicFramePr>
+              <a:graphicFrameLocks xmlns:a="http://schemas.openxmlformats.org/drawingml/2006/main" noChangeAspect="1"/>
+            </wp:cNvGraphicFramePr>
+            <a:graphic xmlns:a="http://schemas.openxmlformats.org/drawingml/2006/main">
+              <a:graphicData uri="http://schemas.openxmlformats.org/drawingml/2006/picture">
+                <pic:pic xmlns:pic="http://schemas.openxmlformats.org/drawingml/2006/picture">
+                  <pic:nvPicPr>
+                    <pic:cNvPr id="0" name="Picture 6"/>
+                    <pic:cNvPicPr>
+                      <a:picLocks noChangeAspect="1" noChangeArrowheads="1"/>
+                    </pic:cNvPicPr>
+                  </pic:nvPicPr>
+                  <pic:blipFill>
+                    <a:blip r:embed="rId19" cstate="print">
+                      <a:extLst>
+                        <a:ext uri="{28A0092B-C50C-407E-A947-70E740481C1C}">
+                          <a14:useLocalDpi xmlns:a14="http://schemas.microsoft.com/office/drawing/2010/main" val="0"/>
+                        </a:ext>
+                      </a:extLst>
+                    </a:blip>
+                    <a:srcRect/>
+                    <a:stretch>
+                      <a:fillRect/>
+                    </a:stretch>
+                  </pic:blipFill>
+                  <pic:spPr bwMode="auto">
+                    <a:xfrm>
+                      <a:off x="0" y="0"/>
+                      <a:ext cx="3887079" cy="4664656"/>
+                    </a:xfrm>
+                    <a:prstGeom prst="rect">
+                      <a:avLst/>
+                    </a:prstGeom>
+                    <a:noFill/>
+                    <a:ln>
+                      <a:noFill/>
+                    </a:ln>
+                  </pic:spPr>
+                </pic:pic>
+              </a:graphicData>
+            </a:graphic>
+          </wp:inline>
+        </w:drawing>
+      </w:r>
+    </w:p>
+    <w:p>
+      <w:pPr>
+        <w:rPr>
+          <w:lang w:val="en-US"/>
+        </w:rPr>
+      </w:pPr>
+      <w:r>
+        <w:rPr>
+          <w:sz w:val="24"/>
+          <w:szCs w:val="24"/>
+          <w:lang w:val="en-US"/>
+        </w:rPr>
+        <w:br/>
+      </w:r>
+      <w:r>
+        <w:rPr>
+          <w:b/>
+          <w:bCs/>
+          <w:sz w:val="24"/>
+          <w:szCs w:val="24"/>
+          <w:lang w:val="en-US"/>
+        </w:rPr>
+        <w:t>My evaluation and use:</w:t>
+      </w:r>
+      <w:r>
+        <w:rPr>
+          <w:b/>
+          <w:bCs/>
+          <w:sz w:val="24"/>
+          <w:szCs w:val="24"/>
+          <w:lang w:val="en-US"/>
+        </w:rPr>
+        <w:br/>
+      </w:r>
+      <w:r>
+        <w:rPr>
+          <w:lang w:val="en-US"/>
+        </w:rPr>
+        <w:t>I requested a clearer layout because my original diagram was difficult to fit into Word. I then requested an editable version because the first output did not display fully for me. The revised version allows me to adjust the boxes, text and arrows while keeping the project stages.</w:t>
+      </w:r>
+    </w:p>
+    <w:p>
+      <w:pPr>
+        <w:rPr>
+          <w:sz w:val="24"/>
+          <w:szCs w:val="24"/>
+          <w:lang w:val="en-US"/>
+        </w:rPr>
+      </w:pPr>
+      <w:bookmarkStart w:id="25" w:name="_Toc243571258"/>
+      <w:r>
+        <w:rPr>
+          <w:rStyle w:val="Ttulo2Car"/>
+          <w:rFonts w:ascii="Calibri" w:hAnsi="Calibri" w:cs="Calibri"/>
+          <w:b/>
+          <w:bCs/>
+          <w:color w:val="000000" w:themeColor="text1"/>
+          <w:sz w:val="24"/>
+          <w:szCs w:val="24"/>
+        </w:rPr>
+        <w:lastRenderedPageBreak/>
+        <w:t>A</w:t>
+      </w:r>
+      <w:bookmarkEnd w:id="25"/>
+      <w:r>
+        <w:rPr>
+          <w:rStyle w:val="Ttulo2Car"/>
+          <w:rFonts w:ascii="Calibri" w:hAnsi="Calibri" w:cs="Calibri"/>
+          <w:b/>
+          <w:bCs/>
+          <w:color w:val="000000" w:themeColor="text1"/>
+          <w:sz w:val="24"/>
+          <w:szCs w:val="24"/>
+        </w:rPr>
+        <w:t>5</w:t>
+      </w:r>
+      <w:r>
+        <w:rPr>
+          <w:rStyle w:val="Ttulo2Car"/>
+          <w:rFonts w:ascii="Calibri" w:hAnsi="Calibri" w:cs="Calibri"/>
+          <w:b/>
+          <w:bCs/>
+          <w:color w:val="000000" w:themeColor="text1"/>
+          <w:sz w:val="24"/>
+          <w:szCs w:val="24"/>
+        </w:rPr>
+        <w:br/>
+      </w:r>
+      <w:r>
+        <w:rPr>
+          <w:b/>
+          <w:bCs/>
+          <w:sz w:val="24"/>
+          <w:szCs w:val="24"/>
+          <w:lang w:val="en-US"/>
+        </w:rPr>
+        <w:t>AI tool:</w:t>
+      </w:r>
+      <w:r>
+        <w:rPr>
+          <w:sz w:val="24"/>
+          <w:szCs w:val="24"/>
+          <w:lang w:val="en-US"/>
+        </w:rPr>
+        <w:t xml:space="preserve"> ChatGPT</w:t>
+      </w:r>
+      <w:r>
+        <w:rPr>
+          <w:sz w:val="24"/>
+          <w:szCs w:val="24"/>
+          <w:lang w:val="en-US"/>
+        </w:rPr>
+        <w:br/>
+      </w:r>
+      <w:r>
+        <w:rPr>
+          <w:b/>
+          <w:bCs/>
+          <w:sz w:val="24"/>
+          <w:szCs w:val="24"/>
+          <w:lang w:val="en-US"/>
+        </w:rPr>
+        <w:t>Date:</w:t>
+      </w:r>
+      <w:r>
+        <w:rPr>
+          <w:sz w:val="24"/>
+          <w:szCs w:val="24"/>
+          <w:lang w:val="en-US"/>
+        </w:rPr>
+        <w:t xml:space="preserve"> 20 October 2026</w:t>
+      </w:r>
+    </w:p>
+    <w:p>
+      <w:pPr>
+        <w:rPr>
+          <w:lang w:val="en-US"/>
+        </w:rPr>
+      </w:pPr>
+      <w:r>
+        <w:rPr>
+          <w:b/>
+          <w:bCs/>
+          <w:sz w:val="24"/>
+          <w:szCs w:val="24"/>
+          <w:lang w:val="en-US"/>
+        </w:rPr>
+        <w:t>Purpose:</w:t>
+      </w:r>
+      <w:r>
+        <w:rPr>
+          <w:sz w:val="24"/>
+          <w:szCs w:val="24"/>
+          <w:lang w:val="en-US"/>
+        </w:rPr>
+        <w:t xml:space="preserve"> </w:t>
+      </w:r>
+      <w:r>
+        <w:rPr>
+          <w:color w:val="000000" w:themeColor="text1"/>
+          <w:sz w:val="24"/>
+          <w:szCs w:val="24"/>
+          <w:lang w:val="en-US"/>
+        </w:rPr>
+        <w:t>To create a proposed monthly project schedule based on the proposal sections.</w:t>
+      </w:r>
+    </w:p>
+    <w:p>
+      <w:pPr>
+        <w:rPr>
+          <w:sz w:val="24"/>
+          <w:szCs w:val="24"/>
+          <w:lang w:val="en-US"/>
+        </w:rPr>
+      </w:pPr>
+      <w:r>
+        <w:rPr>
+          <w:b/>
+          <w:bCs/>
+          <w:sz w:val="24"/>
+          <w:szCs w:val="24"/>
+          <w:lang w:val="en-US"/>
+        </w:rPr>
+        <w:t>Exact prompt:</w:t>
+      </w:r>
+      <w:r>
+        <w:rPr>
+          <w:sz w:val="24"/>
+          <w:szCs w:val="24"/>
+          <w:lang w:val="en-US"/>
+        </w:rPr>
+        <w:br/>
+      </w:r>
+      <w:r>
+        <w:rPr>
+          <w:sz w:val="24"/>
+          <w:szCs w:val="24"/>
+          <w:lang w:val="en-US"/>
+        </w:rPr>
+        <w:t>Could you create a vertical Gantt chart using my paragraphs for Aim and Objectives, Scope, Methodology, and Expected Deliverables, distributed from October 25, 2026, to July 2027, to show my full progress? Please provide it in an image format</w:t>
+      </w:r>
+    </w:p>
+    <w:p>
+      <w:pPr>
+        <w:rPr>
+          <w:lang w:val="en-US"/>
+        </w:rPr>
+      </w:pPr>
+      <w:r>
+        <w:rPr>
+          <w:sz w:val="24"/>
+          <w:szCs w:val="24"/>
+          <w:lang w:val="en-US"/>
+        </w:rPr>
+        <w:br/>
+      </w:r>
+      <w:r>
+        <w:rPr>
+          <w:b/>
+          <w:bCs/>
+          <w:sz w:val="24"/>
+          <w:szCs w:val="24"/>
+          <w:lang w:val="en-US"/>
+        </w:rPr>
+        <w:t>Relevant AI output:</w:t>
+      </w:r>
+      <w:r>
+        <w:rPr>
+          <w:sz w:val="24"/>
+          <w:szCs w:val="24"/>
+          <w:lang w:val="en-US"/>
+        </w:rPr>
+        <w:br/>
+      </w:r>
+      <w:r>
+        <w:rPr>
+          <w:sz w:val="24"/>
+          <w:szCs w:val="24"/>
+          <w:lang w:val="en-US"/>
+        </w:rPr>
+        <w:t xml:space="preserve">                          </w:t>
+      </w:r>
+      <w:r>
+        <w:rPr>
+          <w:noProof/>
+          <w:sz w:val="24"/>
+          <w:szCs w:val="24"/>
+          <w:lang w:val="en-US"/>
+        </w:rPr>
+        <w:drawing>
+          <wp:inline distT="0" distB="0" distL="0" distR="0" wp14:anchorId="7B3879C0" wp14:editId="40A3A4B3">
+            <wp:extent cx="3719900" cy="1841816"/>
+            <wp:effectExtent l="0" t="0" r="0" b="6350"/>
+            <wp:docPr id="14" name="Imagen 14"/>
             <wp:cNvGraphicFramePr>
               <a:graphicFrameLocks xmlns:a="http://schemas.openxmlformats.org/drawingml/2006/main" noChangeAspect="1"/>
             </wp:cNvGraphicFramePr>
@@ -6552,7 +6865,7 @@
                   <pic:spPr>
                     <a:xfrm>
                       <a:off x="0" y="0"/>
-                      <a:ext cx="4072167" cy="4702292"/>
+                      <a:ext cx="3761886" cy="1862605"/>
                     </a:xfrm>
                     <a:prstGeom prst="rect">
                       <a:avLst/>
@@ -6578,65 +6891,20 @@
           <w:szCs w:val="24"/>
           <w:lang w:val="en-US"/>
         </w:rPr>
-        <w:br/>
-      </w:r>
-    </w:p>
-    <w:p>
-      <w:pPr>
-        <w:rPr>
-          <w:sz w:val="24"/>
-          <w:szCs w:val="24"/>
-          <w:lang w:val="en-US"/>
-        </w:rPr>
-      </w:pPr>
-      <w:r>
-        <w:rPr>
-          <w:b/>
-          <w:bCs/>
-          <w:sz w:val="24"/>
-          <w:szCs w:val="24"/>
-          <w:lang w:val="en-US"/>
-        </w:rPr>
-        <w:lastRenderedPageBreak/>
-        <w:t>Relevant AI output</w:t>
-      </w:r>
-      <w:r>
-        <w:rPr>
-          <w:sz w:val="24"/>
-          <w:szCs w:val="24"/>
-          <w:lang w:val="en-US"/>
-        </w:rPr>
-        <w:t>:</w:t>
-      </w:r>
-      <w:r>
-        <w:rPr>
-          <w:sz w:val="24"/>
-          <w:szCs w:val="24"/>
-          <w:lang w:val="en-US"/>
-        </w:rPr>
-        <w:br/>
+        <w:t xml:space="preserve">                                  </w:t>
       </w:r>
       <w:r>
         <w:rPr>
           <w:noProof/>
           <w:sz w:val="24"/>
           <w:szCs w:val="24"/>
-          <w:lang w:val="en-US"/>
-        </w:rPr>
-        <w:t xml:space="preserve">                        </w:t>
-      </w:r>
-      <w:r>
-        <w:rPr>
-          <w:noProof/>
-          <w:sz w:val="24"/>
-          <w:szCs w:val="24"/>
-          <w:lang w:val="en-US"/>
+          <w:lang w:val="es-CL"/>
         </w:rPr>
         <w:drawing>
-          <wp:inline distT="0" distB="0" distL="0" distR="0" wp14:anchorId="6C0CCE48" wp14:editId="425285E9">
-            <wp:extent cx="4055531" cy="2321169"/>
-            <wp:effectExtent l="0" t="0" r="2540" b="3175"/>
-            <wp:docPr id="9" name="Imagen 9"/>
+          <wp:inline distT="0" distB="0" distL="0" distR="0" wp14:anchorId="60F23ADF" wp14:editId="7D3A9324">
+            <wp:extent cx="3128192" cy="2934031"/>
+            <wp:effectExtent l="0" t="0" r="0" b="0"/>
+            <wp:docPr id="29" name="Imagen 29"/>
             <wp:cNvGraphicFramePr>
               <a:graphicFrameLocks xmlns:a="http://schemas.openxmlformats.org/drawingml/2006/main" noChangeAspect="1"/>
             </wp:cNvGraphicFramePr>
@@ -6644,72 +6912,13 @@
               <a:graphicData uri="http://schemas.openxmlformats.org/drawingml/2006/picture">
                 <pic:pic xmlns:pic="http://schemas.openxmlformats.org/drawingml/2006/picture">
                   <pic:nvPicPr>
-                    <pic:cNvPr id="1" name=""/>
-                    <pic:cNvPicPr/>
-                  </pic:nvPicPr>
-                  <pic:blipFill>
-                    <a:blip r:embed="rId21"/>
-                    <a:stretch>
-                      <a:fillRect/>
-                    </a:stretch>
-                  </pic:blipFill>
-                  <pic:spPr>
-                    <a:xfrm>
-                      <a:off x="0" y="0"/>
-                      <a:ext cx="4075891" cy="2332822"/>
-                    </a:xfrm>
-                    <a:prstGeom prst="rect">
-                      <a:avLst/>
-                    </a:prstGeom>
-                  </pic:spPr>
-                </pic:pic>
-              </a:graphicData>
-            </a:graphic>
-          </wp:inline>
-        </w:drawing>
-      </w:r>
-      <w:r>
-        <w:rPr>
-          <w:sz w:val="24"/>
-          <w:szCs w:val="24"/>
-          <w:lang w:val="en-US"/>
-        </w:rPr>
-        <w:br/>
-      </w:r>
-      <w:r>
-        <w:rPr>
-          <w:sz w:val="24"/>
-          <w:szCs w:val="24"/>
-          <w:lang w:val="en-US"/>
-        </w:rPr>
-        <w:t xml:space="preserve">                                 </w:t>
-      </w:r>
-      <w:r>
-        <w:rPr>
-          <w:noProof/>
-          <w:sz w:val="24"/>
-          <w:szCs w:val="24"/>
-          <w:lang w:val="es-CL"/>
-        </w:rPr>
-        <w:drawing>
-          <wp:inline distT="0" distB="0" distL="0" distR="0" wp14:anchorId="72E808E5" wp14:editId="4AAA1D72">
-            <wp:extent cx="3397982" cy="4077720"/>
-            <wp:effectExtent l="0" t="0" r="0" b="0"/>
-            <wp:docPr id="27" name="Imagen 27"/>
-            <wp:cNvGraphicFramePr>
-              <a:graphicFrameLocks xmlns:a="http://schemas.openxmlformats.org/drawingml/2006/main" noChangeAspect="1"/>
-            </wp:cNvGraphicFramePr>
-            <a:graphic xmlns:a="http://schemas.openxmlformats.org/drawingml/2006/main">
-              <a:graphicData uri="http://schemas.openxmlformats.org/drawingml/2006/picture">
-                <pic:pic xmlns:pic="http://schemas.openxmlformats.org/drawingml/2006/picture">
-                  <pic:nvPicPr>
-                    <pic:cNvPr id="0" name="Picture 6"/>
+                    <pic:cNvPr id="0" name="Picture 13"/>
                     <pic:cNvPicPr>
                       <a:picLocks noChangeAspect="1" noChangeArrowheads="1"/>
                     </pic:cNvPicPr>
                   </pic:nvPicPr>
                   <pic:blipFill>
-                    <a:blip r:embed="rId22" cstate="print">
+                    <a:blip r:embed="rId21" cstate="print">
                       <a:extLst>
                         <a:ext uri="{28A0092B-C50C-407E-A947-70E740481C1C}">
                           <a14:useLocalDpi xmlns:a14="http://schemas.microsoft.com/office/drawing/2010/main" val="0"/>
@@ -6724,7 +6933,7 @@
                   <pic:spPr bwMode="auto">
                     <a:xfrm>
                       <a:off x="0" y="0"/>
-                      <a:ext cx="3497764" cy="4197462"/>
+                      <a:ext cx="3171527" cy="2974677"/>
                     </a:xfrm>
                     <a:prstGeom prst="rect">
                       <a:avLst/>
@@ -6740,25 +6949,42 @@
           </wp:inline>
         </w:drawing>
       </w:r>
-    </w:p>
-    <w:p>
-      <w:pPr>
-        <w:rPr>
-          <w:sz w:val="24"/>
-          <w:szCs w:val="24"/>
-          <w:lang w:val="en-US"/>
-        </w:rPr>
-      </w:pPr>
-      <w:r>
-        <w:rPr>
-          <w:sz w:val="24"/>
-          <w:szCs w:val="24"/>
-          <w:lang w:val="en-US"/>
-        </w:rPr>
-        <w:br/>
-      </w:r>
-      <w:r>
-        <w:rPr>
+      <w:r>
+        <w:rPr>
+          <w:sz w:val="24"/>
+          <w:szCs w:val="24"/>
+          <w:lang w:val="en-US"/>
+        </w:rPr>
+        <w:br/>
+      </w:r>
+      <w:r>
+        <w:rPr>
+          <w:sz w:val="24"/>
+          <w:szCs w:val="24"/>
+          <w:lang w:val="en-US"/>
+        </w:rPr>
+        <w:t xml:space="preserve">                                         </w:t>
+      </w:r>
+      <w:r>
+        <w:rPr>
+          <w:sz w:val="24"/>
+          <w:szCs w:val="24"/>
+          <w:lang w:val="en-US"/>
+        </w:rPr>
+        <w:br/>
+      </w:r>
+      <w:r>
+        <w:rPr>
+          <w:sz w:val="24"/>
+          <w:szCs w:val="24"/>
+          <w:lang w:val="en-US"/>
+        </w:rPr>
+        <w:t xml:space="preserve"> </w:t>
+      </w:r>
+      <w:r>
+        <w:rPr>
+          <w:b/>
+          <w:bCs/>
           <w:sz w:val="24"/>
           <w:szCs w:val="24"/>
           <w:lang w:val="en-US"/>
@@ -6772,27 +6998,37 @@
           <w:lang w:val="en-US"/>
         </w:rPr>
         <w:br/>
-        <w:t>I requested a clearer layout because my original diagram was difficult to fit into Word. I then requested an editable version because the first output did not display fully for me. The revised version allows me to adjust the boxes, text and arrows while keeping the project stages.</w:t>
-      </w:r>
-    </w:p>
-    <w:p>
-      <w:pPr>
-        <w:rPr>
-          <w:sz w:val="24"/>
-          <w:szCs w:val="24"/>
-          <w:lang w:val="en-US"/>
-        </w:rPr>
-      </w:pPr>
-    </w:p>
-    <w:p>
-      <w:pPr>
-        <w:rPr>
-          <w:sz w:val="24"/>
-          <w:szCs w:val="24"/>
-          <w:lang w:val="en-US"/>
-        </w:rPr>
-      </w:pPr>
-      <w:bookmarkStart w:id="26" w:name="_Toc243571258"/>
+      </w:r>
+      <w:r>
+        <w:rPr>
+          <w:lang w:val="en-US"/>
+        </w:rPr>
+        <w:t xml:space="preserve">I reviewed the proposed chart against the activities in my proposal. It helped </w:t>
+      </w:r>
+      <w:proofErr w:type="spellStart"/>
+      <w:r>
+        <w:rPr>
+          <w:lang w:val="en-US"/>
+        </w:rPr>
+        <w:t>organise</w:t>
+      </w:r>
+      <w:proofErr w:type="spellEnd"/>
+      <w:r>
+        <w:rPr>
+          <w:lang w:val="en-US"/>
+        </w:rPr>
+        <w:t xml:space="preserve"> the work into monthly phases and identify milestones. I understand that the bars represent planned activities rather than completed progress, and that the final deadline and semester boundaries still require confirmation.</w:t>
+      </w:r>
+    </w:p>
+    <w:p>
+      <w:pPr>
+        <w:rPr>
+          <w:sz w:val="24"/>
+          <w:szCs w:val="24"/>
+          <w:lang w:val="en-US"/>
+        </w:rPr>
+      </w:pPr>
+      <w:bookmarkStart w:id="26" w:name="_Toc243571259"/>
       <w:r>
         <w:rPr>
           <w:rStyle w:val="Ttulo2Car"/>
@@ -6804,7 +7040,7 @@
           <w:szCs w:val="24"/>
         </w:rPr>
         <w:lastRenderedPageBreak/>
-        <w:t>A6</w:t>
+        <w:t>A</w:t>
       </w:r>
       <w:bookmarkEnd w:id="26"/>
       <w:r>
@@ -6817,331 +7053,8 @@
           <w:sz w:val="24"/>
           <w:szCs w:val="24"/>
         </w:rPr>
-        <w:br/>
-      </w:r>
-      <w:r>
-        <w:rPr>
-          <w:sz w:val="24"/>
-          <w:szCs w:val="24"/>
-          <w:lang w:val="en-US"/>
-        </w:rPr>
-        <w:t>AI tool: ChatGPT</w:t>
-      </w:r>
-      <w:r>
-        <w:rPr>
-          <w:sz w:val="24"/>
-          <w:szCs w:val="24"/>
-          <w:lang w:val="en-US"/>
-        </w:rPr>
-        <w:br/>
-      </w:r>
-      <w:r>
-        <w:rPr>
-          <w:sz w:val="24"/>
-          <w:szCs w:val="24"/>
-          <w:lang w:val="en-US"/>
-        </w:rPr>
-        <w:t>Date: 20 October 2026</w:t>
-      </w:r>
-    </w:p>
-    <w:p>
-      <w:pPr>
-        <w:rPr>
-          <w:sz w:val="24"/>
-          <w:szCs w:val="24"/>
-          <w:lang w:val="en-US"/>
-        </w:rPr>
-      </w:pPr>
-      <w:r>
-        <w:rPr>
-          <w:sz w:val="24"/>
-          <w:szCs w:val="24"/>
-          <w:lang w:val="en-US"/>
-        </w:rPr>
-        <w:t>Purpose: To create a proposed monthly project schedule based on the proposal sections.</w:t>
-      </w:r>
-    </w:p>
-    <w:p>
-      <w:pPr>
-        <w:rPr>
-          <w:sz w:val="24"/>
-          <w:szCs w:val="24"/>
-          <w:lang w:val="en-US"/>
-        </w:rPr>
-      </w:pPr>
-      <w:r>
-        <w:rPr>
-          <w:sz w:val="24"/>
-          <w:szCs w:val="24"/>
-          <w:lang w:val="en-US"/>
-        </w:rPr>
-        <w:t>Exact prompt:</w:t>
-      </w:r>
-      <w:r>
-        <w:rPr>
-          <w:sz w:val="24"/>
-          <w:szCs w:val="24"/>
-          <w:lang w:val="en-US"/>
-        </w:rPr>
-        <w:br/>
-        <w:t>“Could you create a vertical Gantt chart using my paragraphs for Aim and Objectives, Scope, Methodology, and Expected Deliverables, distributed from October 25, 2026, to July 2027, to show my full progress? Please provide it in an image format”</w:t>
-      </w:r>
-      <w:r>
-        <w:rPr>
-          <w:sz w:val="24"/>
-          <w:szCs w:val="24"/>
-          <w:lang w:val="en-US"/>
-        </w:rPr>
-        <w:br/>
-      </w:r>
-      <w:r>
-        <w:rPr>
-          <w:sz w:val="24"/>
-          <w:szCs w:val="24"/>
-          <w:lang w:val="en-US"/>
-        </w:rPr>
-        <w:br/>
-      </w:r>
-      <w:r>
-        <w:rPr>
-          <w:sz w:val="24"/>
-          <w:szCs w:val="24"/>
-          <w:lang w:val="en-US"/>
-        </w:rPr>
-        <w:t>Relevant AI output:</w:t>
-      </w:r>
-      <w:r>
-        <w:rPr>
-          <w:sz w:val="24"/>
-          <w:szCs w:val="24"/>
-          <w:lang w:val="en-US"/>
-        </w:rPr>
-        <w:br/>
-      </w:r>
-      <w:r>
-        <w:rPr>
-          <w:sz w:val="24"/>
-          <w:szCs w:val="24"/>
-          <w:lang w:val="en-US"/>
-        </w:rPr>
-        <w:t xml:space="preserve">                          </w:t>
-      </w:r>
-      <w:r>
-        <w:rPr>
-          <w:noProof/>
-          <w:sz w:val="24"/>
-          <w:szCs w:val="24"/>
-          <w:lang w:val="en-US"/>
-        </w:rPr>
-        <w:drawing>
-          <wp:inline distT="0" distB="0" distL="0" distR="0" wp14:anchorId="7B3879C0" wp14:editId="40A3A4B3">
-            <wp:extent cx="3719900" cy="1841816"/>
-            <wp:effectExtent l="0" t="0" r="0" b="6350"/>
-            <wp:docPr id="14" name="Imagen 14"/>
-            <wp:cNvGraphicFramePr>
-              <a:graphicFrameLocks xmlns:a="http://schemas.openxmlformats.org/drawingml/2006/main" noChangeAspect="1"/>
-            </wp:cNvGraphicFramePr>
-            <a:graphic xmlns:a="http://schemas.openxmlformats.org/drawingml/2006/main">
-              <a:graphicData uri="http://schemas.openxmlformats.org/drawingml/2006/picture">
-                <pic:pic xmlns:pic="http://schemas.openxmlformats.org/drawingml/2006/picture">
-                  <pic:nvPicPr>
-                    <pic:cNvPr id="1" name=""/>
-                    <pic:cNvPicPr/>
-                  </pic:nvPicPr>
-                  <pic:blipFill>
-                    <a:blip r:embed="rId23"/>
-                    <a:stretch>
-                      <a:fillRect/>
-                    </a:stretch>
-                  </pic:blipFill>
-                  <pic:spPr>
-                    <a:xfrm>
-                      <a:off x="0" y="0"/>
-                      <a:ext cx="3761886" cy="1862605"/>
-                    </a:xfrm>
-                    <a:prstGeom prst="rect">
-                      <a:avLst/>
-                    </a:prstGeom>
-                  </pic:spPr>
-                </pic:pic>
-              </a:graphicData>
-            </a:graphic>
-          </wp:inline>
-        </w:drawing>
-      </w:r>
-      <w:r>
-        <w:rPr>
-          <w:sz w:val="24"/>
-          <w:szCs w:val="24"/>
-          <w:lang w:val="en-US"/>
-        </w:rPr>
-        <w:br/>
-      </w:r>
-      <w:r>
-        <w:rPr>
-          <w:sz w:val="24"/>
-          <w:szCs w:val="24"/>
-          <w:lang w:val="en-US"/>
-        </w:rPr>
-        <w:t xml:space="preserve">                                  </w:t>
-      </w:r>
-      <w:r>
-        <w:rPr>
-          <w:noProof/>
-          <w:sz w:val="24"/>
-          <w:szCs w:val="24"/>
-          <w:lang w:val="es-CL"/>
-        </w:rPr>
-        <w:drawing>
-          <wp:inline distT="0" distB="0" distL="0" distR="0" wp14:anchorId="60F23ADF" wp14:editId="47C960AB">
-            <wp:extent cx="3172211" cy="2975317"/>
-            <wp:effectExtent l="0" t="0" r="9525" b="0"/>
-            <wp:docPr id="29" name="Imagen 29"/>
-            <wp:cNvGraphicFramePr>
-              <a:graphicFrameLocks xmlns:a="http://schemas.openxmlformats.org/drawingml/2006/main" noChangeAspect="1"/>
-            </wp:cNvGraphicFramePr>
-            <a:graphic xmlns:a="http://schemas.openxmlformats.org/drawingml/2006/main">
-              <a:graphicData uri="http://schemas.openxmlformats.org/drawingml/2006/picture">
-                <pic:pic xmlns:pic="http://schemas.openxmlformats.org/drawingml/2006/picture">
-                  <pic:nvPicPr>
-                    <pic:cNvPr id="0" name="Picture 13"/>
-                    <pic:cNvPicPr>
-                      <a:picLocks noChangeAspect="1" noChangeArrowheads="1"/>
-                    </pic:cNvPicPr>
-                  </pic:nvPicPr>
-                  <pic:blipFill>
-                    <a:blip r:embed="rId24" cstate="print">
-                      <a:extLst>
-                        <a:ext uri="{28A0092B-C50C-407E-A947-70E740481C1C}">
-                          <a14:useLocalDpi xmlns:a14="http://schemas.microsoft.com/office/drawing/2010/main" val="0"/>
-                        </a:ext>
-                      </a:extLst>
-                    </a:blip>
-                    <a:srcRect/>
-                    <a:stretch>
-                      <a:fillRect/>
-                    </a:stretch>
-                  </pic:blipFill>
-                  <pic:spPr bwMode="auto">
-                    <a:xfrm>
-                      <a:off x="0" y="0"/>
-                      <a:ext cx="3202743" cy="3003954"/>
-                    </a:xfrm>
-                    <a:prstGeom prst="rect">
-                      <a:avLst/>
-                    </a:prstGeom>
-                    <a:noFill/>
-                    <a:ln>
-                      <a:noFill/>
-                    </a:ln>
-                  </pic:spPr>
-                </pic:pic>
-              </a:graphicData>
-            </a:graphic>
-          </wp:inline>
-        </w:drawing>
-      </w:r>
-      <w:r>
-        <w:rPr>
-          <w:sz w:val="24"/>
-          <w:szCs w:val="24"/>
-          <w:lang w:val="en-US"/>
-        </w:rPr>
-        <w:br/>
-      </w:r>
-      <w:r>
-        <w:rPr>
-          <w:sz w:val="24"/>
-          <w:szCs w:val="24"/>
-          <w:lang w:val="en-US"/>
-        </w:rPr>
-        <w:t xml:space="preserve">                                          </w:t>
-      </w:r>
-      <w:r>
-        <w:rPr>
-          <w:sz w:val="24"/>
-          <w:szCs w:val="24"/>
-          <w:lang w:val="en-US"/>
-        </w:rPr>
-        <w:br/>
-      </w:r>
-      <w:r>
-        <w:rPr>
-          <w:sz w:val="24"/>
-          <w:szCs w:val="24"/>
-          <w:lang w:val="en-US"/>
-        </w:rPr>
-        <w:t>My evaluation and use:</w:t>
-      </w:r>
-      <w:r>
-        <w:rPr>
-          <w:sz w:val="24"/>
-          <w:szCs w:val="24"/>
-          <w:lang w:val="en-US"/>
-        </w:rPr>
-        <w:br/>
-        <w:t xml:space="preserve">I reviewed the proposed chart against the activities in my proposal. It helped </w:t>
-      </w:r>
-      <w:proofErr w:type="spellStart"/>
-      <w:r>
-        <w:rPr>
-          <w:sz w:val="24"/>
-          <w:szCs w:val="24"/>
-          <w:lang w:val="en-US"/>
-        </w:rPr>
-        <w:t>organise</w:t>
-      </w:r>
-      <w:proofErr w:type="spellEnd"/>
-      <w:r>
-        <w:rPr>
-          <w:sz w:val="24"/>
-          <w:szCs w:val="24"/>
-          <w:lang w:val="en-US"/>
-        </w:rPr>
-        <w:t xml:space="preserve"> the</w:t>
-      </w:r>
-      <w:r>
-        <w:rPr>
-          <w:sz w:val="24"/>
-          <w:szCs w:val="24"/>
-          <w:lang w:val="en-US"/>
-        </w:rPr>
-        <w:t xml:space="preserve"> </w:t>
-      </w:r>
-      <w:r>
-        <w:rPr>
-          <w:sz w:val="24"/>
-          <w:szCs w:val="24"/>
-          <w:lang w:val="en-US"/>
-        </w:rPr>
-        <w:t>work into monthly phases and identify milestones. I understand that the bars represent</w:t>
-      </w:r>
-      <w:r>
-        <w:rPr>
-          <w:sz w:val="24"/>
-          <w:szCs w:val="24"/>
-          <w:lang w:val="en-US"/>
-        </w:rPr>
-        <w:t xml:space="preserve"> </w:t>
-      </w:r>
-      <w:r>
-        <w:rPr>
-          <w:sz w:val="24"/>
-          <w:szCs w:val="24"/>
-          <w:lang w:val="en-US"/>
-        </w:rPr>
-        <w:t>planned activities rather than completed progress, and that the final deadline and semester boundaries still require confirmation.</w:t>
-      </w:r>
-    </w:p>
-    <w:p>
-      <w:pPr>
-        <w:rPr>
-          <w:sz w:val="24"/>
-          <w:szCs w:val="24"/>
-          <w:lang w:val="en-US"/>
-        </w:rPr>
-      </w:pPr>
-      <w:bookmarkStart w:id="27" w:name="_Toc243571259"/>
+        <w:t>6</w:t>
+      </w:r>
       <w:r>
         <w:rPr>
           <w:rStyle w:val="Ttulo2Car"/>
@@ -7152,20 +7065,6 @@
           <w:sz w:val="24"/>
           <w:szCs w:val="24"/>
         </w:rPr>
-        <w:lastRenderedPageBreak/>
-        <w:t>A7</w:t>
-      </w:r>
-      <w:bookmarkEnd w:id="27"/>
-      <w:r>
-        <w:rPr>
-          <w:rStyle w:val="Ttulo2Car"/>
-          <w:rFonts w:ascii="Calibri" w:hAnsi="Calibri" w:cs="Calibri"/>
-          <w:b/>
-          <w:bCs/>
-          <w:color w:val="000000" w:themeColor="text1"/>
-          <w:sz w:val="24"/>
-          <w:szCs w:val="24"/>
-        </w:rPr>
         <w:br/>
       </w:r>
       <w:r>
@@ -7237,7 +7136,15 @@
           <w:szCs w:val="24"/>
           <w:lang w:val="en-US"/>
         </w:rPr>
-        <w:t xml:space="preserve"> To review the proposal’s length and improve wording while preserving my main ideas.</w:t>
+        <w:t xml:space="preserve"> </w:t>
+      </w:r>
+      <w:r>
+        <w:rPr>
+          <w:sz w:val="24"/>
+          <w:szCs w:val="24"/>
+          <w:lang w:val="en-US"/>
+        </w:rPr>
+        <w:t>To review the proposal's length and improve wording while preserving my main ideas.</w:t>
       </w:r>
     </w:p>
     <w:p>
@@ -7273,7 +7180,14 @@
           <w:lang w:val="en-US"/>
         </w:rPr>
         <w:br/>
-        <w:t>“Please keep the paragraphs concise while preserving my main ideas, so that the complete proposal stays close to 1,000 words”</w:t>
+      </w:r>
+      <w:r>
+        <w:rPr>
+          <w:sz w:val="24"/>
+          <w:szCs w:val="24"/>
+          <w:lang w:val="en-US"/>
+        </w:rPr>
+        <w:t>Please keep the paragraphs concise while preserving my main ideas, so that the complete proposal stays close to 1,000 words</w:t>
       </w:r>
     </w:p>
     <w:p>
@@ -7309,14 +7223,19 @@
           <w:lang w:val="en-US"/>
         </w:rPr>
         <w:br/>
+      </w:r>
+      <w:r>
+        <w:rPr>
+          <w:sz w:val="24"/>
+          <w:szCs w:val="24"/>
+          <w:lang w:val="en-US"/>
+        </w:rPr>
         <w:t>The attached proposal, CA1- Strategic thinking (1).docx.</w:t>
       </w:r>
     </w:p>
     <w:p>
       <w:pPr>
         <w:rPr>
-          <w:sz w:val="24"/>
-          <w:szCs w:val="24"/>
           <w:lang w:val="en-US"/>
         </w:rPr>
       </w:pPr>
@@ -7337,8 +7256,24 @@
           <w:lang w:val="en-US"/>
         </w:rPr>
         <w:br/>
-        <w:t>I accepted the suggestion to keep most paragraphs unchanged because the proposal was already close to 1,000 words. I also accepted the revised example in the Problem Definition because it expressed the business implications more clearly without changing my main ideas. I will correct the title and figure captions and add the missing references.</w:t>
-      </w:r>
+      </w:r>
+      <w:r>
+        <w:rPr>
+          <w:sz w:val="24"/>
+          <w:szCs w:val="24"/>
+          <w:lang w:val="en-US"/>
+        </w:rPr>
+        <w:t>I accepted the suggestion to keep most paragraphs unchanged because the proposal was already close to 1,000 words. I also accepted the revised example in the Problem Definition because it expressed the business implications more clearly without changing my main ideas. I will correct the title and figure captions and add the missing references</w:t>
+      </w:r>
+    </w:p>
+    <w:p>
+      <w:pPr>
+        <w:rPr>
+          <w:sz w:val="24"/>
+          <w:szCs w:val="24"/>
+          <w:lang w:val="en-US"/>
+        </w:rPr>
+      </w:pPr>
     </w:p>
     <w:p>
       <w:r>
@@ -7372,7 +7307,7 @@
                     <pic:cNvPicPr/>
                   </pic:nvPicPr>
                   <pic:blipFill>
-                    <a:blip r:embed="rId25"/>
+                    <a:blip r:embed="rId22"/>
                     <a:stretch>
                       <a:fillRect/>
                     </a:stretch>
@@ -7408,6 +7343,232 @@
 <file path=word/numbering.xml><?xml version="1.0" encoding="utf-8"?>
 <w:numbering xmlns:wpc="http://schemas.microsoft.com/office/word/2010/wordprocessingCanvas" xmlns:cx="http://schemas.microsoft.com/office/drawing/2014/chartex" xmlns:cx1="http://schemas.microsoft.com/office/drawing/2015/9/8/chartex" xmlns:cx2="http://schemas.microsoft.com/office/drawing/2015/10/21/chartex" xmlns:cx3="http://schemas.microsoft.com/office/drawing/2016/5/9/chartex" xmlns:cx4="http://schemas.microsoft.com/office/drawing/2016/5/10/chartex" xmlns:cx5="http://schemas.microsoft.com/office/drawing/2016/5/11/chartex" xmlns:cx6="http://schemas.microsoft.com/office/drawing/2016/5/12/chartex" xmlns:cx7="http://schemas.microsoft.com/office/drawing/2016/5/13/chartex" xmlns:cx8="http://schemas.microsoft.com/office/drawing/2016/5/14/chartex" xmlns:mc="http://schemas.openxmlformats.org/markup-compatibility/2006" xmlns:aink="http://schemas.microsoft.com/office/drawing/2016/ink" xmlns:am3d="http://schemas.microsoft.com/office/drawing/2017/model3d" xmlns:o="urn:schemas-microsoft-com:office:office" xmlns:oel="http://schemas.microsoft.com/office/2019/extlst" xmlns:r="http://schemas.openxmlformats.org/officeDocument/2006/relationships" xmlns:m="http://schemas.openxmlformats.org/officeDocument/2006/math" xmlns:v="urn:schemas-microsoft-com:vml" xmlns:wp14="http://schemas.microsoft.com/office/word/2010/wordprocessingDrawing" xmlns:wp="http://schemas.openxmlformats.org/drawingml/2006/wordprocessingDrawing" xmlns:w10="urn:schemas-microsoft-com:office:word" xmlns:w="http://schemas.openxmlformats.org/wordprocessingml/2006/main" xmlns:w14="http://schemas.microsoft.com/office/word/2010/wordml" xmlns:w15="http://schemas.microsoft.com/office/word/2012/wordml" xmlns:w16cex="http://schemas.microsoft.com/office/word/2018/wordml/cex" xmlns:w16cid="http://schemas.microsoft.com/office/word/2016/wordml/cid" xmlns:w16="http://schemas.microsoft.com/office/word/2018/wordml" xmlns:w16sdtdh="http://schemas.microsoft.com/office/word/2020/wordml/sdtdatahash" xmlns:w16se="http://schemas.microsoft.com/office/word/2015/wordml/symex" xmlns:wpg="http://schemas.microsoft.com/office/word/2010/wordprocessingGroup" xmlns:wpi="http://schemas.microsoft.com/office/word/2010/wordprocessingInk" xmlns:wne="http://schemas.microsoft.com/office/word/2006/wordml" xmlns:wps="http://schemas.microsoft.com/office/word/2010/wordprocessingShape" mc:Ignorable="w14 w15 w16se w16cid w16 w16cex w16sdtdh wp14">
   <w:abstractNum w:abstractNumId="0" w15:restartNumberingAfterBreak="0">
+    <w:nsid w:val="0DEE1093"/>
+    <w:multiLevelType w:val="multilevel"/>
+    <w:tmpl w:val="0EAAEFC0"/>
+    <w:lvl w:ilvl="0">
+      <w:start w:val="6"/>
+      <w:numFmt w:val="decimal"/>
+      <w:lvlText w:val="%1."/>
+      <w:lvlJc w:val="left"/>
+      <w:pPr>
+        <w:tabs>
+          <w:tab w:val="num" w:pos="720"/>
+        </w:tabs>
+        <w:ind w:left="720" w:hanging="360"/>
+      </w:pPr>
+    </w:lvl>
+    <w:lvl w:ilvl="1" w:tentative="1">
+      <w:start w:val="1"/>
+      <w:numFmt w:val="decimal"/>
+      <w:lvlText w:val="%2."/>
+      <w:lvlJc w:val="left"/>
+      <w:pPr>
+        <w:tabs>
+          <w:tab w:val="num" w:pos="1440"/>
+        </w:tabs>
+        <w:ind w:left="1440" w:hanging="360"/>
+      </w:pPr>
+    </w:lvl>
+    <w:lvl w:ilvl="2" w:tentative="1">
+      <w:start w:val="1"/>
+      <w:numFmt w:val="decimal"/>
+      <w:lvlText w:val="%3."/>
+      <w:lvlJc w:val="left"/>
+      <w:pPr>
+        <w:tabs>
+          <w:tab w:val="num" w:pos="2160"/>
+        </w:tabs>
+        <w:ind w:left="2160" w:hanging="360"/>
+      </w:pPr>
+    </w:lvl>
+    <w:lvl w:ilvl="3" w:tentative="1">
+      <w:start w:val="1"/>
+      <w:numFmt w:val="decimal"/>
+      <w:lvlText w:val="%4."/>
+      <w:lvlJc w:val="left"/>
+      <w:pPr>
+        <w:tabs>
+          <w:tab w:val="num" w:pos="2880"/>
+        </w:tabs>
+        <w:ind w:left="2880" w:hanging="360"/>
+      </w:pPr>
+    </w:lvl>
+    <w:lvl w:ilvl="4" w:tentative="1">
+      <w:start w:val="1"/>
+      <w:numFmt w:val="decimal"/>
+      <w:lvlText w:val="%5."/>
+      <w:lvlJc w:val="left"/>
+      <w:pPr>
+        <w:tabs>
+          <w:tab w:val="num" w:pos="3600"/>
+        </w:tabs>
+        <w:ind w:left="3600" w:hanging="360"/>
+      </w:pPr>
+    </w:lvl>
+    <w:lvl w:ilvl="5" w:tentative="1">
+      <w:start w:val="1"/>
+      <w:numFmt w:val="decimal"/>
+      <w:lvlText w:val="%6."/>
+      <w:lvlJc w:val="left"/>
+      <w:pPr>
+        <w:tabs>
+          <w:tab w:val="num" w:pos="4320"/>
+        </w:tabs>
+        <w:ind w:left="4320" w:hanging="360"/>
+      </w:pPr>
+    </w:lvl>
+    <w:lvl w:ilvl="6" w:tentative="1">
+      <w:start w:val="1"/>
+      <w:numFmt w:val="decimal"/>
+      <w:lvlText w:val="%7."/>
+      <w:lvlJc w:val="left"/>
+      <w:pPr>
+        <w:tabs>
+          <w:tab w:val="num" w:pos="5040"/>
+        </w:tabs>
+        <w:ind w:left="5040" w:hanging="360"/>
+      </w:pPr>
+    </w:lvl>
+    <w:lvl w:ilvl="7" w:tentative="1">
+      <w:start w:val="1"/>
+      <w:numFmt w:val="decimal"/>
+      <w:lvlText w:val="%8."/>
+      <w:lvlJc w:val="left"/>
+      <w:pPr>
+        <w:tabs>
+          <w:tab w:val="num" w:pos="5760"/>
+        </w:tabs>
+        <w:ind w:left="5760" w:hanging="360"/>
+      </w:pPr>
+    </w:lvl>
+    <w:lvl w:ilvl="8" w:tentative="1">
+      <w:start w:val="1"/>
+      <w:numFmt w:val="decimal"/>
+      <w:lvlText w:val="%9."/>
+      <w:lvlJc w:val="left"/>
+      <w:pPr>
+        <w:tabs>
+          <w:tab w:val="num" w:pos="6480"/>
+        </w:tabs>
+        <w:ind w:left="6480" w:hanging="360"/>
+      </w:pPr>
+    </w:lvl>
+  </w:abstractNum>
+  <w:abstractNum w:abstractNumId="1" w15:restartNumberingAfterBreak="0">
+    <w:nsid w:val="18A644E9"/>
+    <w:multiLevelType w:val="multilevel"/>
+    <w:tmpl w:val="A010243E"/>
+    <w:lvl w:ilvl="0">
+      <w:start w:val="2"/>
+      <w:numFmt w:val="decimal"/>
+      <w:lvlText w:val="%1."/>
+      <w:lvlJc w:val="left"/>
+      <w:pPr>
+        <w:tabs>
+          <w:tab w:val="num" w:pos="720"/>
+        </w:tabs>
+        <w:ind w:left="720" w:hanging="360"/>
+      </w:pPr>
+    </w:lvl>
+    <w:lvl w:ilvl="1" w:tentative="1">
+      <w:start w:val="1"/>
+      <w:numFmt w:val="decimal"/>
+      <w:lvlText w:val="%2."/>
+      <w:lvlJc w:val="left"/>
+      <w:pPr>
+        <w:tabs>
+          <w:tab w:val="num" w:pos="1440"/>
+        </w:tabs>
+        <w:ind w:left="1440" w:hanging="360"/>
+      </w:pPr>
+    </w:lvl>
+    <w:lvl w:ilvl="2" w:tentative="1">
+      <w:start w:val="1"/>
+      <w:numFmt w:val="decimal"/>
+      <w:lvlText w:val="%3."/>
+      <w:lvlJc w:val="left"/>
+      <w:pPr>
+        <w:tabs>
+          <w:tab w:val="num" w:pos="2160"/>
+        </w:tabs>
+        <w:ind w:left="2160" w:hanging="360"/>
+      </w:pPr>
+    </w:lvl>
+    <w:lvl w:ilvl="3" w:tentative="1">
+      <w:start w:val="1"/>
+      <w:numFmt w:val="decimal"/>
+      <w:lvlText w:val="%4."/>
+      <w:lvlJc w:val="left"/>
+      <w:pPr>
+        <w:tabs>
+          <w:tab w:val="num" w:pos="2880"/>
+        </w:tabs>
+        <w:ind w:left="2880" w:hanging="360"/>
+      </w:pPr>
+    </w:lvl>
+    <w:lvl w:ilvl="4" w:tentative="1">
+      <w:start w:val="1"/>
+      <w:numFmt w:val="decimal"/>
+      <w:lvlText w:val="%5."/>
+      <w:lvlJc w:val="left"/>
+      <w:pPr>
+        <w:tabs>
+          <w:tab w:val="num" w:pos="3600"/>
+        </w:tabs>
+        <w:ind w:left="3600" w:hanging="360"/>
+      </w:pPr>
+    </w:lvl>
+    <w:lvl w:ilvl="5" w:tentative="1">
+      <w:start w:val="1"/>
+      <w:numFmt w:val="decimal"/>
+      <w:lvlText w:val="%6."/>
+      <w:lvlJc w:val="left"/>
+      <w:pPr>
+        <w:tabs>
+          <w:tab w:val="num" w:pos="4320"/>
+        </w:tabs>
+        <w:ind w:left="4320" w:hanging="360"/>
+      </w:pPr>
+    </w:lvl>
+    <w:lvl w:ilvl="6" w:tentative="1">
+      <w:start w:val="1"/>
+      <w:numFmt w:val="decimal"/>
+      <w:lvlText w:val="%7."/>
+      <w:lvlJc w:val="left"/>
+      <w:pPr>
+        <w:tabs>
+          <w:tab w:val="num" w:pos="5040"/>
+        </w:tabs>
+        <w:ind w:left="5040" w:hanging="360"/>
+      </w:pPr>
+    </w:lvl>
+    <w:lvl w:ilvl="7" w:tentative="1">
+      <w:start w:val="1"/>
+      <w:numFmt w:val="decimal"/>
+      <w:lvlText w:val="%8."/>
+      <w:lvlJc w:val="left"/>
+      <w:pPr>
+        <w:tabs>
+          <w:tab w:val="num" w:pos="5760"/>
+        </w:tabs>
+        <w:ind w:left="5760" w:hanging="360"/>
+      </w:pPr>
+    </w:lvl>
+    <w:lvl w:ilvl="8" w:tentative="1">
+      <w:start w:val="1"/>
+      <w:numFmt w:val="decimal"/>
+      <w:lvlText w:val="%9."/>
+      <w:lvlJc w:val="left"/>
+      <w:pPr>
+        <w:tabs>
+          <w:tab w:val="num" w:pos="6480"/>
+        </w:tabs>
+        <w:ind w:left="6480" w:hanging="360"/>
+      </w:pPr>
+    </w:lvl>
+  </w:abstractNum>
+  <w:abstractNum w:abstractNumId="2" w15:restartNumberingAfterBreak="0">
     <w:nsid w:val="54260A37"/>
     <w:multiLevelType w:val="multilevel"/>
     <w:tmpl w:val="2EC47730"/>
@@ -7528,6 +7689,12 @@
     </w:lvl>
   </w:abstractNum>
   <w:num w:numId="1" w16cid:durableId="1856187199">
+    <w:abstractNumId w:val="2"/>
+  </w:num>
+  <w:num w:numId="2" w16cid:durableId="1584409577">
+    <w:abstractNumId w:val="1"/>
+  </w:num>
+  <w:num w:numId="3" w16cid:durableId="376391747">
     <w:abstractNumId w:val="0"/>
   </w:num>
 </w:numbering>
@@ -8142,7 +8309,6 @@
   <w:style w:type="character" w:default="1" w:styleId="Fuentedeprrafopredeter">
     <w:name w:val="Default Paragraph Font"/>
     <w:uiPriority w:val="1"/>
-    <w:semiHidden/>
     <w:unhideWhenUsed/>
   </w:style>
   <w:style w:type="table" w:default="1" w:styleId="Tablanormal">
@@ -8521,6 +8687,18 @@
       <w:ind w:left="220"/>
     </w:pPr>
   </w:style>
+  <w:style w:type="character" w:styleId="Mencinsinresolver">
+    <w:name w:val="Unresolved Mention"/>
+    <w:basedOn w:val="Fuentedeprrafopredeter"/>
+    <w:uiPriority w:val="99"/>
+    <w:semiHidden/>
+    <w:unhideWhenUsed/>
+    <w:rsid w:val="00BA6060"/>
+    <w:rPr>
+      <w:color w:val="605E5C"/>
+      <w:shd w:val="clear" w:color="auto" w:fill="E1DFDD"/>
+    </w:rPr>
+  </w:style>
 </w:styles>
 </file>
 

--- a/2026491_CA1_Strategic_Thinking_Proposal_v1.docx
+++ b/2026491_CA1_Strategic_Thinking_Proposal_v1.docx
@@ -557,25 +557,7 @@
           <w:szCs w:val="36"/>
         </w:rPr>
         <w:br/>
-        <w:t xml:space="preserve">Date </w:t>
-      </w:r>
-      <w:proofErr w:type="gramStart"/>
-      <w:r>
-        <w:rPr>
-          <w:color w:val="156082"/>
-          <w:sz w:val="36"/>
-          <w:szCs w:val="36"/>
-        </w:rPr>
-        <w:t>Of</w:t>
-      </w:r>
-      <w:proofErr w:type="gramEnd"/>
-      <w:r>
-        <w:rPr>
-          <w:color w:val="156082"/>
-          <w:sz w:val="36"/>
-          <w:szCs w:val="36"/>
-        </w:rPr>
-        <w:t xml:space="preserve"> Submission </w:t>
+        <w:t xml:space="preserve">Date Of Submission </w:t>
       </w:r>
       <w:r>
         <w:rPr>
@@ -2488,7 +2470,7 @@
         <w:rPr>
           <w:sz w:val="24"/>
           <w:szCs w:val="24"/>
-          <w:lang w:val="es-CL"/>
+          <w:lang w:val="en-US"/>
         </w:rPr>
       </w:pPr>
       <w:bookmarkStart w:id="2" w:name="_Toc243571238"/>
@@ -2531,7 +2513,23 @@
           <w:szCs w:val="24"/>
           <w:lang w:val="en-US"/>
         </w:rPr>
-        <w:t xml:space="preserve">Pedestrian activity in the city center varies in location, day, and time, thereby creating challenges for retail and hospitality planning. This project proposes to </w:t>
+        <w:t xml:space="preserve">Pedestrian activity in </w:t>
+      </w:r>
+      <w:r>
+        <w:rPr>
+          <w:sz w:val="24"/>
+          <w:szCs w:val="24"/>
+          <w:lang w:val="en-US"/>
+        </w:rPr>
+        <w:t xml:space="preserve">the </w:t>
+      </w:r>
+      <w:r>
+        <w:rPr>
+          <w:sz w:val="24"/>
+          <w:szCs w:val="24"/>
+          <w:lang w:val="en-US"/>
+        </w:rPr>
+        <w:t xml:space="preserve">city </w:t>
       </w:r>
       <w:proofErr w:type="spellStart"/>
       <w:r>
@@ -2540,6 +2538,80 @@
           <w:szCs w:val="24"/>
           <w:lang w:val="en-US"/>
         </w:rPr>
+        <w:t>cent</w:t>
+      </w:r>
+      <w:r>
+        <w:rPr>
+          <w:sz w:val="24"/>
+          <w:szCs w:val="24"/>
+          <w:lang w:val="en-US"/>
+        </w:rPr>
+        <w:t>re</w:t>
+      </w:r>
+      <w:proofErr w:type="spellEnd"/>
+      <w:r>
+        <w:rPr>
+          <w:sz w:val="24"/>
+          <w:szCs w:val="24"/>
+          <w:lang w:val="en-US"/>
+        </w:rPr>
+        <w:t xml:space="preserve"> varies by location, time and day, there</w:t>
+      </w:r>
+      <w:r>
+        <w:rPr>
+          <w:sz w:val="24"/>
+          <w:szCs w:val="24"/>
+          <w:lang w:val="en-US"/>
+        </w:rPr>
+        <w:t>by</w:t>
+      </w:r>
+      <w:r>
+        <w:rPr>
+          <w:sz w:val="24"/>
+          <w:szCs w:val="24"/>
+          <w:lang w:val="en-US"/>
+        </w:rPr>
+        <w:t xml:space="preserve"> creating challenge</w:t>
+      </w:r>
+      <w:r>
+        <w:rPr>
+          <w:sz w:val="24"/>
+          <w:szCs w:val="24"/>
+          <w:lang w:val="en-US"/>
+        </w:rPr>
+        <w:t xml:space="preserve">s </w:t>
+      </w:r>
+      <w:r>
+        <w:rPr>
+          <w:sz w:val="24"/>
+          <w:szCs w:val="24"/>
+          <w:lang w:val="en-US"/>
+        </w:rPr>
+        <w:t>for retail and hospitality planning. This Pro</w:t>
+      </w:r>
+      <w:r>
+        <w:rPr>
+          <w:sz w:val="24"/>
+          <w:szCs w:val="24"/>
+          <w:lang w:val="en-US"/>
+        </w:rPr>
+        <w:t>j</w:t>
+      </w:r>
+      <w:r>
+        <w:rPr>
+          <w:sz w:val="24"/>
+          <w:szCs w:val="24"/>
+          <w:lang w:val="en-US"/>
+        </w:rPr>
+        <w:t xml:space="preserve">ect will </w:t>
+      </w:r>
+      <w:proofErr w:type="spellStart"/>
+      <w:r>
+        <w:rPr>
+          <w:sz w:val="24"/>
+          <w:szCs w:val="24"/>
+          <w:lang w:val="en-US"/>
+        </w:rPr>
         <w:t>analyse</w:t>
       </w:r>
       <w:proofErr w:type="spellEnd"/>
@@ -2549,7 +2621,96 @@
           <w:szCs w:val="24"/>
           <w:lang w:val="en-US"/>
         </w:rPr>
-        <w:t xml:space="preserve"> the historical pedestrian flows and to develop a predictive model to predict the future. In this way, the local businesses could plan their staffing, their inventories and their promotions.</w:t>
+        <w:t xml:space="preserve"> the historical pedestrian flows and develop a predictive model to the future. The idea is</w:t>
+      </w:r>
+      <w:r>
+        <w:rPr>
+          <w:sz w:val="24"/>
+          <w:szCs w:val="24"/>
+          <w:lang w:val="en-US"/>
+        </w:rPr>
+        <w:t xml:space="preserve"> to</w:t>
+      </w:r>
+      <w:r>
+        <w:rPr>
+          <w:sz w:val="24"/>
+          <w:szCs w:val="24"/>
+          <w:lang w:val="en-US"/>
+        </w:rPr>
+        <w:t xml:space="preserve"> help</w:t>
+      </w:r>
+      <w:r>
+        <w:rPr>
+          <w:sz w:val="24"/>
+          <w:szCs w:val="24"/>
+          <w:lang w:val="en-US"/>
+        </w:rPr>
+        <w:t xml:space="preserve"> </w:t>
+      </w:r>
+      <w:r>
+        <w:rPr>
+          <w:sz w:val="24"/>
+          <w:szCs w:val="24"/>
+          <w:lang w:val="en-US"/>
+        </w:rPr>
+        <w:t>local</w:t>
+      </w:r>
+      <w:r>
+        <w:rPr>
+          <w:sz w:val="24"/>
+          <w:szCs w:val="24"/>
+          <w:lang w:val="en-US"/>
+        </w:rPr>
+        <w:t xml:space="preserve"> </w:t>
+      </w:r>
+      <w:r>
+        <w:rPr>
+          <w:sz w:val="24"/>
+          <w:szCs w:val="24"/>
+          <w:lang w:val="en-US"/>
+        </w:rPr>
+        <w:t>busi</w:t>
+      </w:r>
+      <w:r>
+        <w:rPr>
+          <w:sz w:val="24"/>
+          <w:szCs w:val="24"/>
+          <w:lang w:val="en-US"/>
+        </w:rPr>
+        <w:t>n</w:t>
+      </w:r>
+      <w:r>
+        <w:rPr>
+          <w:sz w:val="24"/>
+          <w:szCs w:val="24"/>
+          <w:lang w:val="en-US"/>
+        </w:rPr>
+        <w:t>esse</w:t>
+      </w:r>
+      <w:r>
+        <w:rPr>
+          <w:sz w:val="24"/>
+          <w:szCs w:val="24"/>
+          <w:lang w:val="en-US"/>
+        </w:rPr>
+        <w:t>s</w:t>
+      </w:r>
+      <w:r>
+        <w:rPr>
+          <w:sz w:val="24"/>
+          <w:szCs w:val="24"/>
+          <w:lang w:val="en-US"/>
+        </w:rPr>
+        <w:t xml:space="preserve"> plan their staffing, their inventories and their promotion </w:t>
+      </w:r>
+      <w:r>
+        <w:rPr>
+          <w:sz w:val="24"/>
+          <w:szCs w:val="24"/>
+          <w:lang w:val="en-US"/>
+        </w:rPr>
+        <w:br/>
+        <w:t xml:space="preserve"> </w:t>
       </w:r>
       <w:r>
         <w:rPr>
@@ -2600,6 +2761,17 @@
       <w:r>
         <w:rPr>
           <w:rFonts w:ascii="Calibri" w:hAnsi="Calibri" w:cs="Calibri"/>
+          <w:b/>
+          <w:bCs/>
+          <w:color w:val="000000" w:themeColor="text1"/>
+          <w:sz w:val="24"/>
+          <w:szCs w:val="24"/>
+        </w:rPr>
+        <w:br/>
+      </w:r>
+      <w:r>
+        <w:rPr>
+          <w:rFonts w:ascii="Calibri" w:hAnsi="Calibri" w:cs="Calibri"/>
           <w:color w:val="000000" w:themeColor="text1"/>
           <w:sz w:val="24"/>
           <w:szCs w:val="24"/>
@@ -2667,7 +2839,27 @@
           <w:szCs w:val="24"/>
           <w:lang w:val="en-US"/>
         </w:rPr>
-        <w:t xml:space="preserve"> staff, stock and promotions, which are critical to their operational planning. The project will investigate whether historical pedestrian counts can identify patterns and predict busy and quiet periods at selected locations. But a footfall count does not tell you how many people enter the shop or buy anything, so this project is intended to provide useful information for planning, not to predict demand or sales. Consequently, if you have too much stock during a quiet time, it could lead to more waste, and if there isn't enough staff at a busy time, you might be in trouble with your customers.</w:t>
+        <w:t xml:space="preserve"> staff, stock and promotions, which are critical to their operational planning. The project will investigate whether historical pedestrian counts can identify patterns and predict busy and quiet periods at selected locations. But a footfall count does not tell you how many people enter the shop or buy anything, so this project is intended to provide useful information for planning, not to predict demand or sales. Consequently, if you have too much stock during a quiet time, it could lead to more waste, and if there is</w:t>
+      </w:r>
+      <w:r>
+        <w:rPr>
+          <w:rFonts w:ascii="Calibri" w:hAnsi="Calibri" w:cs="Calibri"/>
+          <w:color w:val="000000" w:themeColor="text1"/>
+          <w:sz w:val="24"/>
+          <w:szCs w:val="24"/>
+          <w:lang w:val="en-US"/>
+        </w:rPr>
+        <w:t xml:space="preserve"> not</w:t>
+      </w:r>
+      <w:r>
+        <w:rPr>
+          <w:rFonts w:ascii="Calibri" w:hAnsi="Calibri" w:cs="Calibri"/>
+          <w:color w:val="000000" w:themeColor="text1"/>
+          <w:sz w:val="24"/>
+          <w:szCs w:val="24"/>
+          <w:lang w:val="en-US"/>
+        </w:rPr>
+        <w:t xml:space="preserve"> enough staff at a busy time, you might be in trouble with your customers.</w:t>
       </w:r>
     </w:p>
     <w:p>
@@ -2722,14 +2914,23 @@
           <w:sz w:val="24"/>
           <w:szCs w:val="24"/>
         </w:rPr>
-        <w:t xml:space="preserve">To analyse and predict pedestrian footfall </w:t>
-      </w:r>
-      <w:r>
-        <w:rPr>
-          <w:sz w:val="24"/>
-          <w:szCs w:val="24"/>
-        </w:rPr>
-        <w:t xml:space="preserve">in certain areas of the city centre, to aid the operational planning of retail and hospitality businesses  </w:t>
+        <w:t xml:space="preserve">Through this work we will be able to </w:t>
+      </w:r>
+      <w:proofErr w:type="spellStart"/>
+      <w:r>
+        <w:rPr>
+          <w:sz w:val="24"/>
+          <w:szCs w:val="24"/>
+        </w:rPr>
+        <w:t>analise</w:t>
+      </w:r>
+      <w:proofErr w:type="spellEnd"/>
+      <w:r>
+        <w:rPr>
+          <w:sz w:val="24"/>
+          <w:szCs w:val="24"/>
+        </w:rPr>
+        <w:t xml:space="preserve"> and predict pedestrian flow in some areas of Dublin, with the intention of helping the operational planning of retail and hospitality businesses </w:t>
       </w:r>
     </w:p>
     <w:p>
@@ -2962,6 +3163,7 @@
         <w:rPr>
           <w:lang w:val="en-US"/>
         </w:rPr>
+        <w:lastRenderedPageBreak/>
         <w:t>behaviour</w:t>
       </w:r>
       <w:proofErr w:type="spellEnd"/>
@@ -2969,28 +3171,7 @@
         <w:rPr>
           <w:lang w:val="en-US"/>
         </w:rPr>
-        <w:t xml:space="preserve"> analysis or tracking. The result will be used to assist with the planning of staffing, promotions and stock. This study is based on selected reliable data from 2025. By selecting </w:t>
-      </w:r>
-      <w:proofErr w:type="gramStart"/>
-      <w:r>
-        <w:rPr>
-          <w:lang w:val="en-US"/>
-        </w:rPr>
-        <w:t>just</w:t>
-      </w:r>
-      <w:proofErr w:type="gramEnd"/>
-      <w:r>
-        <w:rPr>
-          <w:lang w:val="en-US"/>
-        </w:rPr>
-        <w:t xml:space="preserve"> a small number of reliable counters, the project will be manageable and comparisons between locations will be more meaningful. As only one year is used, any findings on the seasonal patterns </w:t>
-      </w:r>
-      <w:r>
-        <w:rPr>
-          <w:lang w:val="en-US"/>
-        </w:rPr>
-        <w:lastRenderedPageBreak/>
-        <w:t>will be interpreted cautiously and will not be able to determine whether the same pattern repeats year after year.</w:t>
+        <w:t xml:space="preserve"> analysis or tracking. The result will be used to assist with the planning of staffing, promotions and stock. This study is based on selected reliable data from 2025. By selecting just a small number of reliable counters, the project will be manageable and comparisons between locations will be more meaningful. As only one year is used, any findings on the seasonal patterns will be interpreted cautiously and will not be able to determine whether the same pattern repeats year after year.</w:t>
       </w:r>
     </w:p>
     <w:p>
@@ -3069,23 +3250,21 @@
         </w:rPr>
         <w:t xml:space="preserve">. For organizing the data, we will use the </w:t>
       </w:r>
-      <w:proofErr w:type="gramStart"/>
-      <w:r>
-        <w:rPr>
-          <w:sz w:val="24"/>
-          <w:szCs w:val="24"/>
-          <w:lang w:val="en-US"/>
-        </w:rPr>
-        <w:t>pandas</w:t>
-      </w:r>
-      <w:proofErr w:type="gramEnd"/>
-      <w:r>
-        <w:rPr>
-          <w:sz w:val="24"/>
-          <w:szCs w:val="24"/>
-          <w:lang w:val="en-US"/>
-        </w:rPr>
-        <w:t xml:space="preserve"> library, for visualizing Matplotlib, and for learning, we use scikit-learn.</w:t>
+      <w:r>
+        <w:rPr>
+          <w:sz w:val="24"/>
+          <w:szCs w:val="24"/>
+          <w:lang w:val="en-US"/>
+        </w:rPr>
+        <w:t>P</w:t>
+      </w:r>
+      <w:r>
+        <w:rPr>
+          <w:sz w:val="24"/>
+          <w:szCs w:val="24"/>
+          <w:lang w:val="en-US"/>
+        </w:rPr>
+        <w:t>andas library, for visualizing Matplotlib, and for learning, we use scikit-learn.</w:t>
       </w:r>
     </w:p>
     <w:p>
@@ -4914,14 +5093,7 @@
         <w:rPr>
           <w:lang w:val="en-US"/>
         </w:rPr>
-        <w:t xml:space="preserve"> how to make </w:t>
-      </w:r>
-      <w:proofErr w:type="gramStart"/>
-      <w:r>
-        <w:rPr>
-          <w:lang w:val="en-US"/>
-        </w:rPr>
-        <w:t>one</w:t>
+        <w:t xml:space="preserve"> how to make one</w:t>
       </w:r>
       <w:r>
         <w:rPr>
@@ -4935,7 +5107,6 @@
         </w:rPr>
         <w:t>?</w:t>
       </w:r>
-      <w:proofErr w:type="gramEnd"/>
     </w:p>
     <w:p>
       <w:pPr>
@@ -5491,25 +5662,7 @@
           <w:szCs w:val="24"/>
           <w:lang w:val="en-US"/>
         </w:rPr>
-        <w:t xml:space="preserve">I've checked the rows and columns (8760, 118) in the data I shared. do you think it's a good dataset for a </w:t>
-      </w:r>
-      <w:proofErr w:type="gramStart"/>
-      <w:r>
-        <w:rPr>
-          <w:sz w:val="24"/>
-          <w:szCs w:val="24"/>
-          <w:lang w:val="en-US"/>
-        </w:rPr>
-        <w:t>one year</w:t>
-      </w:r>
-      <w:proofErr w:type="gramEnd"/>
-      <w:r>
-        <w:rPr>
-          <w:sz w:val="24"/>
-          <w:szCs w:val="24"/>
-          <w:lang w:val="en-US"/>
-        </w:rPr>
-        <w:t xml:space="preserve"> project?</w:t>
+        <w:t>I've checked the rows and columns (8760, 118) in the data I shared. do you think it's a good dataset for a one year project?</w:t>
       </w:r>
     </w:p>
     <w:p>
@@ -5756,7 +5909,7 @@
           <w:color w:val="000000" w:themeColor="text1"/>
           <w:sz w:val="24"/>
           <w:szCs w:val="24"/>
-          <w:lang w:val="es-CL"/>
+          <w:lang w:val="en-US"/>
         </w:rPr>
       </w:pPr>
       <w:r>
@@ -6901,7 +7054,7 @@
           <w:lang w:val="es-CL"/>
         </w:rPr>
         <w:drawing>
-          <wp:inline distT="0" distB="0" distL="0" distR="0" wp14:anchorId="60F23ADF" wp14:editId="7D3A9324">
+          <wp:inline distT="0" distB="0" distL="0" distR="0" wp14:anchorId="60F23ADF" wp14:editId="396B9E0D">
             <wp:extent cx="3128192" cy="2934031"/>
             <wp:effectExtent l="0" t="0" r="0" b="0"/>
             <wp:docPr id="29" name="Imagen 29"/>
@@ -8309,6 +8462,7 @@
   <w:style w:type="character" w:default="1" w:styleId="Fuentedeprrafopredeter">
     <w:name w:val="Default Paragraph Font"/>
     <w:uiPriority w:val="1"/>
+    <w:semiHidden/>
     <w:unhideWhenUsed/>
   </w:style>
   <w:style w:type="table" w:default="1" w:styleId="Tablanormal">
